--- a/yeu-cau-02/SIXDO_YeuCau02_Bullet_LamRo.docx
+++ b/yeu-cau-02/SIXDO_YeuCau02_Bullet_LamRo.docx
@@ -7,18 +7,18 @@
         <w:pStyle w:val="Title"/>
       </w:pPr>
       <w:r>
-        <w:t xml:space="preserve">Làm rõ phần bullet listing – Yêu cầu 02</w:t>
+        <w:t xml:space="preserve">Chỉnh sửa bullet listing – Yêu cầu 02</w:t>
       </w:r>
     </w:p>
     <w:p>
       <w:r>
-        <w:t xml:space="preserve">SIXDO trên Amazon US – 5 bullet cho mỗi sản phẩm</w:t>
+        <w:t xml:space="preserve">SIXDO trên Amazon US – 5 bullet cho mỗi sản phẩm, sửa từ bullet đang có</w:t>
       </w:r>
       <w:r>
         <w:br/>
       </w:r>
       <w:r>
-        <w:t xml:space="preserve">Tài liệu đi kèm Yêu cầu 02, mục 3.2  |  Bản đầy đủ từng câu, nghĩa tiếng Việt, lý do và cách điền số liệu</w:t>
+        <w:t xml:space="preserve">Tài liệu đi kèm Yêu cầu 02, mục 3.2  |  Đối chiếu bullet hiện tại, giữ ý tốt, sửa ý sai mùa, bổ sung thông tin khách cần</w:t>
       </w:r>
     </w:p>
     <w:p>
@@ -32,7 +32,12 @@
     </w:p>
     <w:p>
       <w:r>
-        <w:t xml:space="preserve">Trong bản Yêu cầu 02, mục 3.2 chỉ có bảng rút gọn. File này ghi đầy đủ 5 bullet của từng sản phẩm để đăng thẳng lên Seller Central.</w:t>
+        <w:t xml:space="preserve">File này không viết lại từ đầu. Mỗi sản phẩm đi theo 3 bước: đọc bullet đang có trên Amazon → quyết định giữ, sửa hay bỏ từng ý → viết 5 bullet mới.</w:t>
+      </w:r>
+    </w:p>
+    <w:p>
+      <w:r>
+        <w:t xml:space="preserve">Ba vấn đề chung của bullet hiện tại:</w:t>
       </w:r>
     </w:p>
     <w:p>
@@ -43,10 +48,10 @@
         <w:rPr>
           <w:b/>
         </w:rPr>
-        <w:t xml:space="preserve">Mỗi bullet trả lời một câu hỏi của khách</w:t>
+        <w:t xml:space="preserve">Bán theo mùa hè.</w:t>
       </w:r>
       <w:r>
-        <w:t xml:space="preserve">, theo thứ tự khách cần biết: dùng vào dịp nào → thương hiệu là ai → vải có xuyên, có lót không → mặc size nào → giặt ra sao.</w:t>
+        <w:t xml:space="preserve"> SP1 ghi "ideal for warm summer days", SP2 ghi "warm-weather companion for the summer season". Ở Q4 khách không tìm "summer dress" (YC02 mục 2).</w:t>
       </w:r>
     </w:p>
     <w:p>
@@ -57,10 +62,10 @@
         <w:rPr>
           <w:b/>
         </w:rPr>
-        <w:t xml:space="preserve">Bullet 3 và 4 là quan trọng nhất.</w:t>
+        <w:t xml:space="preserve">Thiếu điều khách hỏi nhiều nhất.</w:t>
       </w:r>
       <w:r>
-        <w:t xml:space="preserve"> Trong 40 review đối thủ, 32 review nhắc chất liệu và 30 review nhắc size [N1]. SP2 có 5/8 review lệch kỳ vọng về hình ảnh.</w:t>
+        <w:t xml:space="preserve"> Không bullet nào ghi lót, độ xuyên hay số đo inch, trong khi 32/40 review đối thủ nhắc chất liệu và 30/40 nhắc size [N1]. SP2 có 5/8 review lệch kỳ vọng.</w:t>
       </w:r>
     </w:p>
     <w:p>
@@ -71,10 +76,20 @@
         <w:rPr>
           <w:b/>
         </w:rPr>
-        <w:t xml:space="preserve">Chỉ ghi điều đã kiểm chứng.</w:t>
+        <w:t xml:space="preserve">Có claim chưa kiểm chứng hoặc mâu thuẫn.</w:t>
       </w:r>
       <w:r>
-        <w:t xml:space="preserve"> Phần trong [ ] là số liệu phải đo hoặc xem trên hàng thật rồi điền, không được để trống khi đăng.</w:t>
+        <w:t xml:space="preserve"> SP3 ghi "ideal for fall and winter weather" cho váy không tay, hở lưng. SP3 bullet ghi "machine wash" nhưng thuộc tính ghi "Hand Wash Only".</w:t>
+      </w:r>
+    </w:p>
+    <w:p>
+      <w:r>
+        <w:t xml:space="preserve">Những ý tốt được giữ lại: "all-in-one look" của SP1, "gentle flare from the waist" của SP2, "từ văn phòng đến sự kiện" của SP3, và bảng quy đổi size số của SP2.</w:t>
+      </w:r>
+    </w:p>
+    <w:p>
+      <w:r>
+        <w:t xml:space="preserve">Dữ kiện mới lấy từ listing, đã đưa vào bullet:</w:t>
       </w:r>
     </w:p>
     <w:p>
@@ -82,13 +97,7 @@
         <w:pStyle w:val="ListBullet"/>
       </w:pPr>
       <w:r>
-        <w:rPr>
-          <w:b/>
-        </w:rPr>
-        <w:t xml:space="preserve">SP3 có hai bản bullet 1</w:t>
-      </w:r>
-      <w:r>
-        <w:t xml:space="preserve">, một cho màu đen (tiệc cuối năm) và một cho màu hồng (Valentine, Phục sinh).</w:t>
+        <w:t xml:space="preserve">SP1: mặc kiểu chui (pull-on), chỉ giặt tay.</w:t>
       </w:r>
     </w:p>
     <w:p>
@@ -96,7 +105,31 @@
         <w:pStyle w:val="ListBullet"/>
       </w:pPr>
       <w:r>
-        <w:t xml:space="preserve">Tất cả bullet đều dưới 250 ký tự sau khi điền (dài nhất 205 ký tự).</w:t>
+        <w:t xml:space="preserve">SP2: 100% polyester, khóa kéo, 5 size S–XXL.</w:t>
+      </w:r>
+    </w:p>
+    <w:p>
+      <w:pPr>
+        <w:pStyle w:val="ListBullet"/>
+      </w:pPr>
+      <w:r>
+        <w:t xml:space="preserve">SP3: 100% polyester, dáng chữ A cạp cao, hở lưng, mặc kiểu chui.</w:t>
+      </w:r>
+    </w:p>
+    <w:p>
+      <w:r>
+        <w:t xml:space="preserve">Tất cả bullet mới đều dưới 250 ký tự sau khi điền (dài nhất 215 ký tự).</w:t>
+      </w:r>
+    </w:p>
+    <w:p>
+      <w:r>
+        <w:rPr>
+          <w:b/>
+        </w:rPr>
+        <w:t xml:space="preserve">Giới hạn:</w:t>
+      </w:r>
+      <w:r>
+        <w:t xml:space="preserve"> môi trường làm bài bị chặn truy cập Amazon. Nội dung bullet hiện tại được tái dựng từ kết quả tìm kiếm ngày 30/09/2026 [1]–[3], không phải bản chép nguyên văn [KC]. Trước khi đăng, mở Seller Central (Edit listing) để đối chiếu lại.</w:t>
       </w:r>
     </w:p>
     <w:p>
@@ -115,11 +148,10 @@
         <w:tblLook w:firstColumn="1" w:firstRow="1" w:lastColumn="0" w:lastRow="0" w:noHBand="0" w:noVBand="1" w:val="04A0"/>
       </w:tblPr>
       <w:tblGrid>
-        <w:gridCol w:w="748"/>
-        <w:gridCol w:w="1535"/>
-        <w:gridCol w:w="2598"/>
-        <w:gridCol w:w="2598"/>
-        <w:gridCol w:w="2601"/>
+        <w:gridCol w:w="1160"/>
+        <w:gridCol w:w="2382"/>
+        <w:gridCol w:w="3421"/>
+        <w:gridCol w:w="3117"/>
       </w:tblGrid>
       <w:tr>
         <w:trPr>
@@ -128,7 +160,7 @@
         </w:trPr>
         <w:tc>
           <w:tcPr>
-            <w:tcW w:type="dxa" w:w="748"/>
+            <w:tcW w:type="dxa" w:w="1160"/>
             <w:tcBorders>
               <w:top w:val="single" w:sz="4" w:color="D9D9D9"/>
               <w:left w:val="single" w:sz="4" w:color="D9D9D9"/>
@@ -144,7 +176,7 @@
             <w:r>
               <w:rPr>
                 <w:b/>
-                <w:sz w:val="16"/>
+                <w:sz w:val="18"/>
               </w:rPr>
               <w:t xml:space="preserve">Bullet</w:t>
             </w:r>
@@ -152,7 +184,7 @@
         </w:tc>
         <w:tc>
           <w:tcPr>
-            <w:tcW w:type="dxa" w:w="1535"/>
+            <w:tcW w:type="dxa" w:w="2382"/>
             <w:tcBorders>
               <w:top w:val="single" w:sz="4" w:color="D9D9D9"/>
               <w:left w:val="single" w:sz="4" w:color="D9D9D9"/>
@@ -168,7 +200,7 @@
             <w:r>
               <w:rPr>
                 <w:b/>
-                <w:sz w:val="16"/>
+                <w:sz w:val="18"/>
               </w:rPr>
               <w:t xml:space="preserve">Câu hỏi của khách</w:t>
             </w:r>
@@ -176,7 +208,7 @@
         </w:tc>
         <w:tc>
           <w:tcPr>
-            <w:tcW w:type="dxa" w:w="2598"/>
+            <w:tcW w:type="dxa" w:w="3421"/>
             <w:tcBorders>
               <w:top w:val="single" w:sz="4" w:color="D9D9D9"/>
               <w:left w:val="single" w:sz="4" w:color="D9D9D9"/>
@@ -192,7 +224,7 @@
             <w:r>
               <w:rPr>
                 <w:b/>
-                <w:sz w:val="16"/>
+                <w:sz w:val="18"/>
               </w:rPr>
               <w:t xml:space="preserve">Nội dung</w:t>
             </w:r>
@@ -200,7 +232,7 @@
         </w:tc>
         <w:tc>
           <w:tcPr>
-            <w:tcW w:type="dxa" w:w="2598"/>
+            <w:tcW w:type="dxa" w:w="3117"/>
             <w:tcBorders>
               <w:top w:val="single" w:sz="4" w:color="D9D9D9"/>
               <w:left w:val="single" w:sz="4" w:color="D9D9D9"/>
@@ -216,15 +248,576 @@
             <w:r>
               <w:rPr>
                 <w:b/>
-                <w:sz w:val="16"/>
+                <w:sz w:val="18"/>
               </w:rPr>
-              <w:t xml:space="preserve">Vì sao</w:t>
+              <w:t xml:space="preserve">Bullet hiện tại đã có chưa</w:t>
+            </w:r>
+          </w:p>
+        </w:tc>
+      </w:tr>
+      <w:tr>
+        <w:trPr>
+          <w:cantSplit/>
+        </w:trPr>
+        <w:tc>
+          <w:tcPr>
+            <w:tcW w:type="dxa" w:w="1160"/>
+            <w:tcBorders>
+              <w:top w:val="single" w:sz="4" w:color="D9D9D9"/>
+              <w:left w:val="single" w:sz="4" w:color="D9D9D9"/>
+              <w:bottom w:val="single" w:sz="4" w:color="D9D9D9"/>
+              <w:right w:val="single" w:sz="4" w:color="D9D9D9"/>
+            </w:tcBorders>
+            <w:shd w:val="clear" w:color="auto" w:fill="FFFFFF"/>
+          </w:tcPr>
+          <w:p>
+            <w:pPr>
+              <w:spacing w:after="60" w:before="60"/>
+            </w:pPr>
+            <w:r>
+              <w:rPr>
+                <w:b w:val="0"/>
+                <w:sz w:val="18"/>
+              </w:rPr>
+              <w:t xml:space="preserve">1 Dịp dùng</w:t>
             </w:r>
           </w:p>
         </w:tc>
         <w:tc>
           <w:tcPr>
-            <w:tcW w:type="dxa" w:w="2601"/>
+            <w:tcW w:type="dxa" w:w="2382"/>
+            <w:tcBorders>
+              <w:top w:val="single" w:sz="4" w:color="D9D9D9"/>
+              <w:left w:val="single" w:sz="4" w:color="D9D9D9"/>
+              <w:bottom w:val="single" w:sz="4" w:color="D9D9D9"/>
+              <w:right w:val="single" w:sz="4" w:color="D9D9D9"/>
+            </w:tcBorders>
+            <w:shd w:val="clear" w:color="auto" w:fill="FFFFFF"/>
+          </w:tcPr>
+          <w:p>
+            <w:pPr>
+              <w:spacing w:after="60" w:before="60"/>
+            </w:pPr>
+            <w:r>
+              <w:rPr>
+                <w:b w:val="0"/>
+                <w:sz w:val="18"/>
+              </w:rPr>
+              <w:t xml:space="preserve">"Mặc vào dịp nào?"</w:t>
+            </w:r>
+          </w:p>
+        </w:tc>
+        <w:tc>
+          <w:tcPr>
+            <w:tcW w:type="dxa" w:w="3421"/>
+            <w:tcBorders>
+              <w:top w:val="single" w:sz="4" w:color="D9D9D9"/>
+              <w:left w:val="single" w:sz="4" w:color="D9D9D9"/>
+              <w:bottom w:val="single" w:sz="4" w:color="D9D9D9"/>
+              <w:right w:val="single" w:sz="4" w:color="D9D9D9"/>
+            </w:tcBorders>
+            <w:shd w:val="clear" w:color="auto" w:fill="FFFFFF"/>
+          </w:tcPr>
+          <w:p>
+            <w:pPr>
+              <w:spacing w:after="60" w:before="60"/>
+            </w:pPr>
+            <w:r>
+              <w:rPr>
+                <w:b w:val="0"/>
+                <w:sz w:val="18"/>
+              </w:rPr>
+              <w:t xml:space="preserve">Dịp, nơi mặc, cách phối lớp khi trời lạnh</w:t>
+            </w:r>
+          </w:p>
+        </w:tc>
+        <w:tc>
+          <w:tcPr>
+            <w:tcW w:type="dxa" w:w="3117"/>
+            <w:tcBorders>
+              <w:top w:val="single" w:sz="4" w:color="D9D9D9"/>
+              <w:left w:val="single" w:sz="4" w:color="D9D9D9"/>
+              <w:bottom w:val="single" w:sz="4" w:color="D9D9D9"/>
+              <w:right w:val="single" w:sz="4" w:color="D9D9D9"/>
+            </w:tcBorders>
+            <w:shd w:val="clear" w:color="auto" w:fill="FFFFFF"/>
+          </w:tcPr>
+          <w:p>
+            <w:pPr>
+              <w:spacing w:after="60" w:before="60"/>
+            </w:pPr>
+            <w:r>
+              <w:rPr>
+                <w:b w:val="0"/>
+                <w:sz w:val="18"/>
+              </w:rPr>
+              <w:t xml:space="preserve">Có, nhưng gắn mùa hè hoặc quá chung</w:t>
+            </w:r>
+          </w:p>
+        </w:tc>
+      </w:tr>
+      <w:tr>
+        <w:trPr>
+          <w:cantSplit/>
+        </w:trPr>
+        <w:tc>
+          <w:tcPr>
+            <w:tcW w:type="dxa" w:w="1160"/>
+            <w:tcBorders>
+              <w:top w:val="single" w:sz="4" w:color="D9D9D9"/>
+              <w:left w:val="single" w:sz="4" w:color="D9D9D9"/>
+              <w:bottom w:val="single" w:sz="4" w:color="D9D9D9"/>
+              <w:right w:val="single" w:sz="4" w:color="D9D9D9"/>
+            </w:tcBorders>
+            <w:shd w:val="clear" w:color="auto" w:fill="F6F7F8"/>
+          </w:tcPr>
+          <w:p>
+            <w:pPr>
+              <w:spacing w:after="60" w:before="60"/>
+            </w:pPr>
+            <w:r>
+              <w:rPr>
+                <w:b w:val="0"/>
+                <w:sz w:val="18"/>
+              </w:rPr>
+              <w:t xml:space="preserve">2 Thương hiệu</w:t>
+            </w:r>
+          </w:p>
+        </w:tc>
+        <w:tc>
+          <w:tcPr>
+            <w:tcW w:type="dxa" w:w="2382"/>
+            <w:tcBorders>
+              <w:top w:val="single" w:sz="4" w:color="D9D9D9"/>
+              <w:left w:val="single" w:sz="4" w:color="D9D9D9"/>
+              <w:bottom w:val="single" w:sz="4" w:color="D9D9D9"/>
+              <w:right w:val="single" w:sz="4" w:color="D9D9D9"/>
+            </w:tcBorders>
+            <w:shd w:val="clear" w:color="auto" w:fill="F6F7F8"/>
+          </w:tcPr>
+          <w:p>
+            <w:pPr>
+              <w:spacing w:after="60" w:before="60"/>
+            </w:pPr>
+            <w:r>
+              <w:rPr>
+                <w:b w:val="0"/>
+                <w:sz w:val="18"/>
+              </w:rPr>
+              <w:t xml:space="preserve">"SIXDO là ai, sao giá cao hơn?"</w:t>
+            </w:r>
+          </w:p>
+        </w:tc>
+        <w:tc>
+          <w:tcPr>
+            <w:tcW w:type="dxa" w:w="3421"/>
+            <w:tcBorders>
+              <w:top w:val="single" w:sz="4" w:color="D9D9D9"/>
+              <w:left w:val="single" w:sz="4" w:color="D9D9D9"/>
+              <w:bottom w:val="single" w:sz="4" w:color="D9D9D9"/>
+              <w:right w:val="single" w:sz="4" w:color="D9D9D9"/>
+            </w:tcBorders>
+            <w:shd w:val="clear" w:color="auto" w:fill="F6F7F8"/>
+          </w:tcPr>
+          <w:p>
+            <w:pPr>
+              <w:spacing w:after="60" w:before="60"/>
+            </w:pPr>
+            <w:r>
+              <w:rPr>
+                <w:b w:val="0"/>
+                <w:sz w:val="18"/>
+              </w:rPr>
+              <w:t xml:space="preserve">SIXDO từng trình diễn tại NYFW; chi tiết thấy được</w:t>
+            </w:r>
+          </w:p>
+        </w:tc>
+        <w:tc>
+          <w:tcPr>
+            <w:tcW w:type="dxa" w:w="3117"/>
+            <w:tcBorders>
+              <w:top w:val="single" w:sz="4" w:color="D9D9D9"/>
+              <w:left w:val="single" w:sz="4" w:color="D9D9D9"/>
+              <w:bottom w:val="single" w:sz="4" w:color="D9D9D9"/>
+              <w:right w:val="single" w:sz="4" w:color="D9D9D9"/>
+            </w:tcBorders>
+            <w:shd w:val="clear" w:color="auto" w:fill="F6F7F8"/>
+          </w:tcPr>
+          <w:p>
+            <w:pPr>
+              <w:spacing w:after="60" w:before="60"/>
+            </w:pPr>
+            <w:r>
+              <w:rPr>
+                <w:b w:val="0"/>
+                <w:sz w:val="18"/>
+              </w:rPr>
+              <w:t xml:space="preserve">Chưa có</w:t>
+            </w:r>
+          </w:p>
+        </w:tc>
+      </w:tr>
+      <w:tr>
+        <w:trPr>
+          <w:cantSplit/>
+        </w:trPr>
+        <w:tc>
+          <w:tcPr>
+            <w:tcW w:type="dxa" w:w="1160"/>
+            <w:tcBorders>
+              <w:top w:val="single" w:sz="4" w:color="D9D9D9"/>
+              <w:left w:val="single" w:sz="4" w:color="D9D9D9"/>
+              <w:bottom w:val="single" w:sz="4" w:color="D9D9D9"/>
+              <w:right w:val="single" w:sz="4" w:color="D9D9D9"/>
+            </w:tcBorders>
+            <w:shd w:val="clear" w:color="auto" w:fill="FFFFFF"/>
+          </w:tcPr>
+          <w:p>
+            <w:pPr>
+              <w:spacing w:after="60" w:before="60"/>
+            </w:pPr>
+            <w:r>
+              <w:rPr>
+                <w:b w:val="0"/>
+                <w:sz w:val="18"/>
+              </w:rPr>
+              <w:t xml:space="preserve">3 Chất liệu</w:t>
+            </w:r>
+          </w:p>
+        </w:tc>
+        <w:tc>
+          <w:tcPr>
+            <w:tcW w:type="dxa" w:w="2382"/>
+            <w:tcBorders>
+              <w:top w:val="single" w:sz="4" w:color="D9D9D9"/>
+              <w:left w:val="single" w:sz="4" w:color="D9D9D9"/>
+              <w:bottom w:val="single" w:sz="4" w:color="D9D9D9"/>
+              <w:right w:val="single" w:sz="4" w:color="D9D9D9"/>
+            </w:tcBorders>
+            <w:shd w:val="clear" w:color="auto" w:fill="FFFFFF"/>
+          </w:tcPr>
+          <w:p>
+            <w:pPr>
+              <w:spacing w:after="60" w:before="60"/>
+            </w:pPr>
+            <w:r>
+              <w:rPr>
+                <w:b w:val="0"/>
+                <w:sz w:val="18"/>
+              </w:rPr>
+              <w:t xml:space="preserve">"Vải gì, có xuyên, có lót không?"</w:t>
+            </w:r>
+          </w:p>
+        </w:tc>
+        <w:tc>
+          <w:tcPr>
+            <w:tcW w:type="dxa" w:w="3421"/>
+            <w:tcBorders>
+              <w:top w:val="single" w:sz="4" w:color="D9D9D9"/>
+              <w:left w:val="single" w:sz="4" w:color="D9D9D9"/>
+              <w:bottom w:val="single" w:sz="4" w:color="D9D9D9"/>
+              <w:right w:val="single" w:sz="4" w:color="D9D9D9"/>
+            </w:tcBorders>
+            <w:shd w:val="clear" w:color="auto" w:fill="FFFFFF"/>
+          </w:tcPr>
+          <w:p>
+            <w:pPr>
+              <w:spacing w:after="60" w:before="60"/>
+            </w:pPr>
+            <w:r>
+              <w:rPr>
+                <w:b w:val="0"/>
+                <w:sz w:val="18"/>
+              </w:rPr>
+              <w:t xml:space="preserve">Thành phần, lót, độ xuyên, kiểu mặc</w:t>
+            </w:r>
+          </w:p>
+        </w:tc>
+        <w:tc>
+          <w:tcPr>
+            <w:tcW w:type="dxa" w:w="3117"/>
+            <w:tcBorders>
+              <w:top w:val="single" w:sz="4" w:color="D9D9D9"/>
+              <w:left w:val="single" w:sz="4" w:color="D9D9D9"/>
+              <w:bottom w:val="single" w:sz="4" w:color="D9D9D9"/>
+              <w:right w:val="single" w:sz="4" w:color="D9D9D9"/>
+            </w:tcBorders>
+            <w:shd w:val="clear" w:color="auto" w:fill="FFFFFF"/>
+          </w:tcPr>
+          <w:p>
+            <w:pPr>
+              <w:spacing w:after="60" w:before="60"/>
+            </w:pPr>
+            <w:r>
+              <w:rPr>
+                <w:b w:val="0"/>
+                <w:sz w:val="18"/>
+              </w:rPr>
+              <w:t xml:space="preserve">Chỉ có tính từ chung ("lightweight, durable")</w:t>
+            </w:r>
+          </w:p>
+        </w:tc>
+      </w:tr>
+      <w:tr>
+        <w:trPr>
+          <w:cantSplit/>
+        </w:trPr>
+        <w:tc>
+          <w:tcPr>
+            <w:tcW w:type="dxa" w:w="1160"/>
+            <w:tcBorders>
+              <w:top w:val="single" w:sz="4" w:color="D9D9D9"/>
+              <w:left w:val="single" w:sz="4" w:color="D9D9D9"/>
+              <w:bottom w:val="single" w:sz="4" w:color="D9D9D9"/>
+              <w:right w:val="single" w:sz="4" w:color="D9D9D9"/>
+            </w:tcBorders>
+            <w:shd w:val="clear" w:color="auto" w:fill="F6F7F8"/>
+          </w:tcPr>
+          <w:p>
+            <w:pPr>
+              <w:spacing w:after="60" w:before="60"/>
+            </w:pPr>
+            <w:r>
+              <w:rPr>
+                <w:b w:val="0"/>
+                <w:sz w:val="18"/>
+              </w:rPr>
+              <w:t xml:space="preserve">4 Size</w:t>
+            </w:r>
+          </w:p>
+        </w:tc>
+        <w:tc>
+          <w:tcPr>
+            <w:tcW w:type="dxa" w:w="2382"/>
+            <w:tcBorders>
+              <w:top w:val="single" w:sz="4" w:color="D9D9D9"/>
+              <w:left w:val="single" w:sz="4" w:color="D9D9D9"/>
+              <w:bottom w:val="single" w:sz="4" w:color="D9D9D9"/>
+              <w:right w:val="single" w:sz="4" w:color="D9D9D9"/>
+            </w:tcBorders>
+            <w:shd w:val="clear" w:color="auto" w:fill="F6F7F8"/>
+          </w:tcPr>
+          <w:p>
+            <w:pPr>
+              <w:spacing w:after="60" w:before="60"/>
+            </w:pPr>
+            <w:r>
+              <w:rPr>
+                <w:b w:val="0"/>
+                <w:sz w:val="18"/>
+              </w:rPr>
+              <w:t xml:space="preserve">"Tôi mặc size nào?"</w:t>
+            </w:r>
+          </w:p>
+        </w:tc>
+        <w:tc>
+          <w:tcPr>
+            <w:tcW w:type="dxa" w:w="3421"/>
+            <w:tcBorders>
+              <w:top w:val="single" w:sz="4" w:color="D9D9D9"/>
+              <w:left w:val="single" w:sz="4" w:color="D9D9D9"/>
+              <w:bottom w:val="single" w:sz="4" w:color="D9D9D9"/>
+              <w:right w:val="single" w:sz="4" w:color="D9D9D9"/>
+            </w:tcBorders>
+            <w:shd w:val="clear" w:color="auto" w:fill="F6F7F8"/>
+          </w:tcPr>
+          <w:p>
+            <w:pPr>
+              <w:spacing w:after="60" w:before="60"/>
+            </w:pPr>
+            <w:r>
+              <w:rPr>
+                <w:b w:val="0"/>
+                <w:sz w:val="18"/>
+              </w:rPr>
+              <w:t xml:space="preserve">Số đo inch, người mẫu</w:t>
+            </w:r>
+          </w:p>
+        </w:tc>
+        <w:tc>
+          <w:tcPr>
+            <w:tcW w:type="dxa" w:w="3117"/>
+            <w:tcBorders>
+              <w:top w:val="single" w:sz="4" w:color="D9D9D9"/>
+              <w:left w:val="single" w:sz="4" w:color="D9D9D9"/>
+              <w:bottom w:val="single" w:sz="4" w:color="D9D9D9"/>
+              <w:right w:val="single" w:sz="4" w:color="D9D9D9"/>
+            </w:tcBorders>
+            <w:shd w:val="clear" w:color="auto" w:fill="F6F7F8"/>
+          </w:tcPr>
+          <w:p>
+            <w:pPr>
+              <w:spacing w:after="60" w:before="60"/>
+            </w:pPr>
+            <w:r>
+              <w:rPr>
+                <w:b w:val="0"/>
+                <w:sz w:val="18"/>
+              </w:rPr>
+              <w:t xml:space="preserve">Chỉ có trong bảng size, không có trong bullet</w:t>
+            </w:r>
+          </w:p>
+        </w:tc>
+      </w:tr>
+      <w:tr>
+        <w:trPr>
+          <w:cantSplit/>
+        </w:trPr>
+        <w:tc>
+          <w:tcPr>
+            <w:tcW w:type="dxa" w:w="1160"/>
+            <w:tcBorders>
+              <w:top w:val="single" w:sz="4" w:color="D9D9D9"/>
+              <w:left w:val="single" w:sz="4" w:color="D9D9D9"/>
+              <w:bottom w:val="single" w:sz="4" w:color="D9D9D9"/>
+              <w:right w:val="single" w:sz="4" w:color="D9D9D9"/>
+            </w:tcBorders>
+            <w:shd w:val="clear" w:color="auto" w:fill="FFFFFF"/>
+          </w:tcPr>
+          <w:p>
+            <w:pPr>
+              <w:spacing w:after="60" w:before="60"/>
+            </w:pPr>
+            <w:r>
+              <w:rPr>
+                <w:b w:val="0"/>
+                <w:sz w:val="18"/>
+              </w:rPr>
+              <w:t xml:space="preserve">5 Giặt</w:t>
+            </w:r>
+          </w:p>
+        </w:tc>
+        <w:tc>
+          <w:tcPr>
+            <w:tcW w:type="dxa" w:w="2382"/>
+            <w:tcBorders>
+              <w:top w:val="single" w:sz="4" w:color="D9D9D9"/>
+              <w:left w:val="single" w:sz="4" w:color="D9D9D9"/>
+              <w:bottom w:val="single" w:sz="4" w:color="D9D9D9"/>
+              <w:right w:val="single" w:sz="4" w:color="D9D9D9"/>
+            </w:tcBorders>
+            <w:shd w:val="clear" w:color="auto" w:fill="FFFFFF"/>
+          </w:tcPr>
+          <w:p>
+            <w:pPr>
+              <w:spacing w:after="60" w:before="60"/>
+            </w:pPr>
+            <w:r>
+              <w:rPr>
+                <w:b w:val="0"/>
+                <w:sz w:val="18"/>
+              </w:rPr>
+              <w:t xml:space="preserve">"Giặt thế nào?"</w:t>
+            </w:r>
+          </w:p>
+        </w:tc>
+        <w:tc>
+          <w:tcPr>
+            <w:tcW w:type="dxa" w:w="3421"/>
+            <w:tcBorders>
+              <w:top w:val="single" w:sz="4" w:color="D9D9D9"/>
+              <w:left w:val="single" w:sz="4" w:color="D9D9D9"/>
+              <w:bottom w:val="single" w:sz="4" w:color="D9D9D9"/>
+              <w:right w:val="single" w:sz="4" w:color="D9D9D9"/>
+            </w:tcBorders>
+            <w:shd w:val="clear" w:color="auto" w:fill="FFFFFF"/>
+          </w:tcPr>
+          <w:p>
+            <w:pPr>
+              <w:spacing w:after="60" w:before="60"/>
+            </w:pPr>
+            <w:r>
+              <w:rPr>
+                <w:b w:val="0"/>
+                <w:sz w:val="18"/>
+              </w:rPr>
+              <w:t xml:space="preserve">Chép theo nhãn</w:t>
+            </w:r>
+          </w:p>
+        </w:tc>
+        <w:tc>
+          <w:tcPr>
+            <w:tcW w:type="dxa" w:w="3117"/>
+            <w:tcBorders>
+              <w:top w:val="single" w:sz="4" w:color="D9D9D9"/>
+              <w:left w:val="single" w:sz="4" w:color="D9D9D9"/>
+              <w:bottom w:val="single" w:sz="4" w:color="D9D9D9"/>
+              <w:right w:val="single" w:sz="4" w:color="D9D9D9"/>
+            </w:tcBorders>
+            <w:shd w:val="clear" w:color="auto" w:fill="FFFFFF"/>
+          </w:tcPr>
+          <w:p>
+            <w:pPr>
+              <w:spacing w:after="60" w:before="60"/>
+            </w:pPr>
+            <w:r>
+              <w:rPr>
+                <w:b w:val="0"/>
+                <w:sz w:val="18"/>
+              </w:rPr>
+              <w:t xml:space="preserve">Chỉ SP3 có, và mâu thuẫn với thuộc tính</w:t>
+            </w:r>
+          </w:p>
+        </w:tc>
+      </w:tr>
+    </w:tbl>
+    <w:p>
+      <w:pPr>
+        <w:spacing w:after="0"/>
+      </w:pPr>
+    </w:p>
+    <w:p>
+      <w:r>
+        <w:t xml:space="preserve">Bullet còn được trợ lý </w:t>
+      </w:r>
+      <w:r>
+        <w:rPr>
+          <w:b/>
+        </w:rPr>
+        <w:t xml:space="preserve">Alexa for Shopping</w:t>
+      </w:r>
+      <w:r>
+        <w:t xml:space="preserve"> (trước là Rufus) đọc để trả lời khách, vì phần Q&amp;A không còn nổi bật [4] [KC]. Bullet ghi rõ "có lót", "hơi xuyên" thì trợ lý trả lời đúng.</w:t>
+      </w:r>
+    </w:p>
+    <w:p>
+      <w:pPr>
+        <w:pStyle w:val="Heading1"/>
+        <w:spacing w:before="280" w:after="60"/>
+      </w:pPr>
+      <w:r>
+        <w:t xml:space="preserve">2 SP1 – Floral Halter Jumpsuit (51,99 USD)</w:t>
+      </w:r>
+    </w:p>
+    <w:p>
+      <w:pPr>
+        <w:pStyle w:val="Heading2"/>
+        <w:spacing w:before="160" w:after="40"/>
+      </w:pPr>
+      <w:r>
+        <w:t xml:space="preserve">2.1 Bullet hiện tại (ASIN B0GRGWVHWC) và hướng sửa</w:t>
+      </w:r>
+    </w:p>
+    <w:tbl>
+      <w:tblPr>
+        <w:tblW w:type="dxa" w:w="10080"/>
+        <w:tblLayout w:type="fixed"/>
+        <w:tblLook w:firstColumn="1" w:firstRow="1" w:lastColumn="0" w:lastRow="0" w:noHBand="0" w:noVBand="1" w:val="04A0"/>
+      </w:tblPr>
+      <w:tblGrid>
+        <w:gridCol w:w="983"/>
+        <w:gridCol w:w="4056"/>
+        <w:gridCol w:w="983"/>
+        <w:gridCol w:w="4058"/>
+      </w:tblGrid>
+      <w:tr>
+        <w:trPr>
+          <w:cantSplit/>
+          <w:tblHeader/>
+        </w:trPr>
+        <w:tc>
+          <w:tcPr>
+            <w:tcW w:type="dxa" w:w="983"/>
             <w:tcBorders>
               <w:top w:val="single" w:sz="4" w:color="D9D9D9"/>
               <w:left w:val="single" w:sz="4" w:color="D9D9D9"/>
@@ -240,9 +833,81 @@
             <w:r>
               <w:rPr>
                 <w:b/>
-                <w:sz w:val="16"/>
+                <w:sz w:val="18"/>
               </w:rPr>
-              <w:t xml:space="preserve">Viết thế nào</w:t>
+              <w:t xml:space="preserve">Nội dung</w:t>
+            </w:r>
+          </w:p>
+        </w:tc>
+        <w:tc>
+          <w:tcPr>
+            <w:tcW w:type="dxa" w:w="4056"/>
+            <w:tcBorders>
+              <w:top w:val="single" w:sz="4" w:color="D9D9D9"/>
+              <w:left w:val="single" w:sz="4" w:color="D9D9D9"/>
+              <w:bottom w:val="single" w:sz="4" w:color="D9D9D9"/>
+              <w:right w:val="single" w:sz="4" w:color="D9D9D9"/>
+            </w:tcBorders>
+            <w:shd w:val="clear" w:color="auto" w:fill="E7EDF3"/>
+          </w:tcPr>
+          <w:p>
+            <w:pPr>
+              <w:spacing w:after="60" w:before="60"/>
+            </w:pPr>
+            <w:r>
+              <w:rPr>
+                <w:b/>
+                <w:sz w:val="18"/>
+              </w:rPr>
+              <w:t xml:space="preserve">Đang ghi trên Amazon</w:t>
+            </w:r>
+          </w:p>
+        </w:tc>
+        <w:tc>
+          <w:tcPr>
+            <w:tcW w:type="dxa" w:w="983"/>
+            <w:tcBorders>
+              <w:top w:val="single" w:sz="4" w:color="D9D9D9"/>
+              <w:left w:val="single" w:sz="4" w:color="D9D9D9"/>
+              <w:bottom w:val="single" w:sz="4" w:color="D9D9D9"/>
+              <w:right w:val="single" w:sz="4" w:color="D9D9D9"/>
+            </w:tcBorders>
+            <w:shd w:val="clear" w:color="auto" w:fill="E7EDF3"/>
+          </w:tcPr>
+          <w:p>
+            <w:pPr>
+              <w:spacing w:after="60" w:before="60"/>
+            </w:pPr>
+            <w:r>
+              <w:rPr>
+                <w:b/>
+                <w:sz w:val="18"/>
+              </w:rPr>
+              <w:t xml:space="preserve">Quyết định</w:t>
+            </w:r>
+          </w:p>
+        </w:tc>
+        <w:tc>
+          <w:tcPr>
+            <w:tcW w:type="dxa" w:w="4058"/>
+            <w:tcBorders>
+              <w:top w:val="single" w:sz="4" w:color="D9D9D9"/>
+              <w:left w:val="single" w:sz="4" w:color="D9D9D9"/>
+              <w:bottom w:val="single" w:sz="4" w:color="D9D9D9"/>
+              <w:right w:val="single" w:sz="4" w:color="D9D9D9"/>
+            </w:tcBorders>
+            <w:shd w:val="clear" w:color="auto" w:fill="E7EDF3"/>
+          </w:tcPr>
+          <w:p>
+            <w:pPr>
+              <w:spacing w:after="60" w:before="60"/>
+            </w:pPr>
+            <w:r>
+              <w:rPr>
+                <w:b/>
+                <w:sz w:val="18"/>
+              </w:rPr>
+              <w:t xml:space="preserve">Lý do</w:t>
             </w:r>
           </w:p>
         </w:tc>
@@ -253,7 +918,7 @@
         </w:trPr>
         <w:tc>
           <w:tcPr>
-            <w:tcW w:type="dxa" w:w="748"/>
+            <w:tcW w:type="dxa" w:w="983"/>
             <w:tcBorders>
               <w:top w:val="single" w:sz="4" w:color="D9D9D9"/>
               <w:left w:val="single" w:sz="4" w:color="D9D9D9"/>
@@ -269,15 +934,15 @@
             <w:r>
               <w:rPr>
                 <w:b w:val="0"/>
-                <w:sz w:val="16"/>
+                <w:sz w:val="18"/>
               </w:rPr>
-              <w:t xml:space="preserve">1 Dịp dùng</w:t>
+              <w:t xml:space="preserve">Thiết kế</w:t>
             </w:r>
           </w:p>
         </w:tc>
         <w:tc>
           <w:tcPr>
-            <w:tcW w:type="dxa" w:w="1535"/>
+            <w:tcW w:type="dxa" w:w="4056"/>
             <w:tcBorders>
               <w:top w:val="single" w:sz="4" w:color="D9D9D9"/>
               <w:left w:val="single" w:sz="4" w:color="D9D9D9"/>
@@ -293,15 +958,39 @@
             <w:r>
               <w:rPr>
                 <w:b w:val="0"/>
-                <w:sz w:val="16"/>
+                <w:sz w:val="18"/>
               </w:rPr>
-              <w:t xml:space="preserve">"Mặc vào dịp nào?"</w:t>
+              <w:t xml:space="preserve">Cổ yếm, không tay, hoa trắng xanh; "polished, all-in-one look without the guesswork of outfit coordination"</w:t>
             </w:r>
           </w:p>
         </w:tc>
         <w:tc>
           <w:tcPr>
-            <w:tcW w:type="dxa" w:w="2598"/>
+            <w:tcW w:type="dxa" w:w="983"/>
+            <w:tcBorders>
+              <w:top w:val="single" w:sz="4" w:color="D9D9D9"/>
+              <w:left w:val="single" w:sz="4" w:color="D9D9D9"/>
+              <w:bottom w:val="single" w:sz="4" w:color="D9D9D9"/>
+              <w:right w:val="single" w:sz="4" w:color="D9D9D9"/>
+            </w:tcBorders>
+            <w:shd w:val="clear" w:color="auto" w:fill="FFFFFF"/>
+          </w:tcPr>
+          <w:p>
+            <w:pPr>
+              <w:spacing w:after="60" w:before="60"/>
+            </w:pPr>
+            <w:r>
+              <w:rPr>
+                <w:b/>
+                <w:sz w:val="18"/>
+              </w:rPr>
+              <w:t xml:space="preserve">Giữ</w:t>
+            </w:r>
+          </w:p>
+        </w:tc>
+        <w:tc>
+          <w:tcPr>
+            <w:tcW w:type="dxa" w:w="4058"/>
             <w:tcBorders>
               <w:top w:val="single" w:sz="4" w:color="D9D9D9"/>
               <w:left w:val="single" w:sz="4" w:color="D9D9D9"/>
@@ -317,15 +1006,121 @@
             <w:r>
               <w:rPr>
                 <w:b w:val="0"/>
-                <w:sz w:val="16"/>
+                <w:sz w:val="18"/>
               </w:rPr>
-              <w:t xml:space="preserve">Dịp, nơi mặc và cách phối lớp khi trời lạnh</w:t>
+              <w:t xml:space="preserve">Ý "một món là xong bộ" rất tốt, đưa vào bullet 2</w:t>
+            </w:r>
+          </w:p>
+        </w:tc>
+      </w:tr>
+      <w:tr>
+        <w:trPr>
+          <w:cantSplit/>
+        </w:trPr>
+        <w:tc>
+          <w:tcPr>
+            <w:tcW w:type="dxa" w:w="983"/>
+            <w:tcBorders>
+              <w:top w:val="single" w:sz="4" w:color="D9D9D9"/>
+              <w:left w:val="single" w:sz="4" w:color="D9D9D9"/>
+              <w:bottom w:val="single" w:sz="4" w:color="D9D9D9"/>
+              <w:right w:val="single" w:sz="4" w:color="D9D9D9"/>
+            </w:tcBorders>
+            <w:shd w:val="clear" w:color="auto" w:fill="F6F7F8"/>
+          </w:tcPr>
+          <w:p>
+            <w:pPr>
+              <w:spacing w:after="60" w:before="60"/>
+            </w:pPr>
+            <w:r>
+              <w:rPr>
+                <w:b w:val="0"/>
+                <w:sz w:val="18"/>
+              </w:rPr>
+              <w:t xml:space="preserve">Dịp dùng</w:t>
             </w:r>
           </w:p>
         </w:tc>
         <w:tc>
           <w:tcPr>
-            <w:tcW w:type="dxa" w:w="2598"/>
+            <w:tcW w:type="dxa" w:w="4056"/>
+            <w:tcBorders>
+              <w:top w:val="single" w:sz="4" w:color="D9D9D9"/>
+              <w:left w:val="single" w:sz="4" w:color="D9D9D9"/>
+              <w:bottom w:val="single" w:sz="4" w:color="D9D9D9"/>
+              <w:right w:val="single" w:sz="4" w:color="D9D9D9"/>
+            </w:tcBorders>
+            <w:shd w:val="clear" w:color="auto" w:fill="F6F7F8"/>
+          </w:tcPr>
+          <w:p>
+            <w:pPr>
+              <w:spacing w:after="60" w:before="60"/>
+            </w:pPr>
+            <w:r>
+              <w:rPr>
+                <w:b w:val="0"/>
+                <w:sz w:val="18"/>
+              </w:rPr>
+              <w:t xml:space="preserve">Office wear, casual outings, travel, dinners, social events</w:t>
+            </w:r>
+          </w:p>
+        </w:tc>
+        <w:tc>
+          <w:tcPr>
+            <w:tcW w:type="dxa" w:w="983"/>
+            <w:tcBorders>
+              <w:top w:val="single" w:sz="4" w:color="D9D9D9"/>
+              <w:left w:val="single" w:sz="4" w:color="D9D9D9"/>
+              <w:bottom w:val="single" w:sz="4" w:color="D9D9D9"/>
+              <w:right w:val="single" w:sz="4" w:color="D9D9D9"/>
+            </w:tcBorders>
+            <w:shd w:val="clear" w:color="auto" w:fill="F6F7F8"/>
+          </w:tcPr>
+          <w:p>
+            <w:pPr>
+              <w:spacing w:after="60" w:before="60"/>
+            </w:pPr>
+            <w:r>
+              <w:rPr>
+                <w:b/>
+                <w:sz w:val="18"/>
+              </w:rPr>
+              <w:t xml:space="preserve">Sửa</w:t>
+            </w:r>
+          </w:p>
+        </w:tc>
+        <w:tc>
+          <w:tcPr>
+            <w:tcW w:type="dxa" w:w="4058"/>
+            <w:tcBorders>
+              <w:top w:val="single" w:sz="4" w:color="D9D9D9"/>
+              <w:left w:val="single" w:sz="4" w:color="D9D9D9"/>
+              <w:bottom w:val="single" w:sz="4" w:color="D9D9D9"/>
+              <w:right w:val="single" w:sz="4" w:color="D9D9D9"/>
+            </w:tcBorders>
+            <w:shd w:val="clear" w:color="auto" w:fill="F6F7F8"/>
+          </w:tcPr>
+          <w:p>
+            <w:pPr>
+              <w:spacing w:after="60" w:before="60"/>
+            </w:pPr>
+            <w:r>
+              <w:rPr>
+                <w:b w:val="0"/>
+                <w:sz w:val="18"/>
+              </w:rPr>
+              <w:t xml:space="preserve">Quá chung, không có dịp nào nổi bật. Bỏ "office wear" (cổ yếm, không tay khó mặc đi làm mùa lạnh); thêm vacation, cruise, resort dinner, brunch</w:t>
+            </w:r>
+          </w:p>
+        </w:tc>
+      </w:tr>
+      <w:tr>
+        <w:trPr>
+          <w:cantSplit/>
+        </w:trPr>
+        <w:tc>
+          <w:tcPr>
+            <w:tcW w:type="dxa" w:w="983"/>
             <w:tcBorders>
               <w:top w:val="single" w:sz="4" w:color="D9D9D9"/>
               <w:left w:val="single" w:sz="4" w:color="D9D9D9"/>
@@ -341,15 +1136,15 @@
             <w:r>
               <w:rPr>
                 <w:b w:val="0"/>
-                <w:sz w:val="16"/>
+                <w:sz w:val="18"/>
               </w:rPr>
-              <w:t xml:space="preserve">Q4 khách tìm theo dịp ("holiday dress", "vacation dress"), không tìm "summer dress" (YC02 mục 2)</w:t>
+              <w:t xml:space="preserve">Mùa</w:t>
             </w:r>
           </w:p>
         </w:tc>
         <w:tc>
           <w:tcPr>
-            <w:tcW w:type="dxa" w:w="2601"/>
+            <w:tcW w:type="dxa" w:w="4056"/>
             <w:tcBorders>
               <w:top w:val="single" w:sz="4" w:color="D9D9D9"/>
               <w:left w:val="single" w:sz="4" w:color="D9D9D9"/>
@@ -365,9 +1160,57 @@
             <w:r>
               <w:rPr>
                 <w:b w:val="0"/>
-                <w:sz w:val="16"/>
+                <w:sz w:val="18"/>
               </w:rPr>
-              <w:t xml:space="preserve">Mở đầu bằng cụm chữ in hoa nêu lợi ích; nêu 3–5 dịp cụ thể; câu cuối là cách phối lớp</w:t>
+              <w:t xml:space="preserve">"Breezy construction … ideal for warm summer days"</w:t>
+            </w:r>
+          </w:p>
+        </w:tc>
+        <w:tc>
+          <w:tcPr>
+            <w:tcW w:type="dxa" w:w="983"/>
+            <w:tcBorders>
+              <w:top w:val="single" w:sz="4" w:color="D9D9D9"/>
+              <w:left w:val="single" w:sz="4" w:color="D9D9D9"/>
+              <w:bottom w:val="single" w:sz="4" w:color="D9D9D9"/>
+              <w:right w:val="single" w:sz="4" w:color="D9D9D9"/>
+            </w:tcBorders>
+            <w:shd w:val="clear" w:color="auto" w:fill="FFFFFF"/>
+          </w:tcPr>
+          <w:p>
+            <w:pPr>
+              <w:spacing w:after="60" w:before="60"/>
+            </w:pPr>
+            <w:r>
+              <w:rPr>
+                <w:b/>
+                <w:sz w:val="18"/>
+              </w:rPr>
+              <w:t xml:space="preserve">Sửa</w:t>
+            </w:r>
+          </w:p>
+        </w:tc>
+        <w:tc>
+          <w:tcPr>
+            <w:tcW w:type="dxa" w:w="4058"/>
+            <w:tcBorders>
+              <w:top w:val="single" w:sz="4" w:color="D9D9D9"/>
+              <w:left w:val="single" w:sz="4" w:color="D9D9D9"/>
+              <w:bottom w:val="single" w:sz="4" w:color="D9D9D9"/>
+              <w:right w:val="single" w:sz="4" w:color="D9D9D9"/>
+            </w:tcBorders>
+            <w:shd w:val="clear" w:color="auto" w:fill="FFFFFF"/>
+          </w:tcPr>
+          <w:p>
+            <w:pPr>
+              <w:spacing w:after="60" w:before="60"/>
+            </w:pPr>
+            <w:r>
+              <w:rPr>
+                <w:b w:val="0"/>
+                <w:sz w:val="18"/>
+              </w:rPr>
+              <w:t xml:space="preserve">Gắn với mùa hè, trái mùa Q4. Đổi thành "warm-weather plans" và cách phối lớp</w:t>
             </w:r>
           </w:p>
         </w:tc>
@@ -378,7 +1221,7 @@
         </w:trPr>
         <w:tc>
           <w:tcPr>
-            <w:tcW w:type="dxa" w:w="748"/>
+            <w:tcW w:type="dxa" w:w="983"/>
             <w:tcBorders>
               <w:top w:val="single" w:sz="4" w:color="D9D9D9"/>
               <w:left w:val="single" w:sz="4" w:color="D9D9D9"/>
@@ -394,15 +1237,15 @@
             <w:r>
               <w:rPr>
                 <w:b w:val="0"/>
-                <w:sz w:val="16"/>
+                <w:sz w:val="18"/>
               </w:rPr>
-              <w:t xml:space="preserve">2 Thương hiệu</w:t>
+              <w:t xml:space="preserve">Chất liệu</w:t>
             </w:r>
           </w:p>
         </w:tc>
         <w:tc>
           <w:tcPr>
-            <w:tcW w:type="dxa" w:w="1535"/>
+            <w:tcW w:type="dxa" w:w="4056"/>
             <w:tcBorders>
               <w:top w:val="single" w:sz="4" w:color="D9D9D9"/>
               <w:left w:val="single" w:sz="4" w:color="D9D9D9"/>
@@ -418,15 +1261,39 @@
             <w:r>
               <w:rPr>
                 <w:b w:val="0"/>
-                <w:sz w:val="16"/>
+                <w:sz w:val="18"/>
               </w:rPr>
-              <w:t xml:space="preserve">"SIXDO là ai, sao giá cao hơn?"</w:t>
+              <w:t xml:space="preserve">"Breathable, durable … smooth, maintains its structure after washing"; thuộc tính: Cotton (một nguồn ghi rayon pha cotton)</w:t>
             </w:r>
           </w:p>
         </w:tc>
         <w:tc>
           <w:tcPr>
-            <w:tcW w:type="dxa" w:w="2598"/>
+            <w:tcW w:type="dxa" w:w="983"/>
+            <w:tcBorders>
+              <w:top w:val="single" w:sz="4" w:color="D9D9D9"/>
+              <w:left w:val="single" w:sz="4" w:color="D9D9D9"/>
+              <w:bottom w:val="single" w:sz="4" w:color="D9D9D9"/>
+              <w:right w:val="single" w:sz="4" w:color="D9D9D9"/>
+            </w:tcBorders>
+            <w:shd w:val="clear" w:color="auto" w:fill="F6F7F8"/>
+          </w:tcPr>
+          <w:p>
+            <w:pPr>
+              <w:spacing w:after="60" w:before="60"/>
+            </w:pPr>
+            <w:r>
+              <w:rPr>
+                <w:b/>
+                <w:sz w:val="18"/>
+              </w:rPr>
+              <w:t xml:space="preserve">Sửa</w:t>
+            </w:r>
+          </w:p>
+        </w:tc>
+        <w:tc>
+          <w:tcPr>
+            <w:tcW w:type="dxa" w:w="4058"/>
             <w:tcBorders>
               <w:top w:val="single" w:sz="4" w:color="D9D9D9"/>
               <w:left w:val="single" w:sz="4" w:color="D9D9D9"/>
@@ -442,57 +1309,9 @@
             <w:r>
               <w:rPr>
                 <w:b w:val="0"/>
-                <w:sz w:val="16"/>
+                <w:sz w:val="18"/>
               </w:rPr>
-              <w:t xml:space="preserve">SIXDO từng trình diễn tại NYFW; chi tiết thiết kế nhìn thấy được</w:t>
-            </w:r>
-          </w:p>
-        </w:tc>
-        <w:tc>
-          <w:tcPr>
-            <w:tcW w:type="dxa" w:w="2598"/>
-            <w:tcBorders>
-              <w:top w:val="single" w:sz="4" w:color="D9D9D9"/>
-              <w:left w:val="single" w:sz="4" w:color="D9D9D9"/>
-              <w:bottom w:val="single" w:sz="4" w:color="D9D9D9"/>
-              <w:right w:val="single" w:sz="4" w:color="D9D9D9"/>
-            </w:tcBorders>
-            <w:shd w:val="clear" w:color="auto" w:fill="F6F7F8"/>
-          </w:tcPr>
-          <w:p>
-            <w:pPr>
-              <w:spacing w:after="60" w:before="60"/>
-            </w:pPr>
-            <w:r>
-              <w:rPr>
-                <w:b w:val="0"/>
-                <w:sz w:val="16"/>
-              </w:rPr>
-              <w:t xml:space="preserve">Tạo lý do đáng tiền, nhất là SP2 (đắt hơn khoảng 70% so với PRETTYGARDEN)</w:t>
-            </w:r>
-          </w:p>
-        </w:tc>
-        <w:tc>
-          <w:tcPr>
-            <w:tcW w:type="dxa" w:w="2601"/>
-            <w:tcBorders>
-              <w:top w:val="single" w:sz="4" w:color="D9D9D9"/>
-              <w:left w:val="single" w:sz="4" w:color="D9D9D9"/>
-              <w:bottom w:val="single" w:sz="4" w:color="D9D9D9"/>
-              <w:right w:val="single" w:sz="4" w:color="D9D9D9"/>
-            </w:tcBorders>
-            <w:shd w:val="clear" w:color="auto" w:fill="F6F7F8"/>
-          </w:tcPr>
-          <w:p>
-            <w:pPr>
-              <w:spacing w:after="60" w:before="60"/>
-            </w:pPr>
-            <w:r>
-              <w:rPr>
-                <w:b w:val="0"/>
-                <w:sz w:val="16"/>
-              </w:rPr>
-              <w:t xml:space="preserve">Chỉ nói thành tích của thương hiệu, không nói mẫu này từng lên sàn diễn</w:t>
+              <w:t xml:space="preserve">Giữ ý thoáng, giữ form; thêm thành phần theo nhãn, độ xuyên, kiểu mặc pull-on</w:t>
             </w:r>
           </w:p>
         </w:tc>
@@ -503,7 +1322,7 @@
         </w:trPr>
         <w:tc>
           <w:tcPr>
-            <w:tcW w:type="dxa" w:w="748"/>
+            <w:tcW w:type="dxa" w:w="983"/>
             <w:tcBorders>
               <w:top w:val="single" w:sz="4" w:color="D9D9D9"/>
               <w:left w:val="single" w:sz="4" w:color="D9D9D9"/>
@@ -519,15 +1338,15 @@
             <w:r>
               <w:rPr>
                 <w:b w:val="0"/>
-                <w:sz w:val="16"/>
+                <w:sz w:val="18"/>
               </w:rPr>
-              <w:t xml:space="preserve">3 Chất liệu</w:t>
+              <w:t xml:space="preserve">Size, giặt</w:t>
             </w:r>
           </w:p>
         </w:tc>
         <w:tc>
           <w:tcPr>
-            <w:tcW w:type="dxa" w:w="1535"/>
+            <w:tcW w:type="dxa" w:w="4056"/>
             <w:tcBorders>
               <w:top w:val="single" w:sz="4" w:color="D9D9D9"/>
               <w:left w:val="single" w:sz="4" w:color="D9D9D9"/>
@@ -543,15 +1362,39 @@
             <w:r>
               <w:rPr>
                 <w:b w:val="0"/>
-                <w:sz w:val="16"/>
+                <w:sz w:val="18"/>
               </w:rPr>
-              <w:t xml:space="preserve">"Vải gì, có xuyên, có lót không?"</w:t>
+              <w:t xml:space="preserve">Không có số đo trong bullet; thuộc tính: Hand Wash Only, pull-on</w:t>
             </w:r>
           </w:p>
         </w:tc>
         <w:tc>
           <w:tcPr>
-            <w:tcW w:type="dxa" w:w="2598"/>
+            <w:tcW w:type="dxa" w:w="983"/>
+            <w:tcBorders>
+              <w:top w:val="single" w:sz="4" w:color="D9D9D9"/>
+              <w:left w:val="single" w:sz="4" w:color="D9D9D9"/>
+              <w:bottom w:val="single" w:sz="4" w:color="D9D9D9"/>
+              <w:right w:val="single" w:sz="4" w:color="D9D9D9"/>
+            </w:tcBorders>
+            <w:shd w:val="clear" w:color="auto" w:fill="FFFFFF"/>
+          </w:tcPr>
+          <w:p>
+            <w:pPr>
+              <w:spacing w:after="60" w:before="60"/>
+            </w:pPr>
+            <w:r>
+              <w:rPr>
+                <w:b/>
+                <w:sz w:val="18"/>
+              </w:rPr>
+              <w:t xml:space="preserve">Thêm</w:t>
+            </w:r>
+          </w:p>
+        </w:tc>
+        <w:tc>
+          <w:tcPr>
+            <w:tcW w:type="dxa" w:w="4058"/>
             <w:tcBorders>
               <w:top w:val="single" w:sz="4" w:color="D9D9D9"/>
               <w:left w:val="single" w:sz="4" w:color="D9D9D9"/>
@@ -567,307 +1410,9 @@
             <w:r>
               <w:rPr>
                 <w:b w:val="0"/>
-                <w:sz w:val="16"/>
+                <w:sz w:val="18"/>
               </w:rPr>
-              <w:t xml:space="preserve">% sợi, lót, độ xuyên, cách mặc vào</w:t>
-            </w:r>
-          </w:p>
-        </w:tc>
-        <w:tc>
-          <w:tcPr>
-            <w:tcW w:type="dxa" w:w="2598"/>
-            <w:tcBorders>
-              <w:top w:val="single" w:sz="4" w:color="D9D9D9"/>
-              <w:left w:val="single" w:sz="4" w:color="D9D9D9"/>
-              <w:bottom w:val="single" w:sz="4" w:color="D9D9D9"/>
-              <w:right w:val="single" w:sz="4" w:color="D9D9D9"/>
-            </w:tcBorders>
-            <w:shd w:val="clear" w:color="auto" w:fill="FFFFFF"/>
-          </w:tcPr>
-          <w:p>
-            <w:pPr>
-              <w:spacing w:after="60" w:before="60"/>
-            </w:pPr>
-            <w:r>
-              <w:rPr>
-                <w:b w:val="0"/>
-                <w:sz w:val="16"/>
-              </w:rPr>
-              <w:t xml:space="preserve">32/40 review đối thủ nhắc chất liệu</w:t>
-            </w:r>
-          </w:p>
-        </w:tc>
-        <w:tc>
-          <w:tcPr>
-            <w:tcW w:type="dxa" w:w="2601"/>
-            <w:tcBorders>
-              <w:top w:val="single" w:sz="4" w:color="D9D9D9"/>
-              <w:left w:val="single" w:sz="4" w:color="D9D9D9"/>
-              <w:bottom w:val="single" w:sz="4" w:color="D9D9D9"/>
-              <w:right w:val="single" w:sz="4" w:color="D9D9D9"/>
-            </w:tcBorders>
-            <w:shd w:val="clear" w:color="auto" w:fill="FFFFFF"/>
-          </w:tcPr>
-          <w:p>
-            <w:pPr>
-              <w:spacing w:after="60" w:before="60"/>
-            </w:pPr>
-            <w:r>
-              <w:rPr>
-                <w:b w:val="0"/>
-                <w:sz w:val="16"/>
-              </w:rPr>
-              <w:t xml:space="preserve">Trả lời thẳng như câu hỏi của khách; nói rõ cả điểm yếu (vd. tay voan xuyên)</w:t>
-            </w:r>
-          </w:p>
-        </w:tc>
-      </w:tr>
-      <w:tr>
-        <w:trPr>
-          <w:cantSplit/>
-        </w:trPr>
-        <w:tc>
-          <w:tcPr>
-            <w:tcW w:type="dxa" w:w="748"/>
-            <w:tcBorders>
-              <w:top w:val="single" w:sz="4" w:color="D9D9D9"/>
-              <w:left w:val="single" w:sz="4" w:color="D9D9D9"/>
-              <w:bottom w:val="single" w:sz="4" w:color="D9D9D9"/>
-              <w:right w:val="single" w:sz="4" w:color="D9D9D9"/>
-            </w:tcBorders>
-            <w:shd w:val="clear" w:color="auto" w:fill="F6F7F8"/>
-          </w:tcPr>
-          <w:p>
-            <w:pPr>
-              <w:spacing w:after="60" w:before="60"/>
-            </w:pPr>
-            <w:r>
-              <w:rPr>
-                <w:b w:val="0"/>
-                <w:sz w:val="16"/>
-              </w:rPr>
-              <w:t xml:space="preserve">4 Size</w:t>
-            </w:r>
-          </w:p>
-        </w:tc>
-        <w:tc>
-          <w:tcPr>
-            <w:tcW w:type="dxa" w:w="1535"/>
-            <w:tcBorders>
-              <w:top w:val="single" w:sz="4" w:color="D9D9D9"/>
-              <w:left w:val="single" w:sz="4" w:color="D9D9D9"/>
-              <w:bottom w:val="single" w:sz="4" w:color="D9D9D9"/>
-              <w:right w:val="single" w:sz="4" w:color="D9D9D9"/>
-            </w:tcBorders>
-            <w:shd w:val="clear" w:color="auto" w:fill="F6F7F8"/>
-          </w:tcPr>
-          <w:p>
-            <w:pPr>
-              <w:spacing w:after="60" w:before="60"/>
-            </w:pPr>
-            <w:r>
-              <w:rPr>
-                <w:b w:val="0"/>
-                <w:sz w:val="16"/>
-              </w:rPr>
-              <w:t xml:space="preserve">"Tôi mặc size nào?"</w:t>
-            </w:r>
-          </w:p>
-        </w:tc>
-        <w:tc>
-          <w:tcPr>
-            <w:tcW w:type="dxa" w:w="2598"/>
-            <w:tcBorders>
-              <w:top w:val="single" w:sz="4" w:color="D9D9D9"/>
-              <w:left w:val="single" w:sz="4" w:color="D9D9D9"/>
-              <w:bottom w:val="single" w:sz="4" w:color="D9D9D9"/>
-              <w:right w:val="single" w:sz="4" w:color="D9D9D9"/>
-            </w:tcBorders>
-            <w:shd w:val="clear" w:color="auto" w:fill="F6F7F8"/>
-          </w:tcPr>
-          <w:p>
-            <w:pPr>
-              <w:spacing w:after="60" w:before="60"/>
-            </w:pPr>
-            <w:r>
-              <w:rPr>
-                <w:b w:val="0"/>
-                <w:sz w:val="16"/>
-              </w:rPr>
-              <w:t xml:space="preserve">Số đo inch từng size, chiều cao và size của người mẫu</w:t>
-            </w:r>
-          </w:p>
-        </w:tc>
-        <w:tc>
-          <w:tcPr>
-            <w:tcW w:type="dxa" w:w="2598"/>
-            <w:tcBorders>
-              <w:top w:val="single" w:sz="4" w:color="D9D9D9"/>
-              <w:left w:val="single" w:sz="4" w:color="D9D9D9"/>
-              <w:bottom w:val="single" w:sz="4" w:color="D9D9D9"/>
-              <w:right w:val="single" w:sz="4" w:color="D9D9D9"/>
-            </w:tcBorders>
-            <w:shd w:val="clear" w:color="auto" w:fill="F6F7F8"/>
-          </w:tcPr>
-          <w:p>
-            <w:pPr>
-              <w:spacing w:after="60" w:before="60"/>
-            </w:pPr>
-            <w:r>
-              <w:rPr>
-                <w:b w:val="0"/>
-                <w:sz w:val="16"/>
-              </w:rPr>
-              <w:t xml:space="preserve">30/40 review nhắc size; hoàn hàng do size tốn phí</w:t>
-            </w:r>
-          </w:p>
-        </w:tc>
-        <w:tc>
-          <w:tcPr>
-            <w:tcW w:type="dxa" w:w="2601"/>
-            <w:tcBorders>
-              <w:top w:val="single" w:sz="4" w:color="D9D9D9"/>
-              <w:left w:val="single" w:sz="4" w:color="D9D9D9"/>
-              <w:bottom w:val="single" w:sz="4" w:color="D9D9D9"/>
-              <w:right w:val="single" w:sz="4" w:color="D9D9D9"/>
-            </w:tcBorders>
-            <w:shd w:val="clear" w:color="auto" w:fill="F6F7F8"/>
-          </w:tcPr>
-          <w:p>
-            <w:pPr>
-              <w:spacing w:after="60" w:before="60"/>
-            </w:pPr>
-            <w:r>
-              <w:rPr>
-                <w:b w:val="0"/>
-                <w:sz w:val="16"/>
-              </w:rPr>
-              <w:t xml:space="preserve">Dùng inch, không dùng cm; không ghi "true to size"</w:t>
-            </w:r>
-          </w:p>
-        </w:tc>
-      </w:tr>
-      <w:tr>
-        <w:trPr>
-          <w:cantSplit/>
-        </w:trPr>
-        <w:tc>
-          <w:tcPr>
-            <w:tcW w:type="dxa" w:w="748"/>
-            <w:tcBorders>
-              <w:top w:val="single" w:sz="4" w:color="D9D9D9"/>
-              <w:left w:val="single" w:sz="4" w:color="D9D9D9"/>
-              <w:bottom w:val="single" w:sz="4" w:color="D9D9D9"/>
-              <w:right w:val="single" w:sz="4" w:color="D9D9D9"/>
-            </w:tcBorders>
-            <w:shd w:val="clear" w:color="auto" w:fill="FFFFFF"/>
-          </w:tcPr>
-          <w:p>
-            <w:pPr>
-              <w:spacing w:after="60" w:before="60"/>
-            </w:pPr>
-            <w:r>
-              <w:rPr>
-                <w:b w:val="0"/>
-                <w:sz w:val="16"/>
-              </w:rPr>
-              <w:t xml:space="preserve">5 Giặt</w:t>
-            </w:r>
-          </w:p>
-        </w:tc>
-        <w:tc>
-          <w:tcPr>
-            <w:tcW w:type="dxa" w:w="1535"/>
-            <w:tcBorders>
-              <w:top w:val="single" w:sz="4" w:color="D9D9D9"/>
-              <w:left w:val="single" w:sz="4" w:color="D9D9D9"/>
-              <w:bottom w:val="single" w:sz="4" w:color="D9D9D9"/>
-              <w:right w:val="single" w:sz="4" w:color="D9D9D9"/>
-            </w:tcBorders>
-            <w:shd w:val="clear" w:color="auto" w:fill="FFFFFF"/>
-          </w:tcPr>
-          <w:p>
-            <w:pPr>
-              <w:spacing w:after="60" w:before="60"/>
-            </w:pPr>
-            <w:r>
-              <w:rPr>
-                <w:b w:val="0"/>
-                <w:sz w:val="16"/>
-              </w:rPr>
-              <w:t xml:space="preserve">"Giặt thế nào?"</w:t>
-            </w:r>
-          </w:p>
-        </w:tc>
-        <w:tc>
-          <w:tcPr>
-            <w:tcW w:type="dxa" w:w="2598"/>
-            <w:tcBorders>
-              <w:top w:val="single" w:sz="4" w:color="D9D9D9"/>
-              <w:left w:val="single" w:sz="4" w:color="D9D9D9"/>
-              <w:bottom w:val="single" w:sz="4" w:color="D9D9D9"/>
-              <w:right w:val="single" w:sz="4" w:color="D9D9D9"/>
-            </w:tcBorders>
-            <w:shd w:val="clear" w:color="auto" w:fill="FFFFFF"/>
-          </w:tcPr>
-          <w:p>
-            <w:pPr>
-              <w:spacing w:after="60" w:before="60"/>
-            </w:pPr>
-            <w:r>
-              <w:rPr>
-                <w:b w:val="0"/>
-                <w:sz w:val="16"/>
-              </w:rPr>
-              <w:t xml:space="preserve">Chép theo nhãn giặt</w:t>
-            </w:r>
-          </w:p>
-        </w:tc>
-        <w:tc>
-          <w:tcPr>
-            <w:tcW w:type="dxa" w:w="2598"/>
-            <w:tcBorders>
-              <w:top w:val="single" w:sz="4" w:color="D9D9D9"/>
-              <w:left w:val="single" w:sz="4" w:color="D9D9D9"/>
-              <w:bottom w:val="single" w:sz="4" w:color="D9D9D9"/>
-              <w:right w:val="single" w:sz="4" w:color="D9D9D9"/>
-            </w:tcBorders>
-            <w:shd w:val="clear" w:color="auto" w:fill="FFFFFF"/>
-          </w:tcPr>
-          <w:p>
-            <w:pPr>
-              <w:spacing w:after="60" w:before="60"/>
-            </w:pPr>
-            <w:r>
-              <w:rPr>
-                <w:b w:val="0"/>
-                <w:sz w:val="16"/>
-              </w:rPr>
-              <w:t xml:space="preserve">Tránh hoàn hàng do co rút, hỏng vải</w:t>
-            </w:r>
-          </w:p>
-        </w:tc>
-        <w:tc>
-          <w:tcPr>
-            <w:tcW w:type="dxa" w:w="2601"/>
-            <w:tcBorders>
-              <w:top w:val="single" w:sz="4" w:color="D9D9D9"/>
-              <w:left w:val="single" w:sz="4" w:color="D9D9D9"/>
-              <w:bottom w:val="single" w:sz="4" w:color="D9D9D9"/>
-              <w:right w:val="single" w:sz="4" w:color="D9D9D9"/>
-            </w:tcBorders>
-            <w:shd w:val="clear" w:color="auto" w:fill="FFFFFF"/>
-          </w:tcPr>
-          <w:p>
-            <w:pPr>
-              <w:spacing w:after="60" w:before="60"/>
-            </w:pPr>
-            <w:r>
-              <w:rPr>
-                <w:b w:val="0"/>
-                <w:sz w:val="16"/>
-              </w:rPr>
-              <w:t xml:space="preserve">Ngắn, đúng nhãn</w:t>
+              <w:t xml:space="preserve">Thêm bullet size bằng inch và bullet giặt</w:t>
             </w:r>
           </w:p>
         </w:tc>
@@ -879,26 +1424,12 @@
       </w:pPr>
     </w:p>
     <w:p>
-      <w:r>
-        <w:t xml:space="preserve">Ngoài khách, bullet còn được </w:t>
-      </w:r>
-      <w:r>
-        <w:rPr>
-          <w:b/>
-        </w:rPr>
-        <w:t xml:space="preserve">trợ lý Alexa for Shopping (trước là Rufus)</w:t>
-      </w:r>
-      <w:r>
-        <w:t xml:space="preserve"> đọc để trả lời câu hỏi của khách, vì phần Q&amp;A không còn nổi bật trên trang sản phẩm [KC]. Bullet ghi rõ "có lót", "hơi xuyên" thì trợ lý trả lời đúng.</w:t>
-      </w:r>
-    </w:p>
-    <w:p>
       <w:pPr>
-        <w:pStyle w:val="Heading1"/>
-        <w:spacing w:before="280" w:after="60"/>
+        <w:pStyle w:val="Heading2"/>
+        <w:spacing w:before="160" w:after="40"/>
       </w:pPr>
       <w:r>
-        <w:t xml:space="preserve">2 SP1 – Floral Halter Jumpsuit (cotton, 51,99 USD)</w:t>
+        <w:t xml:space="preserve">2.2 Bullet sau khi sửa</w:t>
       </w:r>
     </w:p>
     <w:tbl>
@@ -908,11 +1439,11 @@
         <w:tblLook w:firstColumn="1" w:firstRow="1" w:lastColumn="0" w:lastRow="0" w:noHBand="0" w:noVBand="1" w:val="04A0"/>
       </w:tblPr>
       <w:tblGrid>
-        <w:gridCol w:w="325"/>
-        <w:gridCol w:w="3065"/>
-        <w:gridCol w:w="3065"/>
-        <w:gridCol w:w="3065"/>
-        <w:gridCol w:w="560"/>
+        <w:gridCol w:w="358"/>
+        <w:gridCol w:w="3377"/>
+        <w:gridCol w:w="3377"/>
+        <w:gridCol w:w="2353"/>
+        <w:gridCol w:w="615"/>
       </w:tblGrid>
       <w:tr>
         <w:trPr>
@@ -921,7 +1452,7 @@
         </w:trPr>
         <w:tc>
           <w:tcPr>
-            <w:tcW w:type="dxa" w:w="325"/>
+            <w:tcW w:type="dxa" w:w="358"/>
             <w:tcBorders>
               <w:top w:val="single" w:sz="4" w:color="D9D9D9"/>
               <w:left w:val="single" w:sz="4" w:color="D9D9D9"/>
@@ -945,7 +1476,7 @@
         </w:tc>
         <w:tc>
           <w:tcPr>
-            <w:tcW w:type="dxa" w:w="3065"/>
+            <w:tcW w:type="dxa" w:w="3377"/>
             <w:tcBorders>
               <w:top w:val="single" w:sz="4" w:color="D9D9D9"/>
               <w:left w:val="single" w:sz="4" w:color="D9D9D9"/>
@@ -969,7 +1500,7 @@
         </w:tc>
         <w:tc>
           <w:tcPr>
-            <w:tcW w:type="dxa" w:w="3065"/>
+            <w:tcW w:type="dxa" w:w="3377"/>
             <w:tcBorders>
               <w:top w:val="single" w:sz="4" w:color="D9D9D9"/>
               <w:left w:val="single" w:sz="4" w:color="D9D9D9"/>
@@ -993,7 +1524,7 @@
         </w:tc>
         <w:tc>
           <w:tcPr>
-            <w:tcW w:type="dxa" w:w="3065"/>
+            <w:tcW w:type="dxa" w:w="2353"/>
             <w:tcBorders>
               <w:top w:val="single" w:sz="4" w:color="D9D9D9"/>
               <w:left w:val="single" w:sz="4" w:color="D9D9D9"/>
@@ -1017,7 +1548,7 @@
         </w:tc>
         <w:tc>
           <w:tcPr>
-            <w:tcW w:type="dxa" w:w="560"/>
+            <w:tcW w:type="dxa" w:w="615"/>
             <w:tcBorders>
               <w:top w:val="single" w:sz="4" w:color="D9D9D9"/>
               <w:left w:val="single" w:sz="4" w:color="D9D9D9"/>
@@ -1046,7 +1577,7 @@
         </w:trPr>
         <w:tc>
           <w:tcPr>
-            <w:tcW w:type="dxa" w:w="325"/>
+            <w:tcW w:type="dxa" w:w="358"/>
             <w:tcBorders>
               <w:top w:val="single" w:sz="4" w:color="D9D9D9"/>
               <w:left w:val="single" w:sz="4" w:color="D9D9D9"/>
@@ -1070,7 +1601,7 @@
         </w:tc>
         <w:tc>
           <w:tcPr>
-            <w:tcW w:type="dxa" w:w="3065"/>
+            <w:tcW w:type="dxa" w:w="3377"/>
             <w:tcBorders>
               <w:top w:val="single" w:sz="4" w:color="D9D9D9"/>
               <w:left w:val="single" w:sz="4" w:color="D9D9D9"/>
@@ -1089,13 +1620,13 @@
                 <w:rFonts w:ascii="Consolas" w:hAnsi="Consolas" w:cs="Consolas"/>
                 <w:sz w:val="16"/>
               </w:rPr>
-              <w:t xml:space="preserve">MADE FOR WARM-WEATHER PLANS – A halter wide-leg jumpsuit for vacations, cruises, resort dinners, brunch and daytime wedding celebrations. Add a cropped cardigan or denim jacket when the evening turns cool.</w:t>
+              <w:t xml:space="preserve">MADE FOR WARM-WEATHER PLANS – A halter, sleeveless floral jumpsuit for vacations, cruises, travel days, resort dinners and brunch. Add a cropped cardigan or denim jacket when the evening turns cool.</w:t>
             </w:r>
           </w:p>
         </w:tc>
         <w:tc>
           <w:tcPr>
-            <w:tcW w:type="dxa" w:w="3065"/>
+            <w:tcW w:type="dxa" w:w="3377"/>
             <w:tcBorders>
               <w:top w:val="single" w:sz="4" w:color="D9D9D9"/>
               <w:left w:val="single" w:sz="4" w:color="D9D9D9"/>
@@ -1113,13 +1644,13 @@
                 <w:b w:val="0"/>
                 <w:sz w:val="16"/>
               </w:rPr>
-              <w:t xml:space="preserve">Jumpsuit cổ yếm, ống rộng cho kỳ nghỉ, du thuyền, bữa tối ở resort, brunch và tiệc cưới ban ngày. Buổi tối trời mát thì khoác thêm cardigan ngắn hoặc áo denim.</w:t>
+              <w:t xml:space="preserve">Jumpsuit hoa cổ yếm, không tay cho kỳ nghỉ, du thuyền, ngày di chuyển, bữa tối ở resort và brunch. Buổi tối trời mát thì khoác thêm cardigan ngắn hoặc áo denim.</w:t>
             </w:r>
           </w:p>
         </w:tc>
         <w:tc>
           <w:tcPr>
-            <w:tcW w:type="dxa" w:w="3065"/>
+            <w:tcW w:type="dxa" w:w="2353"/>
             <w:tcBorders>
               <w:top w:val="single" w:sz="4" w:color="D9D9D9"/>
               <w:left w:val="single" w:sz="4" w:color="D9D9D9"/>
@@ -1137,13 +1668,13 @@
                 <w:b w:val="0"/>
                 <w:sz w:val="16"/>
               </w:rPr>
-              <w:t xml:space="preserve">Không có ô trống. Kiểm tra ảnh thật đúng là cổ yếm và ống rộng.</w:t>
+              <w:t xml:space="preserve">Không có ô trống</w:t>
             </w:r>
           </w:p>
         </w:tc>
         <w:tc>
           <w:tcPr>
-            <w:tcW w:type="dxa" w:w="560"/>
+            <w:tcW w:type="dxa" w:w="615"/>
             <w:tcBorders>
               <w:top w:val="single" w:sz="4" w:color="D9D9D9"/>
               <w:left w:val="single" w:sz="4" w:color="D9D9D9"/>
@@ -1161,7 +1692,7 @@
                 <w:b w:val="0"/>
                 <w:sz w:val="16"/>
               </w:rPr>
-              <w:t xml:space="preserve">205</w:t>
+              <w:t xml:space="preserve">198</w:t>
             </w:r>
           </w:p>
         </w:tc>
@@ -1172,7 +1703,7 @@
         </w:trPr>
         <w:tc>
           <w:tcPr>
-            <w:tcW w:type="dxa" w:w="325"/>
+            <w:tcW w:type="dxa" w:w="358"/>
             <w:tcBorders>
               <w:top w:val="single" w:sz="4" w:color="D9D9D9"/>
               <w:left w:val="single" w:sz="4" w:color="D9D9D9"/>
@@ -1196,7 +1727,7 @@
         </w:tc>
         <w:tc>
           <w:tcPr>
-            <w:tcW w:type="dxa" w:w="3065"/>
+            <w:tcW w:type="dxa" w:w="3377"/>
             <w:tcBorders>
               <w:top w:val="single" w:sz="4" w:color="D9D9D9"/>
               <w:left w:val="single" w:sz="4" w:color="D9D9D9"/>
@@ -1215,13 +1746,13 @@
                 <w:rFonts w:ascii="Consolas" w:hAnsi="Consolas" w:cs="Consolas"/>
                 <w:sz w:val="16"/>
               </w:rPr>
-              <w:t xml:space="preserve">FROM A RUNWAY DESIGN HOUSE – SIXDO is a Vietnamese fashion brand whose collections have been shown at New York Fashion Week. This jumpsuit is part of its contemporary casual line.</w:t>
+              <w:t xml:space="preserve">FROM A RUNWAY DESIGN HOUSE – SIXDO is a Vietnamese brand whose collections have been shown at New York Fashion Week. This jumpsuit gives a polished all-in-one look with no pieces to coordinate.</w:t>
             </w:r>
           </w:p>
         </w:tc>
         <w:tc>
           <w:tcPr>
-            <w:tcW w:type="dxa" w:w="3065"/>
+            <w:tcW w:type="dxa" w:w="3377"/>
             <w:tcBorders>
               <w:top w:val="single" w:sz="4" w:color="D9D9D9"/>
               <w:left w:val="single" w:sz="4" w:color="D9D9D9"/>
@@ -1239,13 +1770,13 @@
                 <w:b w:val="0"/>
                 <w:sz w:val="16"/>
               </w:rPr>
-              <w:t xml:space="preserve">SIXDO là thương hiệu thời trang Việt Nam từng trình diễn các bộ sưu tập tại New York Fashion Week. Mẫu jumpsuit này thuộc dòng thường ngày hiện đại của hãng.</w:t>
+              <w:t xml:space="preserve">SIXDO là thương hiệu Việt Nam từng trình diễn tại New York Fashion Week. Jumpsuit cho một bộ trang phục chỉn chu chỉ trong một món, không phải phối đồ.</w:t>
             </w:r>
           </w:p>
         </w:tc>
         <w:tc>
           <w:tcPr>
-            <w:tcW w:type="dxa" w:w="3065"/>
+            <w:tcW w:type="dxa" w:w="2353"/>
             <w:tcBorders>
               <w:top w:val="single" w:sz="4" w:color="D9D9D9"/>
               <w:left w:val="single" w:sz="4" w:color="D9D9D9"/>
@@ -1263,13 +1794,13 @@
                 <w:b w:val="0"/>
                 <w:sz w:val="16"/>
               </w:rPr>
-              <w:t xml:space="preserve">Không có ô trống.</w:t>
+              <w:t xml:space="preserve">Không có ô trống</w:t>
             </w:r>
           </w:p>
         </w:tc>
         <w:tc>
           <w:tcPr>
-            <w:tcW w:type="dxa" w:w="560"/>
+            <w:tcW w:type="dxa" w:w="615"/>
             <w:tcBorders>
               <w:top w:val="single" w:sz="4" w:color="D9D9D9"/>
               <w:left w:val="single" w:sz="4" w:color="D9D9D9"/>
@@ -1287,7 +1818,7 @@
                 <w:b w:val="0"/>
                 <w:sz w:val="16"/>
               </w:rPr>
-              <w:t xml:space="preserve">179</w:t>
+              <w:t xml:space="preserve">193</w:t>
             </w:r>
           </w:p>
         </w:tc>
@@ -1298,7 +1829,7 @@
         </w:trPr>
         <w:tc>
           <w:tcPr>
-            <w:tcW w:type="dxa" w:w="325"/>
+            <w:tcW w:type="dxa" w:w="358"/>
             <w:tcBorders>
               <w:top w:val="single" w:sz="4" w:color="D9D9D9"/>
               <w:left w:val="single" w:sz="4" w:color="D9D9D9"/>
@@ -1322,7 +1853,7 @@
         </w:tc>
         <w:tc>
           <w:tcPr>
-            <w:tcW w:type="dxa" w:w="3065"/>
+            <w:tcW w:type="dxa" w:w="3377"/>
             <w:tcBorders>
               <w:top w:val="single" w:sz="4" w:color="D9D9D9"/>
               <w:left w:val="single" w:sz="4" w:color="D9D9D9"/>
@@ -1341,13 +1872,13 @@
                 <w:rFonts w:ascii="Consolas" w:hAnsi="Consolas" w:cs="Consolas"/>
                 <w:sz w:val="16"/>
               </w:rPr>
-              <w:t xml:space="preserve">WOVEN COTTON, HONEST DETAILS – [100]% cotton woven fabric. Lining: [yes – body only / no]. In bright light the fabric is [not see-through / slightly see-through]. Closure: [back zip / tie at neck].</w:t>
+              <w:t xml:space="preserve">BREATHABLE WOVEN FABRIC – [100% cotton / rayon-cotton blend], per the care label. Smooth and breathable, it keeps its shape after washing. Pull-on style, no zip. In bright light: [not / slightly] see-through.</w:t>
             </w:r>
           </w:p>
         </w:tc>
         <w:tc>
           <w:tcPr>
-            <w:tcW w:type="dxa" w:w="3065"/>
+            <w:tcW w:type="dxa" w:w="3377"/>
             <w:tcBorders>
               <w:top w:val="single" w:sz="4" w:color="D9D9D9"/>
               <w:left w:val="single" w:sz="4" w:color="D9D9D9"/>
@@ -1365,13 +1896,13 @@
                 <w:b w:val="0"/>
                 <w:sz w:val="16"/>
               </w:rPr>
-              <w:t xml:space="preserve">Vải cotton dệt [100]%. Lót: [có, chỉ phần thân / không]. Dưới ánh sáng mạnh vải [không xuyên / hơi xuyên]. Cách mặc vào: [khóa kéo sau lưng / buộc dây ở cổ].</w:t>
+              <w:t xml:space="preserve">Vải dệt thoáng khí: [100% cotton / rayon pha cotton] theo nhãn. Mặt vải mịn, thoáng, giữ form sau khi giặt. Mặc kiểu chui, không khóa kéo. Dưới ánh sáng mạnh: [không / hơi] xuyên.</w:t>
             </w:r>
           </w:p>
         </w:tc>
         <w:tc>
           <w:tcPr>
-            <w:tcW w:type="dxa" w:w="3065"/>
+            <w:tcW w:type="dxa" w:w="2353"/>
             <w:tcBorders>
               <w:top w:val="single" w:sz="4" w:color="D9D9D9"/>
               <w:left w:val="single" w:sz="4" w:color="D9D9D9"/>
@@ -1389,13 +1920,13 @@
                 <w:b w:val="0"/>
                 <w:sz w:val="16"/>
               </w:rPr>
-              <w:t xml:space="preserve">% cotton (theo nhãn mác) · có lót không · độ xuyên · loại khóa</w:t>
+              <w:t xml:space="preserve">Thành phần theo nhãn · độ xuyên</w:t>
             </w:r>
           </w:p>
         </w:tc>
         <w:tc>
           <w:tcPr>
-            <w:tcW w:type="dxa" w:w="560"/>
+            <w:tcW w:type="dxa" w:w="615"/>
             <w:tcBorders>
               <w:top w:val="single" w:sz="4" w:color="D9D9D9"/>
               <w:left w:val="single" w:sz="4" w:color="D9D9D9"/>
@@ -1413,7 +1944,7 @@
                 <w:b w:val="0"/>
                 <w:sz w:val="16"/>
               </w:rPr>
-              <w:t xml:space="preserve">155</w:t>
+              <w:t xml:space="preserve">184</w:t>
             </w:r>
           </w:p>
         </w:tc>
@@ -1424,7 +1955,7 @@
         </w:trPr>
         <w:tc>
           <w:tcPr>
-            <w:tcW w:type="dxa" w:w="325"/>
+            <w:tcW w:type="dxa" w:w="358"/>
             <w:tcBorders>
               <w:top w:val="single" w:sz="4" w:color="D9D9D9"/>
               <w:left w:val="single" w:sz="4" w:color="D9D9D9"/>
@@ -1448,7 +1979,7 @@
         </w:tc>
         <w:tc>
           <w:tcPr>
-            <w:tcW w:type="dxa" w:w="3065"/>
+            <w:tcW w:type="dxa" w:w="3377"/>
             <w:tcBorders>
               <w:top w:val="single" w:sz="4" w:color="D9D9D9"/>
               <w:left w:val="single" w:sz="4" w:color="D9D9D9"/>
@@ -1467,13 +1998,13 @@
                 <w:rFonts w:ascii="Consolas" w:hAnsi="Consolas" w:cs="Consolas"/>
                 <w:sz w:val="16"/>
               </w:rPr>
-              <w:t xml:space="preserve">FIND YOUR SIZE IN INCHES – S: bust [ ]", waist [ ]", hip [ ]", inseam [ ]" · M · L · XL: [ ]. Model is [ ] and wears size [ ].</w:t>
+              <w:t xml:space="preserve">FIND YOUR SIZE IN INCHES – S: bust [ ]", waist [ ]", hip [ ]", inseam [ ]" · M · L · XL: [ ]. Pull-on waist, so check the hip measurement. Model is [ ] and wears size [ ].</w:t>
             </w:r>
           </w:p>
         </w:tc>
         <w:tc>
           <w:tcPr>
-            <w:tcW w:type="dxa" w:w="3065"/>
+            <w:tcW w:type="dxa" w:w="3377"/>
             <w:tcBorders>
               <w:top w:val="single" w:sz="4" w:color="D9D9D9"/>
               <w:left w:val="single" w:sz="4" w:color="D9D9D9"/>
@@ -1491,13 +2022,13 @@
                 <w:b w:val="0"/>
                 <w:sz w:val="16"/>
               </w:rPr>
-              <w:t xml:space="preserve">Chọn size theo số đo inch: vòng ngực, eo, hông, chiều dài ống trong cho từng size S–XL. Người mẫu cao [ ], mặc size [ ].</w:t>
+              <w:t xml:space="preserve">Chọn size theo inch: ngực, eo, hông, dài ống trong cho từng size. Cạp chui nên cần xem số đo hông. Chiều cao và size người mẫu.</w:t>
             </w:r>
           </w:p>
         </w:tc>
         <w:tc>
           <w:tcPr>
-            <w:tcW w:type="dxa" w:w="3065"/>
+            <w:tcW w:type="dxa" w:w="2353"/>
             <w:tcBorders>
               <w:top w:val="single" w:sz="4" w:color="D9D9D9"/>
               <w:left w:val="single" w:sz="4" w:color="D9D9D9"/>
@@ -1515,13 +2046,13 @@
                 <w:b w:val="0"/>
                 <w:sz w:val="16"/>
               </w:rPr>
-              <w:t xml:space="preserve">4 số đo × 4 size · chiều cao người mẫu · size người mẫu mặc</w:t>
+              <w:t xml:space="preserve">Số đo × size · dải size thật · người mẫu</w:t>
             </w:r>
           </w:p>
         </w:tc>
         <w:tc>
           <w:tcPr>
-            <w:tcW w:type="dxa" w:w="560"/>
+            <w:tcW w:type="dxa" w:w="615"/>
             <w:tcBorders>
               <w:top w:val="single" w:sz="4" w:color="D9D9D9"/>
               <w:left w:val="single" w:sz="4" w:color="D9D9D9"/>
@@ -1539,7 +2070,7 @@
                 <w:b w:val="0"/>
                 <w:sz w:val="16"/>
               </w:rPr>
-              <w:t xml:space="preserve">126</w:t>
+              <w:t xml:space="preserve">171</w:t>
             </w:r>
           </w:p>
         </w:tc>
@@ -1550,7 +2081,7 @@
         </w:trPr>
         <w:tc>
           <w:tcPr>
-            <w:tcW w:type="dxa" w:w="325"/>
+            <w:tcW w:type="dxa" w:w="358"/>
             <w:tcBorders>
               <w:top w:val="single" w:sz="4" w:color="D9D9D9"/>
               <w:left w:val="single" w:sz="4" w:color="D9D9D9"/>
@@ -1574,7 +2105,7 @@
         </w:tc>
         <w:tc>
           <w:tcPr>
-            <w:tcW w:type="dxa" w:w="3065"/>
+            <w:tcW w:type="dxa" w:w="3377"/>
             <w:tcBorders>
               <w:top w:val="single" w:sz="4" w:color="D9D9D9"/>
               <w:left w:val="single" w:sz="4" w:color="D9D9D9"/>
@@ -1593,13 +2124,13 @@
                 <w:rFonts w:ascii="Consolas" w:hAnsi="Consolas" w:cs="Consolas"/>
                 <w:sz w:val="16"/>
               </w:rPr>
-              <w:t xml:space="preserve">CARE – Hand wash cold, [lay flat / hang dry]. Do not bleach. Follow the care label inside the garment.</w:t>
+              <w:t xml:space="preserve">CARE – Hand wash only in cold water, hang dry. Do not bleach or tumble dry.</w:t>
             </w:r>
           </w:p>
         </w:tc>
         <w:tc>
           <w:tcPr>
-            <w:tcW w:type="dxa" w:w="3065"/>
+            <w:tcW w:type="dxa" w:w="3377"/>
             <w:tcBorders>
               <w:top w:val="single" w:sz="4" w:color="D9D9D9"/>
               <w:left w:val="single" w:sz="4" w:color="D9D9D9"/>
@@ -1617,13 +2148,13 @@
                 <w:b w:val="0"/>
                 <w:sz w:val="16"/>
               </w:rPr>
-              <w:t xml:space="preserve">Giặt tay nước lạnh, [phơi phẳng / treo]. Không dùng thuốc tẩy. Làm theo nhãn giặt trong áo.</w:t>
+              <w:t xml:space="preserve">Chỉ giặt tay nước lạnh, phơi treo. Không tẩy, không sấy.</w:t>
             </w:r>
           </w:p>
         </w:tc>
         <w:tc>
           <w:tcPr>
-            <w:tcW w:type="dxa" w:w="3065"/>
+            <w:tcW w:type="dxa" w:w="2353"/>
             <w:tcBorders>
               <w:top w:val="single" w:sz="4" w:color="D9D9D9"/>
               <w:left w:val="single" w:sz="4" w:color="D9D9D9"/>
@@ -1641,13 +2172,13 @@
                 <w:b w:val="0"/>
                 <w:sz w:val="16"/>
               </w:rPr>
-              <w:t xml:space="preserve">Cách phơi, chép đúng theo nhãn giặt</w:t>
+              <w:t xml:space="preserve">Đối chiếu nhãn giặt</w:t>
             </w:r>
           </w:p>
         </w:tc>
         <w:tc>
           <w:tcPr>
-            <w:tcW w:type="dxa" w:w="560"/>
+            <w:tcW w:type="dxa" w:w="615"/>
             <w:tcBorders>
               <w:top w:val="single" w:sz="4" w:color="D9D9D9"/>
               <w:left w:val="single" w:sz="4" w:color="D9D9D9"/>
@@ -1665,7 +2196,7 @@
                 <w:b w:val="0"/>
                 <w:sz w:val="16"/>
               </w:rPr>
-              <w:t xml:space="preserve">89</w:t>
+              <w:t xml:space="preserve">75</w:t>
             </w:r>
           </w:p>
         </w:tc>
@@ -1682,7 +2213,16 @@
         <w:spacing w:before="280" w:after="60"/>
       </w:pPr>
       <w:r>
-        <w:t xml:space="preserve">3 SP2 – Floral Maxi Dress (polyester voile, 51,99 USD)</w:t>
+        <w:t xml:space="preserve">3 SP2 – Floral Maxi Dress (100% polyester voile, 51,99 USD)</w:t>
+      </w:r>
+    </w:p>
+    <w:p>
+      <w:pPr>
+        <w:pStyle w:val="Heading2"/>
+        <w:spacing w:before="160" w:after="40"/>
+      </w:pPr>
+      <w:r>
+        <w:t xml:space="preserve">3.1 Bullet hiện tại (ASIN B0FDKS69GR) và hướng sửa</w:t>
       </w:r>
     </w:p>
     <w:tbl>
@@ -1692,11 +2232,10 @@
         <w:tblLook w:firstColumn="1" w:firstRow="1" w:lastColumn="0" w:lastRow="0" w:noHBand="0" w:noVBand="1" w:val="04A0"/>
       </w:tblPr>
       <w:tblGrid>
-        <w:gridCol w:w="345"/>
-        <w:gridCol w:w="3261"/>
-        <w:gridCol w:w="3261"/>
-        <w:gridCol w:w="2618"/>
-        <w:gridCol w:w="595"/>
+        <w:gridCol w:w="927"/>
+        <w:gridCol w:w="4081"/>
+        <w:gridCol w:w="989"/>
+        <w:gridCol w:w="4083"/>
       </w:tblGrid>
       <w:tr>
         <w:trPr>
@@ -1705,7 +2244,642 @@
         </w:trPr>
         <w:tc>
           <w:tcPr>
-            <w:tcW w:type="dxa" w:w="345"/>
+            <w:tcW w:type="dxa" w:w="927"/>
+            <w:tcBorders>
+              <w:top w:val="single" w:sz="4" w:color="D9D9D9"/>
+              <w:left w:val="single" w:sz="4" w:color="D9D9D9"/>
+              <w:bottom w:val="single" w:sz="4" w:color="D9D9D9"/>
+              <w:right w:val="single" w:sz="4" w:color="D9D9D9"/>
+            </w:tcBorders>
+            <w:shd w:val="clear" w:color="auto" w:fill="E7EDF3"/>
+          </w:tcPr>
+          <w:p>
+            <w:pPr>
+              <w:spacing w:after="60" w:before="60"/>
+            </w:pPr>
+            <w:r>
+              <w:rPr>
+                <w:b/>
+                <w:sz w:val="18"/>
+              </w:rPr>
+              <w:t xml:space="preserve">Nội dung</w:t>
+            </w:r>
+          </w:p>
+        </w:tc>
+        <w:tc>
+          <w:tcPr>
+            <w:tcW w:type="dxa" w:w="4081"/>
+            <w:tcBorders>
+              <w:top w:val="single" w:sz="4" w:color="D9D9D9"/>
+              <w:left w:val="single" w:sz="4" w:color="D9D9D9"/>
+              <w:bottom w:val="single" w:sz="4" w:color="D9D9D9"/>
+              <w:right w:val="single" w:sz="4" w:color="D9D9D9"/>
+            </w:tcBorders>
+            <w:shd w:val="clear" w:color="auto" w:fill="E7EDF3"/>
+          </w:tcPr>
+          <w:p>
+            <w:pPr>
+              <w:spacing w:after="60" w:before="60"/>
+            </w:pPr>
+            <w:r>
+              <w:rPr>
+                <w:b/>
+                <w:sz w:val="18"/>
+              </w:rPr>
+              <w:t xml:space="preserve">Đang ghi trên Amazon</w:t>
+            </w:r>
+          </w:p>
+        </w:tc>
+        <w:tc>
+          <w:tcPr>
+            <w:tcW w:type="dxa" w:w="989"/>
+            <w:tcBorders>
+              <w:top w:val="single" w:sz="4" w:color="D9D9D9"/>
+              <w:left w:val="single" w:sz="4" w:color="D9D9D9"/>
+              <w:bottom w:val="single" w:sz="4" w:color="D9D9D9"/>
+              <w:right w:val="single" w:sz="4" w:color="D9D9D9"/>
+            </w:tcBorders>
+            <w:shd w:val="clear" w:color="auto" w:fill="E7EDF3"/>
+          </w:tcPr>
+          <w:p>
+            <w:pPr>
+              <w:spacing w:after="60" w:before="60"/>
+            </w:pPr>
+            <w:r>
+              <w:rPr>
+                <w:b/>
+                <w:sz w:val="18"/>
+              </w:rPr>
+              <w:t xml:space="preserve">Quyết định</w:t>
+            </w:r>
+          </w:p>
+        </w:tc>
+        <w:tc>
+          <w:tcPr>
+            <w:tcW w:type="dxa" w:w="4083"/>
+            <w:tcBorders>
+              <w:top w:val="single" w:sz="4" w:color="D9D9D9"/>
+              <w:left w:val="single" w:sz="4" w:color="D9D9D9"/>
+              <w:bottom w:val="single" w:sz="4" w:color="D9D9D9"/>
+              <w:right w:val="single" w:sz="4" w:color="D9D9D9"/>
+            </w:tcBorders>
+            <w:shd w:val="clear" w:color="auto" w:fill="E7EDF3"/>
+          </w:tcPr>
+          <w:p>
+            <w:pPr>
+              <w:spacing w:after="60" w:before="60"/>
+            </w:pPr>
+            <w:r>
+              <w:rPr>
+                <w:b/>
+                <w:sz w:val="18"/>
+              </w:rPr>
+              <w:t xml:space="preserve">Lý do</w:t>
+            </w:r>
+          </w:p>
+        </w:tc>
+      </w:tr>
+      <w:tr>
+        <w:trPr>
+          <w:cantSplit/>
+        </w:trPr>
+        <w:tc>
+          <w:tcPr>
+            <w:tcW w:type="dxa" w:w="927"/>
+            <w:tcBorders>
+              <w:top w:val="single" w:sz="4" w:color="D9D9D9"/>
+              <w:left w:val="single" w:sz="4" w:color="D9D9D9"/>
+              <w:bottom w:val="single" w:sz="4" w:color="D9D9D9"/>
+              <w:right w:val="single" w:sz="4" w:color="D9D9D9"/>
+            </w:tcBorders>
+            <w:shd w:val="clear" w:color="auto" w:fill="FFFFFF"/>
+          </w:tcPr>
+          <w:p>
+            <w:pPr>
+              <w:spacing w:after="60" w:before="60"/>
+            </w:pPr>
+            <w:r>
+              <w:rPr>
+                <w:b w:val="0"/>
+                <w:sz w:val="18"/>
+              </w:rPr>
+              <w:t xml:space="preserve">Dáng</w:t>
+            </w:r>
+          </w:p>
+        </w:tc>
+        <w:tc>
+          <w:tcPr>
+            <w:tcW w:type="dxa" w:w="4081"/>
+            <w:tcBorders>
+              <w:top w:val="single" w:sz="4" w:color="D9D9D9"/>
+              <w:left w:val="single" w:sz="4" w:color="D9D9D9"/>
+              <w:bottom w:val="single" w:sz="4" w:color="D9D9D9"/>
+              <w:right w:val="single" w:sz="4" w:color="D9D9D9"/>
+            </w:tcBorders>
+            <w:shd w:val="clear" w:color="auto" w:fill="FFFFFF"/>
+          </w:tcPr>
+          <w:p>
+            <w:pPr>
+              <w:spacing w:after="60" w:before="60"/>
+            </w:pPr>
+            <w:r>
+              <w:rPr>
+                <w:b w:val="0"/>
+                <w:sz w:val="18"/>
+              </w:rPr>
+              <w:t xml:space="preserve">"Beautifully flowing silhouette … gentle flare from the waist creates a flattering shape"</w:t>
+            </w:r>
+          </w:p>
+        </w:tc>
+        <w:tc>
+          <w:tcPr>
+            <w:tcW w:type="dxa" w:w="989"/>
+            <w:tcBorders>
+              <w:top w:val="single" w:sz="4" w:color="D9D9D9"/>
+              <w:left w:val="single" w:sz="4" w:color="D9D9D9"/>
+              <w:bottom w:val="single" w:sz="4" w:color="D9D9D9"/>
+              <w:right w:val="single" w:sz="4" w:color="D9D9D9"/>
+            </w:tcBorders>
+            <w:shd w:val="clear" w:color="auto" w:fill="FFFFFF"/>
+          </w:tcPr>
+          <w:p>
+            <w:pPr>
+              <w:spacing w:after="60" w:before="60"/>
+            </w:pPr>
+            <w:r>
+              <w:rPr>
+                <w:b/>
+                <w:sz w:val="18"/>
+              </w:rPr>
+              <w:t xml:space="preserve">Giữ</w:t>
+            </w:r>
+          </w:p>
+        </w:tc>
+        <w:tc>
+          <w:tcPr>
+            <w:tcW w:type="dxa" w:w="4083"/>
+            <w:tcBorders>
+              <w:top w:val="single" w:sz="4" w:color="D9D9D9"/>
+              <w:left w:val="single" w:sz="4" w:color="D9D9D9"/>
+              <w:bottom w:val="single" w:sz="4" w:color="D9D9D9"/>
+              <w:right w:val="single" w:sz="4" w:color="D9D9D9"/>
+            </w:tcBorders>
+            <w:shd w:val="clear" w:color="auto" w:fill="FFFFFF"/>
+          </w:tcPr>
+          <w:p>
+            <w:pPr>
+              <w:spacing w:after="60" w:before="60"/>
+            </w:pPr>
+            <w:r>
+              <w:rPr>
+                <w:b w:val="0"/>
+                <w:sz w:val="18"/>
+              </w:rPr>
+              <w:t xml:space="preserve">Mô tả dáng tốt, đưa vào bullet 1</w:t>
+            </w:r>
+          </w:p>
+        </w:tc>
+      </w:tr>
+      <w:tr>
+        <w:trPr>
+          <w:cantSplit/>
+        </w:trPr>
+        <w:tc>
+          <w:tcPr>
+            <w:tcW w:type="dxa" w:w="927"/>
+            <w:tcBorders>
+              <w:top w:val="single" w:sz="4" w:color="D9D9D9"/>
+              <w:left w:val="single" w:sz="4" w:color="D9D9D9"/>
+              <w:bottom w:val="single" w:sz="4" w:color="D9D9D9"/>
+              <w:right w:val="single" w:sz="4" w:color="D9D9D9"/>
+            </w:tcBorders>
+            <w:shd w:val="clear" w:color="auto" w:fill="F6F7F8"/>
+          </w:tcPr>
+          <w:p>
+            <w:pPr>
+              <w:spacing w:after="60" w:before="60"/>
+            </w:pPr>
+            <w:r>
+              <w:rPr>
+                <w:b w:val="0"/>
+                <w:sz w:val="18"/>
+              </w:rPr>
+              <w:t xml:space="preserve">Dịp dùng</w:t>
+            </w:r>
+          </w:p>
+        </w:tc>
+        <w:tc>
+          <w:tcPr>
+            <w:tcW w:type="dxa" w:w="4081"/>
+            <w:tcBorders>
+              <w:top w:val="single" w:sz="4" w:color="D9D9D9"/>
+              <w:left w:val="single" w:sz="4" w:color="D9D9D9"/>
+              <w:bottom w:val="single" w:sz="4" w:color="D9D9D9"/>
+              <w:right w:val="single" w:sz="4" w:color="D9D9D9"/>
+            </w:tcBorders>
+            <w:shd w:val="clear" w:color="auto" w:fill="F6F7F8"/>
+          </w:tcPr>
+          <w:p>
+            <w:pPr>
+              <w:spacing w:after="60" w:before="60"/>
+            </w:pPr>
+            <w:r>
+              <w:rPr>
+                <w:b w:val="0"/>
+                <w:sz w:val="18"/>
+              </w:rPr>
+              <w:t xml:space="preserve">Brunch, casual outing, weekend getaway; "ideal warm-weather companion for the summer season"</w:t>
+            </w:r>
+          </w:p>
+        </w:tc>
+        <w:tc>
+          <w:tcPr>
+            <w:tcW w:type="dxa" w:w="989"/>
+            <w:tcBorders>
+              <w:top w:val="single" w:sz="4" w:color="D9D9D9"/>
+              <w:left w:val="single" w:sz="4" w:color="D9D9D9"/>
+              <w:bottom w:val="single" w:sz="4" w:color="D9D9D9"/>
+              <w:right w:val="single" w:sz="4" w:color="D9D9D9"/>
+            </w:tcBorders>
+            <w:shd w:val="clear" w:color="auto" w:fill="F6F7F8"/>
+          </w:tcPr>
+          <w:p>
+            <w:pPr>
+              <w:spacing w:after="60" w:before="60"/>
+            </w:pPr>
+            <w:r>
+              <w:rPr>
+                <w:b/>
+                <w:sz w:val="18"/>
+              </w:rPr>
+              <w:t xml:space="preserve">Sửa</w:t>
+            </w:r>
+          </w:p>
+        </w:tc>
+        <w:tc>
+          <w:tcPr>
+            <w:tcW w:type="dxa" w:w="4083"/>
+            <w:tcBorders>
+              <w:top w:val="single" w:sz="4" w:color="D9D9D9"/>
+              <w:left w:val="single" w:sz="4" w:color="D9D9D9"/>
+              <w:bottom w:val="single" w:sz="4" w:color="D9D9D9"/>
+              <w:right w:val="single" w:sz="4" w:color="D9D9D9"/>
+            </w:tcBorders>
+            <w:shd w:val="clear" w:color="auto" w:fill="F6F7F8"/>
+          </w:tcPr>
+          <w:p>
+            <w:pPr>
+              <w:spacing w:after="60" w:before="60"/>
+            </w:pPr>
+            <w:r>
+              <w:rPr>
+                <w:b w:val="0"/>
+                <w:sz w:val="18"/>
+              </w:rPr>
+              <w:t xml:space="preserve">Giữ brunch, getaway; bỏ "summer season"; thêm fall gatherings, wedding guest</w:t>
+            </w:r>
+          </w:p>
+        </w:tc>
+      </w:tr>
+      <w:tr>
+        <w:trPr>
+          <w:cantSplit/>
+        </w:trPr>
+        <w:tc>
+          <w:tcPr>
+            <w:tcW w:type="dxa" w:w="927"/>
+            <w:tcBorders>
+              <w:top w:val="single" w:sz="4" w:color="D9D9D9"/>
+              <w:left w:val="single" w:sz="4" w:color="D9D9D9"/>
+              <w:bottom w:val="single" w:sz="4" w:color="D9D9D9"/>
+              <w:right w:val="single" w:sz="4" w:color="D9D9D9"/>
+            </w:tcBorders>
+            <w:shd w:val="clear" w:color="auto" w:fill="FFFFFF"/>
+          </w:tcPr>
+          <w:p>
+            <w:pPr>
+              <w:spacing w:after="60" w:before="60"/>
+            </w:pPr>
+            <w:r>
+              <w:rPr>
+                <w:b w:val="0"/>
+                <w:sz w:val="18"/>
+              </w:rPr>
+              <w:t xml:space="preserve">Chất liệu</w:t>
+            </w:r>
+          </w:p>
+        </w:tc>
+        <w:tc>
+          <w:tcPr>
+            <w:tcW w:type="dxa" w:w="4081"/>
+            <w:tcBorders>
+              <w:top w:val="single" w:sz="4" w:color="D9D9D9"/>
+              <w:left w:val="single" w:sz="4" w:color="D9D9D9"/>
+              <w:bottom w:val="single" w:sz="4" w:color="D9D9D9"/>
+              <w:right w:val="single" w:sz="4" w:color="D9D9D9"/>
+            </w:tcBorders>
+            <w:shd w:val="clear" w:color="auto" w:fill="FFFFFF"/>
+          </w:tcPr>
+          <w:p>
+            <w:pPr>
+              <w:spacing w:after="60" w:before="60"/>
+            </w:pPr>
+            <w:r>
+              <w:rPr>
+                <w:b w:val="0"/>
+                <w:sz w:val="18"/>
+              </w:rPr>
+              <w:t xml:space="preserve">"Lightweight, durable fabric … fresh and comfortable"; thuộc tính: 100% Polyester, zipper</w:t>
+            </w:r>
+          </w:p>
+        </w:tc>
+        <w:tc>
+          <w:tcPr>
+            <w:tcW w:type="dxa" w:w="989"/>
+            <w:tcBorders>
+              <w:top w:val="single" w:sz="4" w:color="D9D9D9"/>
+              <w:left w:val="single" w:sz="4" w:color="D9D9D9"/>
+              <w:bottom w:val="single" w:sz="4" w:color="D9D9D9"/>
+              <w:right w:val="single" w:sz="4" w:color="D9D9D9"/>
+            </w:tcBorders>
+            <w:shd w:val="clear" w:color="auto" w:fill="FFFFFF"/>
+          </w:tcPr>
+          <w:p>
+            <w:pPr>
+              <w:spacing w:after="60" w:before="60"/>
+            </w:pPr>
+            <w:r>
+              <w:rPr>
+                <w:b/>
+                <w:sz w:val="18"/>
+              </w:rPr>
+              <w:t xml:space="preserve">Sửa</w:t>
+            </w:r>
+          </w:p>
+        </w:tc>
+        <w:tc>
+          <w:tcPr>
+            <w:tcW w:type="dxa" w:w="4083"/>
+            <w:tcBorders>
+              <w:top w:val="single" w:sz="4" w:color="D9D9D9"/>
+              <w:left w:val="single" w:sz="4" w:color="D9D9D9"/>
+              <w:bottom w:val="single" w:sz="4" w:color="D9D9D9"/>
+              <w:right w:val="single" w:sz="4" w:color="D9D9D9"/>
+            </w:tcBorders>
+            <w:shd w:val="clear" w:color="auto" w:fill="FFFFFF"/>
+          </w:tcPr>
+          <w:p>
+            <w:pPr>
+              <w:spacing w:after="60" w:before="60"/>
+            </w:pPr>
+            <w:r>
+              <w:rPr>
+                <w:b w:val="0"/>
+                <w:sz w:val="18"/>
+              </w:rPr>
+              <w:t xml:space="preserve">Không nhắc tay voan xuyên và lót, đúng điểm 5/8 review phàn nàn. Bullet 3 phải trả lời thẳng</w:t>
+            </w:r>
+          </w:p>
+        </w:tc>
+      </w:tr>
+      <w:tr>
+        <w:trPr>
+          <w:cantSplit/>
+        </w:trPr>
+        <w:tc>
+          <w:tcPr>
+            <w:tcW w:type="dxa" w:w="927"/>
+            <w:tcBorders>
+              <w:top w:val="single" w:sz="4" w:color="D9D9D9"/>
+              <w:left w:val="single" w:sz="4" w:color="D9D9D9"/>
+              <w:bottom w:val="single" w:sz="4" w:color="D9D9D9"/>
+              <w:right w:val="single" w:sz="4" w:color="D9D9D9"/>
+            </w:tcBorders>
+            <w:shd w:val="clear" w:color="auto" w:fill="F6F7F8"/>
+          </w:tcPr>
+          <w:p>
+            <w:pPr>
+              <w:spacing w:after="60" w:before="60"/>
+            </w:pPr>
+            <w:r>
+              <w:rPr>
+                <w:b w:val="0"/>
+                <w:sz w:val="18"/>
+              </w:rPr>
+              <w:t xml:space="preserve">Size</w:t>
+            </w:r>
+          </w:p>
+        </w:tc>
+        <w:tc>
+          <w:tcPr>
+            <w:tcW w:type="dxa" w:w="4081"/>
+            <w:tcBorders>
+              <w:top w:val="single" w:sz="4" w:color="D9D9D9"/>
+              <w:left w:val="single" w:sz="4" w:color="D9D9D9"/>
+              <w:bottom w:val="single" w:sz="4" w:color="D9D9D9"/>
+              <w:right w:val="single" w:sz="4" w:color="D9D9D9"/>
+            </w:tcBorders>
+            <w:shd w:val="clear" w:color="auto" w:fill="F6F7F8"/>
+          </w:tcPr>
+          <w:p>
+            <w:pPr>
+              <w:spacing w:after="60" w:before="60"/>
+            </w:pPr>
+            <w:r>
+              <w:rPr>
+                <w:b w:val="0"/>
+                <w:sz w:val="18"/>
+              </w:rPr>
+              <w:t xml:space="preserve">Bảng size S (4–6), M (8–10), L (12–14), XL (16–18), XXL (20–22), có ngực, eo, hông</w:t>
+            </w:r>
+          </w:p>
+        </w:tc>
+        <w:tc>
+          <w:tcPr>
+            <w:tcW w:type="dxa" w:w="989"/>
+            <w:tcBorders>
+              <w:top w:val="single" w:sz="4" w:color="D9D9D9"/>
+              <w:left w:val="single" w:sz="4" w:color="D9D9D9"/>
+              <w:bottom w:val="single" w:sz="4" w:color="D9D9D9"/>
+              <w:right w:val="single" w:sz="4" w:color="D9D9D9"/>
+            </w:tcBorders>
+            <w:shd w:val="clear" w:color="auto" w:fill="F6F7F8"/>
+          </w:tcPr>
+          <w:p>
+            <w:pPr>
+              <w:spacing w:after="60" w:before="60"/>
+            </w:pPr>
+            <w:r>
+              <w:rPr>
+                <w:b/>
+                <w:sz w:val="18"/>
+              </w:rPr>
+              <w:t xml:space="preserve">Giữ</w:t>
+            </w:r>
+          </w:p>
+        </w:tc>
+        <w:tc>
+          <w:tcPr>
+            <w:tcW w:type="dxa" w:w="4083"/>
+            <w:tcBorders>
+              <w:top w:val="single" w:sz="4" w:color="D9D9D9"/>
+              <w:left w:val="single" w:sz="4" w:color="D9D9D9"/>
+              <w:bottom w:val="single" w:sz="4" w:color="D9D9D9"/>
+              <w:right w:val="single" w:sz="4" w:color="D9D9D9"/>
+            </w:tcBorders>
+            <w:shd w:val="clear" w:color="auto" w:fill="F6F7F8"/>
+          </w:tcPr>
+          <w:p>
+            <w:pPr>
+              <w:spacing w:after="60" w:before="60"/>
+            </w:pPr>
+            <w:r>
+              <w:rPr>
+                <w:b w:val="0"/>
+                <w:sz w:val="18"/>
+              </w:rPr>
+              <w:t xml:space="preserve">Đưa quy đổi size số vào bullet 4</w:t>
+            </w:r>
+          </w:p>
+        </w:tc>
+      </w:tr>
+      <w:tr>
+        <w:trPr>
+          <w:cantSplit/>
+        </w:trPr>
+        <w:tc>
+          <w:tcPr>
+            <w:tcW w:type="dxa" w:w="927"/>
+            <w:tcBorders>
+              <w:top w:val="single" w:sz="4" w:color="D9D9D9"/>
+              <w:left w:val="single" w:sz="4" w:color="D9D9D9"/>
+              <w:bottom w:val="single" w:sz="4" w:color="D9D9D9"/>
+              <w:right w:val="single" w:sz="4" w:color="D9D9D9"/>
+            </w:tcBorders>
+            <w:shd w:val="clear" w:color="auto" w:fill="FFFFFF"/>
+          </w:tcPr>
+          <w:p>
+            <w:pPr>
+              <w:spacing w:after="60" w:before="60"/>
+            </w:pPr>
+            <w:r>
+              <w:rPr>
+                <w:b w:val="0"/>
+                <w:sz w:val="18"/>
+              </w:rPr>
+              <w:t xml:space="preserve">Giặt</w:t>
+            </w:r>
+          </w:p>
+        </w:tc>
+        <w:tc>
+          <w:tcPr>
+            <w:tcW w:type="dxa" w:w="4081"/>
+            <w:tcBorders>
+              <w:top w:val="single" w:sz="4" w:color="D9D9D9"/>
+              <w:left w:val="single" w:sz="4" w:color="D9D9D9"/>
+              <w:bottom w:val="single" w:sz="4" w:color="D9D9D9"/>
+              <w:right w:val="single" w:sz="4" w:color="D9D9D9"/>
+            </w:tcBorders>
+            <w:shd w:val="clear" w:color="auto" w:fill="FFFFFF"/>
+          </w:tcPr>
+          <w:p>
+            <w:pPr>
+              <w:spacing w:after="60" w:before="60"/>
+            </w:pPr>
+            <w:r>
+              <w:rPr>
+                <w:b w:val="0"/>
+                <w:sz w:val="18"/>
+              </w:rPr>
+              <w:t xml:space="preserve">Thuộc tính: Hand Wash Only</w:t>
+            </w:r>
+          </w:p>
+        </w:tc>
+        <w:tc>
+          <w:tcPr>
+            <w:tcW w:type="dxa" w:w="989"/>
+            <w:tcBorders>
+              <w:top w:val="single" w:sz="4" w:color="D9D9D9"/>
+              <w:left w:val="single" w:sz="4" w:color="D9D9D9"/>
+              <w:bottom w:val="single" w:sz="4" w:color="D9D9D9"/>
+              <w:right w:val="single" w:sz="4" w:color="D9D9D9"/>
+            </w:tcBorders>
+            <w:shd w:val="clear" w:color="auto" w:fill="FFFFFF"/>
+          </w:tcPr>
+          <w:p>
+            <w:pPr>
+              <w:spacing w:after="60" w:before="60"/>
+            </w:pPr>
+            <w:r>
+              <w:rPr>
+                <w:b/>
+                <w:sz w:val="18"/>
+              </w:rPr>
+              <w:t xml:space="preserve">Thêm</w:t>
+            </w:r>
+          </w:p>
+        </w:tc>
+        <w:tc>
+          <w:tcPr>
+            <w:tcW w:type="dxa" w:w="4083"/>
+            <w:tcBorders>
+              <w:top w:val="single" w:sz="4" w:color="D9D9D9"/>
+              <w:left w:val="single" w:sz="4" w:color="D9D9D9"/>
+              <w:bottom w:val="single" w:sz="4" w:color="D9D9D9"/>
+              <w:right w:val="single" w:sz="4" w:color="D9D9D9"/>
+            </w:tcBorders>
+            <w:shd w:val="clear" w:color="auto" w:fill="FFFFFF"/>
+          </w:tcPr>
+          <w:p>
+            <w:pPr>
+              <w:spacing w:after="60" w:before="60"/>
+            </w:pPr>
+            <w:r>
+              <w:rPr>
+                <w:b w:val="0"/>
+                <w:sz w:val="18"/>
+              </w:rPr>
+              <w:t xml:space="preserve">Chưa có bullet giặt</w:t>
+            </w:r>
+          </w:p>
+        </w:tc>
+      </w:tr>
+    </w:tbl>
+    <w:p>
+      <w:pPr>
+        <w:spacing w:after="0"/>
+      </w:pPr>
+    </w:p>
+    <w:p>
+      <w:pPr>
+        <w:pStyle w:val="Heading2"/>
+        <w:spacing w:before="160" w:after="40"/>
+      </w:pPr>
+      <w:r>
+        <w:t xml:space="preserve">3.2 Bullet sau khi sửa</w:t>
+      </w:r>
+    </w:p>
+    <w:tbl>
+      <w:tblPr>
+        <w:tblW w:type="dxa" w:w="10080"/>
+        <w:tblLayout w:type="fixed"/>
+        <w:tblLook w:firstColumn="1" w:firstRow="1" w:lastColumn="0" w:lastRow="0" w:noHBand="0" w:noVBand="1" w:val="04A0"/>
+      </w:tblPr>
+      <w:tblGrid>
+        <w:gridCol w:w="361"/>
+        <w:gridCol w:w="3411"/>
+        <w:gridCol w:w="3411"/>
+        <w:gridCol w:w="2274"/>
+        <w:gridCol w:w="623"/>
+      </w:tblGrid>
+      <w:tr>
+        <w:trPr>
+          <w:cantSplit/>
+          <w:tblHeader/>
+        </w:trPr>
+        <w:tc>
+          <w:tcPr>
+            <w:tcW w:type="dxa" w:w="361"/>
             <w:tcBorders>
               <w:top w:val="single" w:sz="4" w:color="D9D9D9"/>
               <w:left w:val="single" w:sz="4" w:color="D9D9D9"/>
@@ -1729,7 +2903,7 @@
         </w:tc>
         <w:tc>
           <w:tcPr>
-            <w:tcW w:type="dxa" w:w="3261"/>
+            <w:tcW w:type="dxa" w:w="3411"/>
             <w:tcBorders>
               <w:top w:val="single" w:sz="4" w:color="D9D9D9"/>
               <w:left w:val="single" w:sz="4" w:color="D9D9D9"/>
@@ -1753,7 +2927,7 @@
         </w:tc>
         <w:tc>
           <w:tcPr>
-            <w:tcW w:type="dxa" w:w="3261"/>
+            <w:tcW w:type="dxa" w:w="3411"/>
             <w:tcBorders>
               <w:top w:val="single" w:sz="4" w:color="D9D9D9"/>
               <w:left w:val="single" w:sz="4" w:color="D9D9D9"/>
@@ -1777,7 +2951,7 @@
         </w:tc>
         <w:tc>
           <w:tcPr>
-            <w:tcW w:type="dxa" w:w="2618"/>
+            <w:tcW w:type="dxa" w:w="2274"/>
             <w:tcBorders>
               <w:top w:val="single" w:sz="4" w:color="D9D9D9"/>
               <w:left w:val="single" w:sz="4" w:color="D9D9D9"/>
@@ -1801,7 +2975,7 @@
         </w:tc>
         <w:tc>
           <w:tcPr>
-            <w:tcW w:type="dxa" w:w="595"/>
+            <w:tcW w:type="dxa" w:w="623"/>
             <w:tcBorders>
               <w:top w:val="single" w:sz="4" w:color="D9D9D9"/>
               <w:left w:val="single" w:sz="4" w:color="D9D9D9"/>
@@ -1830,7 +3004,7 @@
         </w:trPr>
         <w:tc>
           <w:tcPr>
-            <w:tcW w:type="dxa" w:w="345"/>
+            <w:tcW w:type="dxa" w:w="361"/>
             <w:tcBorders>
               <w:top w:val="single" w:sz="4" w:color="D9D9D9"/>
               <w:left w:val="single" w:sz="4" w:color="D9D9D9"/>
@@ -1854,7 +3028,7 @@
         </w:tc>
         <w:tc>
           <w:tcPr>
-            <w:tcW w:type="dxa" w:w="3261"/>
+            <w:tcW w:type="dxa" w:w="3411"/>
             <w:tcBorders>
               <w:top w:val="single" w:sz="4" w:color="D9D9D9"/>
               <w:left w:val="single" w:sz="4" w:color="D9D9D9"/>
@@ -1873,13 +3047,13 @@
                 <w:rFonts w:ascii="Consolas" w:hAnsi="Consolas" w:cs="Consolas"/>
                 <w:sz w:val="16"/>
               </w:rPr>
-              <w:t xml:space="preserve">ONE DRESS FOR FALL EVENTS AND TRIPS – A tiered floral maxi with a tie neckline for fall gatherings, daytime weddings as a guest, and vacations to warmer places. Layer with a [denim jacket / knit cardigan] on cooler days.</w:t>
+              <w:t xml:space="preserve">ONE DRESS FOR FALL EVENTS AND TRIPS – A floral maxi with a gentle flare from the waist for fall gatherings, daytime weddings as a guest, brunch and getaways to warmer places. Layer with a [denim jacket / knit cardigan] on cool days.</w:t>
             </w:r>
           </w:p>
         </w:tc>
         <w:tc>
           <w:tcPr>
-            <w:tcW w:type="dxa" w:w="3261"/>
+            <w:tcW w:type="dxa" w:w="3411"/>
             <w:tcBorders>
               <w:top w:val="single" w:sz="4" w:color="D9D9D9"/>
               <w:left w:val="single" w:sz="4" w:color="D9D9D9"/>
@@ -1897,13 +3071,13 @@
                 <w:b w:val="0"/>
                 <w:sz w:val="16"/>
               </w:rPr>
-              <w:t xml:space="preserve">Một chiếc váy cho các dịp mùa thu và các chuyến đi: váy maxi hoa nhiều tầng, cổ buộc dây, cho buổi họp mặt mùa thu, dự đám cưới ban ngày và kỳ nghỉ ở nơi ấm. Ngày mát thì phối [áo denim / cardigan len].</w:t>
+              <w:t xml:space="preserve">Váy maxi hoa xòe nhẹ từ eo cho buổi họp mặt mùa thu, dự đám cưới ban ngày, brunch và chuyến đi đến nơi ấm. Ngày mát thì phối [áo denim / cardigan len].</w:t>
             </w:r>
           </w:p>
         </w:tc>
         <w:tc>
           <w:tcPr>
-            <w:tcW w:type="dxa" w:w="2618"/>
+            <w:tcW w:type="dxa" w:w="2274"/>
             <w:tcBorders>
               <w:top w:val="single" w:sz="4" w:color="D9D9D9"/>
               <w:left w:val="single" w:sz="4" w:color="D9D9D9"/>
@@ -1921,13 +3095,13 @@
                 <w:b w:val="0"/>
                 <w:sz w:val="16"/>
               </w:rPr>
-              <w:t xml:space="preserve">Chọn áo khoác phối, khớp với ảnh ô 4</w:t>
+              <w:t xml:space="preserve">Chọn áo khoác phối, khớp ảnh ô 4</w:t>
             </w:r>
           </w:p>
         </w:tc>
         <w:tc>
           <w:tcPr>
-            <w:tcW w:type="dxa" w:w="595"/>
+            <w:tcW w:type="dxa" w:w="623"/>
             <w:tcBorders>
               <w:top w:val="single" w:sz="4" w:color="D9D9D9"/>
               <w:left w:val="single" w:sz="4" w:color="D9D9D9"/>
@@ -1945,7 +3119,7 @@
                 <w:b w:val="0"/>
                 <w:sz w:val="16"/>
               </w:rPr>
-              <w:t xml:space="preserve">203</w:t>
+              <w:t xml:space="preserve">215</w:t>
             </w:r>
           </w:p>
         </w:tc>
@@ -1956,7 +3130,7 @@
         </w:trPr>
         <w:tc>
           <w:tcPr>
-            <w:tcW w:type="dxa" w:w="345"/>
+            <w:tcW w:type="dxa" w:w="361"/>
             <w:tcBorders>
               <w:top w:val="single" w:sz="4" w:color="D9D9D9"/>
               <w:left w:val="single" w:sz="4" w:color="D9D9D9"/>
@@ -1980,7 +3154,7 @@
         </w:tc>
         <w:tc>
           <w:tcPr>
-            <w:tcW w:type="dxa" w:w="3261"/>
+            <w:tcW w:type="dxa" w:w="3411"/>
             <w:tcBorders>
               <w:top w:val="single" w:sz="4" w:color="D9D9D9"/>
               <w:left w:val="single" w:sz="4" w:color="D9D9D9"/>
@@ -1999,13 +3173,13 @@
                 <w:rFonts w:ascii="Consolas" w:hAnsi="Consolas" w:cs="Consolas"/>
                 <w:sz w:val="16"/>
               </w:rPr>
-              <w:t xml:space="preserve">FROM A RUNWAY DESIGN HOUSE – SIXDO is a Vietnamese fashion brand whose collections have been shown at New York Fashion Week. Details you can see in the photos: [puff] sleeves, tie neck, [3]-tier skirt.</w:t>
+              <w:t xml:space="preserve">FROM A RUNWAY DESIGN HOUSE – SIXDO is a Vietnamese brand whose collections have been shown at New York Fashion Week. Details you can see in the photos: sheer voile sleeves and a flowing flared skirt[, tie neck].</w:t>
             </w:r>
           </w:p>
         </w:tc>
         <w:tc>
           <w:tcPr>
-            <w:tcW w:type="dxa" w:w="3261"/>
+            <w:tcW w:type="dxa" w:w="3411"/>
             <w:tcBorders>
               <w:top w:val="single" w:sz="4" w:color="D9D9D9"/>
               <w:left w:val="single" w:sz="4" w:color="D9D9D9"/>
@@ -2023,13 +3197,13 @@
                 <w:b w:val="0"/>
                 <w:sz w:val="16"/>
               </w:rPr>
-              <w:t xml:space="preserve">Giống SP1 về thương hiệu. Thêm các chi tiết thấy được trong ảnh: tay [bồng], cổ buộc dây, chân váy [3] tầng.</w:t>
+              <w:t xml:space="preserve">Thương hiệu từng trình diễn tại NYFW. Chi tiết thấy trong ảnh: tay voan mỏng, chân váy xòe bay[, cổ buộc dây].</w:t>
             </w:r>
           </w:p>
         </w:tc>
         <w:tc>
           <w:tcPr>
-            <w:tcW w:type="dxa" w:w="2618"/>
+            <w:tcW w:type="dxa" w:w="2274"/>
             <w:tcBorders>
               <w:top w:val="single" w:sz="4" w:color="D9D9D9"/>
               <w:left w:val="single" w:sz="4" w:color="D9D9D9"/>
@@ -2047,13 +3221,13 @@
                 <w:b w:val="0"/>
                 <w:sz w:val="16"/>
               </w:rPr>
-              <w:t xml:space="preserve">Kiểu tay · số tầng váy</w:t>
+              <w:t xml:space="preserve">Chỉ giữ "tie neck" nếu hàng thật có</w:t>
             </w:r>
           </w:p>
         </w:tc>
         <w:tc>
           <w:tcPr>
-            <w:tcW w:type="dxa" w:w="595"/>
+            <w:tcW w:type="dxa" w:w="623"/>
             <w:tcBorders>
               <w:top w:val="single" w:sz="4" w:color="D9D9D9"/>
               <w:left w:val="single" w:sz="4" w:color="D9D9D9"/>
@@ -2071,7 +3245,7 @@
                 <w:b w:val="0"/>
                 <w:sz w:val="16"/>
               </w:rPr>
-              <w:t xml:space="preserve">197</w:t>
+              <w:t xml:space="preserve">209</w:t>
             </w:r>
           </w:p>
         </w:tc>
@@ -2082,7 +3256,7 @@
         </w:trPr>
         <w:tc>
           <w:tcPr>
-            <w:tcW w:type="dxa" w:w="345"/>
+            <w:tcW w:type="dxa" w:w="361"/>
             <w:tcBorders>
               <w:top w:val="single" w:sz="4" w:color="D9D9D9"/>
               <w:left w:val="single" w:sz="4" w:color="D9D9D9"/>
@@ -2106,7 +3280,7 @@
         </w:tc>
         <w:tc>
           <w:tcPr>
-            <w:tcW w:type="dxa" w:w="3261"/>
+            <w:tcW w:type="dxa" w:w="3411"/>
             <w:tcBorders>
               <w:top w:val="single" w:sz="4" w:color="D9D9D9"/>
               <w:left w:val="single" w:sz="4" w:color="D9D9D9"/>
@@ -2125,13 +3299,13 @@
                 <w:rFonts w:ascii="Consolas" w:hAnsi="Consolas" w:cs="Consolas"/>
                 <w:sz w:val="16"/>
               </w:rPr>
-              <w:t xml:space="preserve">IS IT SHEER? – The sleeves are sheer voile by design. The bodice and skirt are [fully lined / lined to the knee / unlined]. Fabric: [100]% polyester voile. It is a breathable layer, not a warm winter fabric.</w:t>
+              <w:t xml:space="preserve">IS IT SHEER? – The sleeves are sheer voile by design. The bodice and skirt are [fully lined / lined to the knee / unlined]. 100% polyester voile: light and breathable, not a warm winter fabric. Zip closure.</w:t>
             </w:r>
           </w:p>
         </w:tc>
         <w:tc>
           <w:tcPr>
-            <w:tcW w:type="dxa" w:w="3261"/>
+            <w:tcW w:type="dxa" w:w="3411"/>
             <w:tcBorders>
               <w:top w:val="single" w:sz="4" w:color="D9D9D9"/>
               <w:left w:val="single" w:sz="4" w:color="D9D9D9"/>
@@ -2149,13 +3323,13 @@
                 <w:b w:val="0"/>
                 <w:sz w:val="16"/>
               </w:rPr>
-              <w:t xml:space="preserve">Váy có xuyên không? Tay áo là voan mỏng, cố ý thiết kế xuyên. Thân và chân váy [lót toàn bộ / lót đến gối / không lót]. Vải voan polyester [100]%. Đây là lớp vải thoáng, không phải vải giữ ấm mùa đông.</w:t>
+              <w:t xml:space="preserve">Váy có xuyên không? Tay voan xuyên là do thiết kế. Thân và chân váy [lót toàn bộ / lót đến gối / không lót]. Voan 100% polyester: nhẹ, thoáng, không phải vải giữ ấm. Có khóa kéo.</w:t>
             </w:r>
           </w:p>
         </w:tc>
         <w:tc>
           <w:tcPr>
-            <w:tcW w:type="dxa" w:w="2618"/>
+            <w:tcW w:type="dxa" w:w="2274"/>
             <w:tcBorders>
               <w:top w:val="single" w:sz="4" w:color="D9D9D9"/>
               <w:left w:val="single" w:sz="4" w:color="D9D9D9"/>
@@ -2173,13 +3347,13 @@
                 <w:b w:val="0"/>
                 <w:sz w:val="16"/>
               </w:rPr>
-              <w:t xml:space="preserve">Mức lót · % polyester</w:t>
+              <w:t xml:space="preserve">Mức lót</w:t>
             </w:r>
           </w:p>
         </w:tc>
         <w:tc>
           <w:tcPr>
-            <w:tcW w:type="dxa" w:w="595"/>
+            <w:tcW w:type="dxa" w:w="623"/>
             <w:tcBorders>
               <w:top w:val="single" w:sz="4" w:color="D9D9D9"/>
               <w:left w:val="single" w:sz="4" w:color="D9D9D9"/>
@@ -2197,7 +3371,7 @@
                 <w:b w:val="0"/>
                 <w:sz w:val="16"/>
               </w:rPr>
-              <w:t xml:space="preserve">179</w:t>
+              <w:t xml:space="preserve">180</w:t>
             </w:r>
           </w:p>
         </w:tc>
@@ -2208,7 +3382,7 @@
         </w:trPr>
         <w:tc>
           <w:tcPr>
-            <w:tcW w:type="dxa" w:w="345"/>
+            <w:tcW w:type="dxa" w:w="361"/>
             <w:tcBorders>
               <w:top w:val="single" w:sz="4" w:color="D9D9D9"/>
               <w:left w:val="single" w:sz="4" w:color="D9D9D9"/>
@@ -2232,7 +3406,7 @@
         </w:tc>
         <w:tc>
           <w:tcPr>
-            <w:tcW w:type="dxa" w:w="3261"/>
+            <w:tcW w:type="dxa" w:w="3411"/>
             <w:tcBorders>
               <w:top w:val="single" w:sz="4" w:color="D9D9D9"/>
               <w:left w:val="single" w:sz="4" w:color="D9D9D9"/>
@@ -2251,13 +3425,13 @@
                 <w:rFonts w:ascii="Consolas" w:hAnsi="Consolas" w:cs="Consolas"/>
                 <w:sz w:val="16"/>
               </w:rPr>
-              <w:t xml:space="preserve">FIND YOUR SIZE IN INCHES – S: bust [ ]", waist [ ]", length [ ]", sleeve [ ]" · M · L · XL: [ ]. Model is [ ] and wears [ ]. Colors shown in daylight: Blue Floral, Mustard Yellow Floral.</w:t>
+              <w:t xml:space="preserve">FIND YOUR SIZE IN INCHES – S (4–6), M (8–10), L (12–14), XL (16–18), XXL (20–22). Bust, waist, hip and length for each size are in the size chart image. Model is [ ] and wears [ ].</w:t>
             </w:r>
           </w:p>
         </w:tc>
         <w:tc>
           <w:tcPr>
-            <w:tcW w:type="dxa" w:w="3261"/>
+            <w:tcW w:type="dxa" w:w="3411"/>
             <w:tcBorders>
               <w:top w:val="single" w:sz="4" w:color="D9D9D9"/>
               <w:left w:val="single" w:sz="4" w:color="D9D9D9"/>
@@ -2275,13 +3449,13 @@
                 <w:b w:val="0"/>
                 <w:sz w:val="16"/>
               </w:rPr>
-              <w:t xml:space="preserve">Số đo inch: ngực, eo, dài váy, dài tay cho S–XL. Chiều cao và size người mẫu. Màu trong ảnh chụp dưới ánh sáng ngày: hoa xanh, hoa vàng mù tạt.</w:t>
+              <w:t xml:space="preserve">Quy đổi size chữ sang size số Mỹ S–XXL. Số đo ngực, eo, hông, dài váy xem trong ảnh bảng size. Chiều cao và size người mẫu.</w:t>
             </w:r>
           </w:p>
         </w:tc>
         <w:tc>
           <w:tcPr>
-            <w:tcW w:type="dxa" w:w="2618"/>
+            <w:tcW w:type="dxa" w:w="2274"/>
             <w:tcBorders>
               <w:top w:val="single" w:sz="4" w:color="D9D9D9"/>
               <w:left w:val="single" w:sz="4" w:color="D9D9D9"/>
@@ -2299,13 +3473,13 @@
                 <w:b w:val="0"/>
                 <w:sz w:val="16"/>
               </w:rPr>
-              <w:t xml:space="preserve">4 số đo × 4 size · người mẫu · xác nhận tên màu</w:t>
+              <w:t xml:space="preserve">Người mẫu · thêm dài váy vào bảng size</w:t>
             </w:r>
           </w:p>
         </w:tc>
         <w:tc>
           <w:tcPr>
-            <w:tcW w:type="dxa" w:w="595"/>
+            <w:tcW w:type="dxa" w:w="623"/>
             <w:tcBorders>
               <w:top w:val="single" w:sz="4" w:color="D9D9D9"/>
               <w:left w:val="single" w:sz="4" w:color="D9D9D9"/>
@@ -2323,7 +3497,7 @@
                 <w:b w:val="0"/>
                 <w:sz w:val="16"/>
               </w:rPr>
-              <w:t xml:space="preserve">186</w:t>
+              <w:t xml:space="preserve">180</w:t>
             </w:r>
           </w:p>
         </w:tc>
@@ -2334,7 +3508,7 @@
         </w:trPr>
         <w:tc>
           <w:tcPr>
-            <w:tcW w:type="dxa" w:w="345"/>
+            <w:tcW w:type="dxa" w:w="361"/>
             <w:tcBorders>
               <w:top w:val="single" w:sz="4" w:color="D9D9D9"/>
               <w:left w:val="single" w:sz="4" w:color="D9D9D9"/>
@@ -2358,7 +3532,7 @@
         </w:tc>
         <w:tc>
           <w:tcPr>
-            <w:tcW w:type="dxa" w:w="3261"/>
+            <w:tcW w:type="dxa" w:w="3411"/>
             <w:tcBorders>
               <w:top w:val="single" w:sz="4" w:color="D9D9D9"/>
               <w:left w:val="single" w:sz="4" w:color="D9D9D9"/>
@@ -2377,13 +3551,13 @@
                 <w:rFonts w:ascii="Consolas" w:hAnsi="Consolas" w:cs="Consolas"/>
                 <w:sz w:val="16"/>
               </w:rPr>
-              <w:t xml:space="preserve">CARE – [Hand wash cold / machine wash cold, gentle], hang dry, [low iron or steam]. Follow the care label inside the garment.</w:t>
+              <w:t xml:space="preserve">CARE – Hand wash only in cold water, hang dry. [Steam or low iron]. Do not bleach or tumble dry.</w:t>
             </w:r>
           </w:p>
         </w:tc>
         <w:tc>
           <w:tcPr>
-            <w:tcW w:type="dxa" w:w="3261"/>
+            <w:tcW w:type="dxa" w:w="3411"/>
             <w:tcBorders>
               <w:top w:val="single" w:sz="4" w:color="D9D9D9"/>
               <w:left w:val="single" w:sz="4" w:color="D9D9D9"/>
@@ -2401,13 +3575,13 @@
                 <w:b w:val="0"/>
                 <w:sz w:val="16"/>
               </w:rPr>
-              <w:t xml:space="preserve">[Giặt tay nước lạnh / giặt máy nước lạnh, chế độ nhẹ], phơi treo, [là nhiệt thấp hoặc hấp]. Làm theo nhãn giặt.</w:t>
+              <w:t xml:space="preserve">Chỉ giặt tay nước lạnh, phơi treo. [Hấp hoặc là nhiệt thấp]. Không tẩy, không sấy.</w:t>
             </w:r>
           </w:p>
         </w:tc>
         <w:tc>
           <w:tcPr>
-            <w:tcW w:type="dxa" w:w="2618"/>
+            <w:tcW w:type="dxa" w:w="2274"/>
             <w:tcBorders>
               <w:top w:val="single" w:sz="4" w:color="D9D9D9"/>
               <w:left w:val="single" w:sz="4" w:color="D9D9D9"/>
@@ -2425,13 +3599,13 @@
                 <w:b w:val="0"/>
                 <w:sz w:val="16"/>
               </w:rPr>
-              <w:t xml:space="preserve">Cách giặt, cách là theo nhãn</w:t>
+              <w:t xml:space="preserve">Cách là theo nhãn</w:t>
             </w:r>
           </w:p>
         </w:tc>
         <w:tc>
           <w:tcPr>
-            <w:tcW w:type="dxa" w:w="595"/>
+            <w:tcW w:type="dxa" w:w="623"/>
             <w:tcBorders>
               <w:top w:val="single" w:sz="4" w:color="D9D9D9"/>
               <w:left w:val="single" w:sz="4" w:color="D9D9D9"/>
@@ -2449,7 +3623,7 @@
                 <w:b w:val="0"/>
                 <w:sz w:val="16"/>
               </w:rPr>
-              <w:t xml:space="preserve">104</w:t>
+              <w:t xml:space="preserve">94</w:t>
             </w:r>
           </w:p>
         </w:tc>
@@ -2462,32 +3636,7 @@
     </w:p>
     <w:p>
       <w:r>
-        <w:t xml:space="preserve">Lưu ý riêng cho SP2:</w:t>
-      </w:r>
-    </w:p>
-    <w:p>
-      <w:pPr>
-        <w:pStyle w:val="ListBullet"/>
-      </w:pPr>
-      <w:r>
-        <w:t xml:space="preserve">Bullet 3 mở bằng câu hỏi "IS IT SHEER?" vì đây đúng là điều khách phàn nàn trong review. Thừa nhận tay voan xuyên là do thiết kế tốt hơn để khách tự phát hiện và trả hàng.</w:t>
-      </w:r>
-    </w:p>
-    <w:p>
-      <w:pPr>
-        <w:pStyle w:val="ListBullet"/>
-      </w:pPr>
-      <w:r>
-        <w:t xml:space="preserve">Nếu đo tay áo không đủ dài, </w:t>
-      </w:r>
-      <w:r>
-        <w:rPr>
-          <w:b/>
-        </w:rPr>
-        <w:t xml:space="preserve">không</w:t>
-      </w:r>
-      <w:r>
-        <w:t xml:space="preserve"> dùng từ "long sleeve" ở bất kỳ bullet nào (title dùng phương án B).</w:t>
+        <w:t xml:space="preserve">Lưu ý riêng cho SP2: bullet 3 mở bằng câu hỏi "IS IT SHEER?" vì đây đúng là điều khách phàn nàn. Nếu tay áo không đủ dài, không dùng "long sleeve" ở bất kỳ đâu (title phương án B).</w:t>
       </w:r>
     </w:p>
     <w:p>
@@ -2496,7 +3645,16 @@
         <w:spacing w:before="280" w:after="60"/>
       </w:pPr>
       <w:r>
-        <w:t xml:space="preserve">4 SP3 – Tiered Fit and Flare Dress (polyester, 25,99 USD)</w:t>
+        <w:t xml:space="preserve">4 SP3 – A-Line Flared Dress (100% polyester, 25,99 USD)</w:t>
+      </w:r>
+    </w:p>
+    <w:p>
+      <w:pPr>
+        <w:pStyle w:val="Heading2"/>
+        <w:spacing w:before="160" w:after="40"/>
+      </w:pPr>
+      <w:r>
+        <w:t xml:space="preserve">4.1 Bullet hiện tại (ASIN B0FDKRBQVZ) và hướng sửa</w:t>
       </w:r>
     </w:p>
     <w:tbl>
@@ -2506,11 +3664,10 @@
         <w:tblLook w:firstColumn="1" w:firstRow="1" w:lastColumn="0" w:lastRow="0" w:noHBand="0" w:noVBand="1" w:val="04A0"/>
       </w:tblPr>
       <w:tblGrid>
-        <w:gridCol w:w="369"/>
-        <w:gridCol w:w="3051"/>
-        <w:gridCol w:w="3051"/>
-        <w:gridCol w:w="3051"/>
-        <w:gridCol w:w="558"/>
+        <w:gridCol w:w="889"/>
+        <w:gridCol w:w="3913"/>
+        <w:gridCol w:w="1363"/>
+        <w:gridCol w:w="3915"/>
       </w:tblGrid>
       <w:tr>
         <w:trPr>
@@ -2519,7 +3676,642 @@
         </w:trPr>
         <w:tc>
           <w:tcPr>
-            <w:tcW w:type="dxa" w:w="369"/>
+            <w:tcW w:type="dxa" w:w="889"/>
+            <w:tcBorders>
+              <w:top w:val="single" w:sz="4" w:color="D9D9D9"/>
+              <w:left w:val="single" w:sz="4" w:color="D9D9D9"/>
+              <w:bottom w:val="single" w:sz="4" w:color="D9D9D9"/>
+              <w:right w:val="single" w:sz="4" w:color="D9D9D9"/>
+            </w:tcBorders>
+            <w:shd w:val="clear" w:color="auto" w:fill="E7EDF3"/>
+          </w:tcPr>
+          <w:p>
+            <w:pPr>
+              <w:spacing w:after="60" w:before="60"/>
+            </w:pPr>
+            <w:r>
+              <w:rPr>
+                <w:b/>
+                <w:sz w:val="18"/>
+              </w:rPr>
+              <w:t xml:space="preserve">Nội dung</w:t>
+            </w:r>
+          </w:p>
+        </w:tc>
+        <w:tc>
+          <w:tcPr>
+            <w:tcW w:type="dxa" w:w="3913"/>
+            <w:tcBorders>
+              <w:top w:val="single" w:sz="4" w:color="D9D9D9"/>
+              <w:left w:val="single" w:sz="4" w:color="D9D9D9"/>
+              <w:bottom w:val="single" w:sz="4" w:color="D9D9D9"/>
+              <w:right w:val="single" w:sz="4" w:color="D9D9D9"/>
+            </w:tcBorders>
+            <w:shd w:val="clear" w:color="auto" w:fill="E7EDF3"/>
+          </w:tcPr>
+          <w:p>
+            <w:pPr>
+              <w:spacing w:after="60" w:before="60"/>
+            </w:pPr>
+            <w:r>
+              <w:rPr>
+                <w:b/>
+                <w:sz w:val="18"/>
+              </w:rPr>
+              <w:t xml:space="preserve">Đang ghi trên Amazon</w:t>
+            </w:r>
+          </w:p>
+        </w:tc>
+        <w:tc>
+          <w:tcPr>
+            <w:tcW w:type="dxa" w:w="1363"/>
+            <w:tcBorders>
+              <w:top w:val="single" w:sz="4" w:color="D9D9D9"/>
+              <w:left w:val="single" w:sz="4" w:color="D9D9D9"/>
+              <w:bottom w:val="single" w:sz="4" w:color="D9D9D9"/>
+              <w:right w:val="single" w:sz="4" w:color="D9D9D9"/>
+            </w:tcBorders>
+            <w:shd w:val="clear" w:color="auto" w:fill="E7EDF3"/>
+          </w:tcPr>
+          <w:p>
+            <w:pPr>
+              <w:spacing w:after="60" w:before="60"/>
+            </w:pPr>
+            <w:r>
+              <w:rPr>
+                <w:b/>
+                <w:sz w:val="18"/>
+              </w:rPr>
+              <w:t xml:space="preserve">Quyết định</w:t>
+            </w:r>
+          </w:p>
+        </w:tc>
+        <w:tc>
+          <w:tcPr>
+            <w:tcW w:type="dxa" w:w="3915"/>
+            <w:tcBorders>
+              <w:top w:val="single" w:sz="4" w:color="D9D9D9"/>
+              <w:left w:val="single" w:sz="4" w:color="D9D9D9"/>
+              <w:bottom w:val="single" w:sz="4" w:color="D9D9D9"/>
+              <w:right w:val="single" w:sz="4" w:color="D9D9D9"/>
+            </w:tcBorders>
+            <w:shd w:val="clear" w:color="auto" w:fill="E7EDF3"/>
+          </w:tcPr>
+          <w:p>
+            <w:pPr>
+              <w:spacing w:after="60" w:before="60"/>
+            </w:pPr>
+            <w:r>
+              <w:rPr>
+                <w:b/>
+                <w:sz w:val="18"/>
+              </w:rPr>
+              <w:t xml:space="preserve">Lý do</w:t>
+            </w:r>
+          </w:p>
+        </w:tc>
+      </w:tr>
+      <w:tr>
+        <w:trPr>
+          <w:cantSplit/>
+        </w:trPr>
+        <w:tc>
+          <w:tcPr>
+            <w:tcW w:type="dxa" w:w="889"/>
+            <w:tcBorders>
+              <w:top w:val="single" w:sz="4" w:color="D9D9D9"/>
+              <w:left w:val="single" w:sz="4" w:color="D9D9D9"/>
+              <w:bottom w:val="single" w:sz="4" w:color="D9D9D9"/>
+              <w:right w:val="single" w:sz="4" w:color="D9D9D9"/>
+            </w:tcBorders>
+            <w:shd w:val="clear" w:color="auto" w:fill="FFFFFF"/>
+          </w:tcPr>
+          <w:p>
+            <w:pPr>
+              <w:spacing w:after="60" w:before="60"/>
+            </w:pPr>
+            <w:r>
+              <w:rPr>
+                <w:b w:val="0"/>
+                <w:sz w:val="18"/>
+              </w:rPr>
+              <w:t xml:space="preserve">Dịp dùng</w:t>
+            </w:r>
+          </w:p>
+        </w:tc>
+        <w:tc>
+          <w:tcPr>
+            <w:tcW w:type="dxa" w:w="3913"/>
+            <w:tcBorders>
+              <w:top w:val="single" w:sz="4" w:color="D9D9D9"/>
+              <w:left w:val="single" w:sz="4" w:color="D9D9D9"/>
+              <w:bottom w:val="single" w:sz="4" w:color="D9D9D9"/>
+              <w:right w:val="single" w:sz="4" w:color="D9D9D9"/>
+            </w:tcBorders>
+            <w:shd w:val="clear" w:color="auto" w:fill="FFFFFF"/>
+          </w:tcPr>
+          <w:p>
+            <w:pPr>
+              <w:spacing w:after="60" w:before="60"/>
+            </w:pPr>
+            <w:r>
+              <w:rPr>
+                <w:b w:val="0"/>
+                <w:sz w:val="18"/>
+              </w:rPr>
+              <w:t xml:space="preserve">"Sleek and versatile for work events and formal celebrations"; "transitions from casual outings to more formal occasions"</w:t>
+            </w:r>
+          </w:p>
+        </w:tc>
+        <w:tc>
+          <w:tcPr>
+            <w:tcW w:type="dxa" w:w="1363"/>
+            <w:tcBorders>
+              <w:top w:val="single" w:sz="4" w:color="D9D9D9"/>
+              <w:left w:val="single" w:sz="4" w:color="D9D9D9"/>
+              <w:bottom w:val="single" w:sz="4" w:color="D9D9D9"/>
+              <w:right w:val="single" w:sz="4" w:color="D9D9D9"/>
+            </w:tcBorders>
+            <w:shd w:val="clear" w:color="auto" w:fill="FFFFFF"/>
+          </w:tcPr>
+          <w:p>
+            <w:pPr>
+              <w:spacing w:after="60" w:before="60"/>
+            </w:pPr>
+            <w:r>
+              <w:rPr>
+                <w:b/>
+                <w:sz w:val="18"/>
+              </w:rPr>
+              <w:t xml:space="preserve">Giữ, sửa</w:t>
+            </w:r>
+          </w:p>
+        </w:tc>
+        <w:tc>
+          <w:tcPr>
+            <w:tcW w:type="dxa" w:w="3915"/>
+            <w:tcBorders>
+              <w:top w:val="single" w:sz="4" w:color="D9D9D9"/>
+              <w:left w:val="single" w:sz="4" w:color="D9D9D9"/>
+              <w:bottom w:val="single" w:sz="4" w:color="D9D9D9"/>
+              <w:right w:val="single" w:sz="4" w:color="D9D9D9"/>
+            </w:tcBorders>
+            <w:shd w:val="clear" w:color="auto" w:fill="FFFFFF"/>
+          </w:tcPr>
+          <w:p>
+            <w:pPr>
+              <w:spacing w:after="60" w:before="60"/>
+            </w:pPr>
+            <w:r>
+              <w:rPr>
+                <w:b w:val="0"/>
+                <w:sz w:val="18"/>
+              </w:rPr>
+              <w:t xml:space="preserve">Giữ ý đi làm → đi tiệc; nêu dịp cụ thể theo màu (tiệc cuối năm / Valentine, Phục sinh)</w:t>
+            </w:r>
+          </w:p>
+        </w:tc>
+      </w:tr>
+      <w:tr>
+        <w:trPr>
+          <w:cantSplit/>
+        </w:trPr>
+        <w:tc>
+          <w:tcPr>
+            <w:tcW w:type="dxa" w:w="889"/>
+            <w:tcBorders>
+              <w:top w:val="single" w:sz="4" w:color="D9D9D9"/>
+              <w:left w:val="single" w:sz="4" w:color="D9D9D9"/>
+              <w:bottom w:val="single" w:sz="4" w:color="D9D9D9"/>
+              <w:right w:val="single" w:sz="4" w:color="D9D9D9"/>
+            </w:tcBorders>
+            <w:shd w:val="clear" w:color="auto" w:fill="F6F7F8"/>
+          </w:tcPr>
+          <w:p>
+            <w:pPr>
+              <w:spacing w:after="60" w:before="60"/>
+            </w:pPr>
+            <w:r>
+              <w:rPr>
+                <w:b w:val="0"/>
+                <w:sz w:val="18"/>
+              </w:rPr>
+              <w:t xml:space="preserve">Chất liệu</w:t>
+            </w:r>
+          </w:p>
+        </w:tc>
+        <w:tc>
+          <w:tcPr>
+            <w:tcW w:type="dxa" w:w="3913"/>
+            <w:tcBorders>
+              <w:top w:val="single" w:sz="4" w:color="D9D9D9"/>
+              <w:left w:val="single" w:sz="4" w:color="D9D9D9"/>
+              <w:bottom w:val="single" w:sz="4" w:color="D9D9D9"/>
+              <w:right w:val="single" w:sz="4" w:color="D9D9D9"/>
+            </w:tcBorders>
+            <w:shd w:val="clear" w:color="auto" w:fill="F6F7F8"/>
+          </w:tcPr>
+          <w:p>
+            <w:pPr>
+              <w:spacing w:after="60" w:before="60"/>
+            </w:pPr>
+            <w:r>
+              <w:rPr>
+                <w:b w:val="0"/>
+                <w:sz w:val="18"/>
+              </w:rPr>
+              <w:t xml:space="preserve">"Durable fabric ideal for fall and winter weather"; "softer and more breathable after a few washes"</w:t>
+            </w:r>
+          </w:p>
+        </w:tc>
+        <w:tc>
+          <w:tcPr>
+            <w:tcW w:type="dxa" w:w="1363"/>
+            <w:tcBorders>
+              <w:top w:val="single" w:sz="4" w:color="D9D9D9"/>
+              <w:left w:val="single" w:sz="4" w:color="D9D9D9"/>
+              <w:bottom w:val="single" w:sz="4" w:color="D9D9D9"/>
+              <w:right w:val="single" w:sz="4" w:color="D9D9D9"/>
+            </w:tcBorders>
+            <w:shd w:val="clear" w:color="auto" w:fill="F6F7F8"/>
+          </w:tcPr>
+          <w:p>
+            <w:pPr>
+              <w:spacing w:after="60" w:before="60"/>
+            </w:pPr>
+            <w:r>
+              <w:rPr>
+                <w:b/>
+                <w:sz w:val="18"/>
+              </w:rPr>
+              <w:t xml:space="preserve">Bỏ</w:t>
+            </w:r>
+          </w:p>
+        </w:tc>
+        <w:tc>
+          <w:tcPr>
+            <w:tcW w:type="dxa" w:w="3915"/>
+            <w:tcBorders>
+              <w:top w:val="single" w:sz="4" w:color="D9D9D9"/>
+              <w:left w:val="single" w:sz="4" w:color="D9D9D9"/>
+              <w:bottom w:val="single" w:sz="4" w:color="D9D9D9"/>
+              <w:right w:val="single" w:sz="4" w:color="D9D9D9"/>
+            </w:tcBorders>
+            <w:shd w:val="clear" w:color="auto" w:fill="F6F7F8"/>
+          </w:tcPr>
+          <w:p>
+            <w:pPr>
+              <w:spacing w:after="60" w:before="60"/>
+            </w:pPr>
+            <w:r>
+              <w:rPr>
+                <w:b w:val="0"/>
+                <w:sz w:val="18"/>
+              </w:rPr>
+              <w:t xml:space="preserve">Váy polyester không tay, hở lưng: "ideal for winter" là claim chưa kiểm chứng, dễ gây review xấu. "Mềm hơn sau vài lần giặt" cũng không chứng minh được</w:t>
+            </w:r>
+          </w:p>
+        </w:tc>
+      </w:tr>
+      <w:tr>
+        <w:trPr>
+          <w:cantSplit/>
+        </w:trPr>
+        <w:tc>
+          <w:tcPr>
+            <w:tcW w:type="dxa" w:w="889"/>
+            <w:tcBorders>
+              <w:top w:val="single" w:sz="4" w:color="D9D9D9"/>
+              <w:left w:val="single" w:sz="4" w:color="D9D9D9"/>
+              <w:bottom w:val="single" w:sz="4" w:color="D9D9D9"/>
+              <w:right w:val="single" w:sz="4" w:color="D9D9D9"/>
+            </w:tcBorders>
+            <w:shd w:val="clear" w:color="auto" w:fill="FFFFFF"/>
+          </w:tcPr>
+          <w:p>
+            <w:pPr>
+              <w:spacing w:after="60" w:before="60"/>
+            </w:pPr>
+            <w:r>
+              <w:rPr>
+                <w:b w:val="0"/>
+                <w:sz w:val="18"/>
+              </w:rPr>
+              <w:t xml:space="preserve">Dáng</w:t>
+            </w:r>
+          </w:p>
+        </w:tc>
+        <w:tc>
+          <w:tcPr>
+            <w:tcW w:type="dxa" w:w="3913"/>
+            <w:tcBorders>
+              <w:top w:val="single" w:sz="4" w:color="D9D9D9"/>
+              <w:left w:val="single" w:sz="4" w:color="D9D9D9"/>
+              <w:bottom w:val="single" w:sz="4" w:color="D9D9D9"/>
+              <w:right w:val="single" w:sz="4" w:color="D9D9D9"/>
+            </w:tcBorders>
+            <w:shd w:val="clear" w:color="auto" w:fill="FFFFFF"/>
+          </w:tcPr>
+          <w:p>
+            <w:pPr>
+              <w:spacing w:after="60" w:before="60"/>
+            </w:pPr>
+            <w:r>
+              <w:rPr>
+                <w:b w:val="0"/>
+                <w:sz w:val="18"/>
+              </w:rPr>
+              <w:t xml:space="preserve">Thuộc tính: A-line, high waist, sleeveless, backless, pull-on</w:t>
+            </w:r>
+          </w:p>
+        </w:tc>
+        <w:tc>
+          <w:tcPr>
+            <w:tcW w:type="dxa" w:w="1363"/>
+            <w:tcBorders>
+              <w:top w:val="single" w:sz="4" w:color="D9D9D9"/>
+              <w:left w:val="single" w:sz="4" w:color="D9D9D9"/>
+              <w:bottom w:val="single" w:sz="4" w:color="D9D9D9"/>
+              <w:right w:val="single" w:sz="4" w:color="D9D9D9"/>
+            </w:tcBorders>
+            <w:shd w:val="clear" w:color="auto" w:fill="FFFFFF"/>
+          </w:tcPr>
+          <w:p>
+            <w:pPr>
+              <w:spacing w:after="60" w:before="60"/>
+            </w:pPr>
+            <w:r>
+              <w:rPr>
+                <w:b/>
+                <w:sz w:val="18"/>
+              </w:rPr>
+              <w:t xml:space="preserve">Thêm</w:t>
+            </w:r>
+          </w:p>
+        </w:tc>
+        <w:tc>
+          <w:tcPr>
+            <w:tcW w:type="dxa" w:w="3915"/>
+            <w:tcBorders>
+              <w:top w:val="single" w:sz="4" w:color="D9D9D9"/>
+              <w:left w:val="single" w:sz="4" w:color="D9D9D9"/>
+              <w:bottom w:val="single" w:sz="4" w:color="D9D9D9"/>
+              <w:right w:val="single" w:sz="4" w:color="D9D9D9"/>
+            </w:tcBorders>
+            <w:shd w:val="clear" w:color="auto" w:fill="FFFFFF"/>
+          </w:tcPr>
+          <w:p>
+            <w:pPr>
+              <w:spacing w:after="60" w:before="60"/>
+            </w:pPr>
+            <w:r>
+              <w:rPr>
+                <w:b w:val="0"/>
+                <w:sz w:val="18"/>
+              </w:rPr>
+              <w:t xml:space="preserve">Chưa có trong bullet. Đưa vào bullet 1 và 3</w:t>
+            </w:r>
+          </w:p>
+        </w:tc>
+      </w:tr>
+      <w:tr>
+        <w:trPr>
+          <w:cantSplit/>
+        </w:trPr>
+        <w:tc>
+          <w:tcPr>
+            <w:tcW w:type="dxa" w:w="889"/>
+            <w:tcBorders>
+              <w:top w:val="single" w:sz="4" w:color="D9D9D9"/>
+              <w:left w:val="single" w:sz="4" w:color="D9D9D9"/>
+              <w:bottom w:val="single" w:sz="4" w:color="D9D9D9"/>
+              <w:right w:val="single" w:sz="4" w:color="D9D9D9"/>
+            </w:tcBorders>
+            <w:shd w:val="clear" w:color="auto" w:fill="F6F7F8"/>
+          </w:tcPr>
+          <w:p>
+            <w:pPr>
+              <w:spacing w:after="60" w:before="60"/>
+            </w:pPr>
+            <w:r>
+              <w:rPr>
+                <w:b w:val="0"/>
+                <w:sz w:val="18"/>
+              </w:rPr>
+              <w:t xml:space="preserve">Size</w:t>
+            </w:r>
+          </w:p>
+        </w:tc>
+        <w:tc>
+          <w:tcPr>
+            <w:tcW w:type="dxa" w:w="3913"/>
+            <w:tcBorders>
+              <w:top w:val="single" w:sz="4" w:color="D9D9D9"/>
+              <w:left w:val="single" w:sz="4" w:color="D9D9D9"/>
+              <w:bottom w:val="single" w:sz="4" w:color="D9D9D9"/>
+              <w:right w:val="single" w:sz="4" w:color="D9D9D9"/>
+            </w:tcBorders>
+            <w:shd w:val="clear" w:color="auto" w:fill="F6F7F8"/>
+          </w:tcPr>
+          <w:p>
+            <w:pPr>
+              <w:spacing w:after="60" w:before="60"/>
+            </w:pPr>
+            <w:r>
+              <w:rPr>
+                <w:b w:val="0"/>
+                <w:sz w:val="18"/>
+              </w:rPr>
+              <w:t xml:space="preserve">S: bust 29.3", waist 26.6", length 44.5"</w:t>
+            </w:r>
+          </w:p>
+        </w:tc>
+        <w:tc>
+          <w:tcPr>
+            <w:tcW w:type="dxa" w:w="1363"/>
+            <w:tcBorders>
+              <w:top w:val="single" w:sz="4" w:color="D9D9D9"/>
+              <w:left w:val="single" w:sz="4" w:color="D9D9D9"/>
+              <w:bottom w:val="single" w:sz="4" w:color="D9D9D9"/>
+              <w:right w:val="single" w:sz="4" w:color="D9D9D9"/>
+            </w:tcBorders>
+            <w:shd w:val="clear" w:color="auto" w:fill="F6F7F8"/>
+          </w:tcPr>
+          <w:p>
+            <w:pPr>
+              <w:spacing w:after="60" w:before="60"/>
+            </w:pPr>
+            <w:r>
+              <w:rPr>
+                <w:b/>
+                <w:sz w:val="18"/>
+              </w:rPr>
+              <w:t xml:space="preserve">Giữ, kiểm tra</w:t>
+            </w:r>
+          </w:p>
+        </w:tc>
+        <w:tc>
+          <w:tcPr>
+            <w:tcW w:type="dxa" w:w="3915"/>
+            <w:tcBorders>
+              <w:top w:val="single" w:sz="4" w:color="D9D9D9"/>
+              <w:left w:val="single" w:sz="4" w:color="D9D9D9"/>
+              <w:bottom w:val="single" w:sz="4" w:color="D9D9D9"/>
+              <w:right w:val="single" w:sz="4" w:color="D9D9D9"/>
+            </w:tcBorders>
+            <w:shd w:val="clear" w:color="auto" w:fill="F6F7F8"/>
+          </w:tcPr>
+          <w:p>
+            <w:pPr>
+              <w:spacing w:after="60" w:before="60"/>
+            </w:pPr>
+            <w:r>
+              <w:rPr>
+                <w:b w:val="0"/>
+                <w:sz w:val="18"/>
+              </w:rPr>
+              <w:t xml:space="preserve">Ngực 29.3" là nhỏ so với size S Mỹ, có thể là số đo trải phẳng hoặc số đo vải. Đo lại trước khi đăng</w:t>
+            </w:r>
+          </w:p>
+        </w:tc>
+      </w:tr>
+      <w:tr>
+        <w:trPr>
+          <w:cantSplit/>
+        </w:trPr>
+        <w:tc>
+          <w:tcPr>
+            <w:tcW w:type="dxa" w:w="889"/>
+            <w:tcBorders>
+              <w:top w:val="single" w:sz="4" w:color="D9D9D9"/>
+              <w:left w:val="single" w:sz="4" w:color="D9D9D9"/>
+              <w:bottom w:val="single" w:sz="4" w:color="D9D9D9"/>
+              <w:right w:val="single" w:sz="4" w:color="D9D9D9"/>
+            </w:tcBorders>
+            <w:shd w:val="clear" w:color="auto" w:fill="FFFFFF"/>
+          </w:tcPr>
+          <w:p>
+            <w:pPr>
+              <w:spacing w:after="60" w:before="60"/>
+            </w:pPr>
+            <w:r>
+              <w:rPr>
+                <w:b w:val="0"/>
+                <w:sz w:val="18"/>
+              </w:rPr>
+              <w:t xml:space="preserve">Giặt</w:t>
+            </w:r>
+          </w:p>
+        </w:tc>
+        <w:tc>
+          <w:tcPr>
+            <w:tcW w:type="dxa" w:w="3913"/>
+            <w:tcBorders>
+              <w:top w:val="single" w:sz="4" w:color="D9D9D9"/>
+              <w:left w:val="single" w:sz="4" w:color="D9D9D9"/>
+              <w:bottom w:val="single" w:sz="4" w:color="D9D9D9"/>
+              <w:right w:val="single" w:sz="4" w:color="D9D9D9"/>
+            </w:tcBorders>
+            <w:shd w:val="clear" w:color="auto" w:fill="FFFFFF"/>
+          </w:tcPr>
+          <w:p>
+            <w:pPr>
+              <w:spacing w:after="60" w:before="60"/>
+            </w:pPr>
+            <w:r>
+              <w:rPr>
+                <w:b w:val="0"/>
+                <w:sz w:val="18"/>
+              </w:rPr>
+              <w:t xml:space="preserve">Bullet: máy giặt được, khuyên giặt tay, không chất tẩy mạnh, không sấy; thuộc tính: Hand Wash Only</w:t>
+            </w:r>
+          </w:p>
+        </w:tc>
+        <w:tc>
+          <w:tcPr>
+            <w:tcW w:type="dxa" w:w="1363"/>
+            <w:tcBorders>
+              <w:top w:val="single" w:sz="4" w:color="D9D9D9"/>
+              <w:left w:val="single" w:sz="4" w:color="D9D9D9"/>
+              <w:bottom w:val="single" w:sz="4" w:color="D9D9D9"/>
+              <w:right w:val="single" w:sz="4" w:color="D9D9D9"/>
+            </w:tcBorders>
+            <w:shd w:val="clear" w:color="auto" w:fill="FFFFFF"/>
+          </w:tcPr>
+          <w:p>
+            <w:pPr>
+              <w:spacing w:after="60" w:before="60"/>
+            </w:pPr>
+            <w:r>
+              <w:rPr>
+                <w:b/>
+                <w:sz w:val="18"/>
+              </w:rPr>
+              <w:t xml:space="preserve">Sửa</w:t>
+            </w:r>
+          </w:p>
+        </w:tc>
+        <w:tc>
+          <w:tcPr>
+            <w:tcW w:type="dxa" w:w="3915"/>
+            <w:tcBorders>
+              <w:top w:val="single" w:sz="4" w:color="D9D9D9"/>
+              <w:left w:val="single" w:sz="4" w:color="D9D9D9"/>
+              <w:bottom w:val="single" w:sz="4" w:color="D9D9D9"/>
+              <w:right w:val="single" w:sz="4" w:color="D9D9D9"/>
+            </w:tcBorders>
+            <w:shd w:val="clear" w:color="auto" w:fill="FFFFFF"/>
+          </w:tcPr>
+          <w:p>
+            <w:pPr>
+              <w:spacing w:after="60" w:before="60"/>
+            </w:pPr>
+            <w:r>
+              <w:rPr>
+                <w:b w:val="0"/>
+                <w:sz w:val="18"/>
+              </w:rPr>
+              <w:t xml:space="preserve">Hai chỗ mâu thuẫn. Chép đúng nhãn giặt rồi sửa cả bullet lẫn thuộc tính</w:t>
+            </w:r>
+          </w:p>
+        </w:tc>
+      </w:tr>
+    </w:tbl>
+    <w:p>
+      <w:pPr>
+        <w:spacing w:after="0"/>
+      </w:pPr>
+    </w:p>
+    <w:p>
+      <w:pPr>
+        <w:pStyle w:val="Heading2"/>
+        <w:spacing w:before="160" w:after="40"/>
+      </w:pPr>
+      <w:r>
+        <w:t xml:space="preserve">4.2 Bullet sau khi sửa</w:t>
+      </w:r>
+    </w:p>
+    <w:tbl>
+      <w:tblPr>
+        <w:tblW w:type="dxa" w:w="10080"/>
+        <w:tblLayout w:type="fixed"/>
+        <w:tblLook w:firstColumn="1" w:firstRow="1" w:lastColumn="0" w:lastRow="0" w:noHBand="0" w:noVBand="1" w:val="04A0"/>
+      </w:tblPr>
+      <w:tblGrid>
+        <w:gridCol w:w="399"/>
+        <w:gridCol w:w="3293"/>
+        <w:gridCol w:w="3293"/>
+        <w:gridCol w:w="2495"/>
+        <w:gridCol w:w="600"/>
+      </w:tblGrid>
+      <w:tr>
+        <w:trPr>
+          <w:cantSplit/>
+          <w:tblHeader/>
+        </w:trPr>
+        <w:tc>
+          <w:tcPr>
+            <w:tcW w:type="dxa" w:w="399"/>
             <w:tcBorders>
               <w:top w:val="single" w:sz="4" w:color="D9D9D9"/>
               <w:left w:val="single" w:sz="4" w:color="D9D9D9"/>
@@ -2543,7 +4335,7 @@
         </w:tc>
         <w:tc>
           <w:tcPr>
-            <w:tcW w:type="dxa" w:w="3051"/>
+            <w:tcW w:type="dxa" w:w="3293"/>
             <w:tcBorders>
               <w:top w:val="single" w:sz="4" w:color="D9D9D9"/>
               <w:left w:val="single" w:sz="4" w:color="D9D9D9"/>
@@ -2567,7 +4359,7 @@
         </w:tc>
         <w:tc>
           <w:tcPr>
-            <w:tcW w:type="dxa" w:w="3051"/>
+            <w:tcW w:type="dxa" w:w="3293"/>
             <w:tcBorders>
               <w:top w:val="single" w:sz="4" w:color="D9D9D9"/>
               <w:left w:val="single" w:sz="4" w:color="D9D9D9"/>
@@ -2591,7 +4383,7 @@
         </w:tc>
         <w:tc>
           <w:tcPr>
-            <w:tcW w:type="dxa" w:w="3051"/>
+            <w:tcW w:type="dxa" w:w="2495"/>
             <w:tcBorders>
               <w:top w:val="single" w:sz="4" w:color="D9D9D9"/>
               <w:left w:val="single" w:sz="4" w:color="D9D9D9"/>
@@ -2615,7 +4407,7 @@
         </w:tc>
         <w:tc>
           <w:tcPr>
-            <w:tcW w:type="dxa" w:w="558"/>
+            <w:tcW w:type="dxa" w:w="600"/>
             <w:tcBorders>
               <w:top w:val="single" w:sz="4" w:color="D9D9D9"/>
               <w:left w:val="single" w:sz="4" w:color="D9D9D9"/>
@@ -2644,7 +4436,7 @@
         </w:trPr>
         <w:tc>
           <w:tcPr>
-            <w:tcW w:type="dxa" w:w="369"/>
+            <w:tcW w:type="dxa" w:w="399"/>
             <w:tcBorders>
               <w:top w:val="single" w:sz="4" w:color="D9D9D9"/>
               <w:left w:val="single" w:sz="4" w:color="D9D9D9"/>
@@ -2668,7 +4460,7 @@
         </w:tc>
         <w:tc>
           <w:tcPr>
-            <w:tcW w:type="dxa" w:w="3051"/>
+            <w:tcW w:type="dxa" w:w="3293"/>
             <w:tcBorders>
               <w:top w:val="single" w:sz="4" w:color="D9D9D9"/>
               <w:left w:val="single" w:sz="4" w:color="D9D9D9"/>
@@ -2687,13 +4479,13 @@
                 <w:rFonts w:ascii="Consolas" w:hAnsi="Consolas" w:cs="Consolas"/>
                 <w:sz w:val="16"/>
               </w:rPr>
-              <w:t xml:space="preserve">DRESS IT UP OR LAYER IT – Spaghetti straps and a tiered flared skirt for holiday parties, cocktail hour and New Year's Eve. Add a blazer, cardigan or tights for cooler weather.</w:t>
+              <w:t xml:space="preserve">DRESS IT UP OR LAYER IT – A sleeveless, high-waist A-line dress with an open back for holiday parties, cocktail hour, New Year's Eve and work events. Add a blazer, cardigan or tights when it is cold.</w:t>
             </w:r>
           </w:p>
         </w:tc>
         <w:tc>
           <w:tcPr>
-            <w:tcW w:type="dxa" w:w="3051"/>
+            <w:tcW w:type="dxa" w:w="3293"/>
             <w:tcBorders>
               <w:top w:val="single" w:sz="4" w:color="D9D9D9"/>
               <w:left w:val="single" w:sz="4" w:color="D9D9D9"/>
@@ -2711,13 +4503,13 @@
                 <w:b w:val="0"/>
                 <w:sz w:val="16"/>
               </w:rPr>
-              <w:t xml:space="preserve">(Bản màu đen) Diện sang hay phối lớp đều được: dây mảnh, chân váy xòe nhiều tầng cho tiệc cuối năm, tiệc cocktail và đêm Giao thừa. Trời lạnh thì thêm blazer, cardigan hoặc tất.</w:t>
+              <w:t xml:space="preserve">(Màu đen) Váy chữ A không tay, cạp cao, hở lưng cho tiệc cuối năm, cocktail, Giao thừa và sự kiện công ty. Trời lạnh thì thêm blazer, cardigan hoặc tất.</w:t>
             </w:r>
           </w:p>
         </w:tc>
         <w:tc>
           <w:tcPr>
-            <w:tcW w:type="dxa" w:w="3051"/>
+            <w:tcW w:type="dxa" w:w="2495"/>
             <w:tcBorders>
               <w:top w:val="single" w:sz="4" w:color="D9D9D9"/>
               <w:left w:val="single" w:sz="4" w:color="D9D9D9"/>
@@ -2735,13 +4527,13 @@
                 <w:b w:val="0"/>
                 <w:sz w:val="16"/>
               </w:rPr>
-              <w:t xml:space="preserve">Không có ô trống. Dùng cho ASIN con màu đen</w:t>
+              <w:t xml:space="preserve">Dùng cho ASIN con màu đen</w:t>
             </w:r>
           </w:p>
         </w:tc>
         <w:tc>
           <w:tcPr>
-            <w:tcW w:type="dxa" w:w="558"/>
+            <w:tcW w:type="dxa" w:w="600"/>
             <w:tcBorders>
               <w:top w:val="single" w:sz="4" w:color="D9D9D9"/>
               <w:left w:val="single" w:sz="4" w:color="D9D9D9"/>
@@ -2759,7 +4551,7 @@
                 <w:b w:val="0"/>
                 <w:sz w:val="16"/>
               </w:rPr>
-              <w:t xml:space="preserve">176</w:t>
+              <w:t xml:space="preserve">199</w:t>
             </w:r>
           </w:p>
         </w:tc>
@@ -2770,7 +4562,7 @@
         </w:trPr>
         <w:tc>
           <w:tcPr>
-            <w:tcW w:type="dxa" w:w="369"/>
+            <w:tcW w:type="dxa" w:w="399"/>
             <w:tcBorders>
               <w:top w:val="single" w:sz="4" w:color="D9D9D9"/>
               <w:left w:val="single" w:sz="4" w:color="D9D9D9"/>
@@ -2794,7 +4586,7 @@
         </w:tc>
         <w:tc>
           <w:tcPr>
-            <w:tcW w:type="dxa" w:w="3051"/>
+            <w:tcW w:type="dxa" w:w="3293"/>
             <w:tcBorders>
               <w:top w:val="single" w:sz="4" w:color="D9D9D9"/>
               <w:left w:val="single" w:sz="4" w:color="D9D9D9"/>
@@ -2813,13 +4605,13 @@
                 <w:rFonts w:ascii="Consolas" w:hAnsi="Consolas" w:cs="Consolas"/>
                 <w:sz w:val="16"/>
               </w:rPr>
-              <w:t xml:space="preserve">DRESS IT UP OR LAYER IT – Spaghetti straps and a tiered flared skirt for Valentine's Day, Easter brunch and bridal showers. Add a denim jacket or cardigan for cooler weather.</w:t>
+              <w:t xml:space="preserve">DRESS IT UP OR LAYER IT – A sleeveless, high-waist A-line dress with an open back for Valentine's Day, Easter brunch, bridal showers and birthdays. Add a denim jacket or cardigan when it is cool.</w:t>
             </w:r>
           </w:p>
         </w:tc>
         <w:tc>
           <w:tcPr>
-            <w:tcW w:type="dxa" w:w="3051"/>
+            <w:tcW w:type="dxa" w:w="3293"/>
             <w:tcBorders>
               <w:top w:val="single" w:sz="4" w:color="D9D9D9"/>
               <w:left w:val="single" w:sz="4" w:color="D9D9D9"/>
@@ -2837,13 +4629,13 @@
                 <w:b w:val="0"/>
                 <w:sz w:val="16"/>
               </w:rPr>
-              <w:t xml:space="preserve">(Bản màu hồng) Như trên, nhưng cho Valentine, brunch Phục sinh và tiệc chia tay độc thân của cô dâu. Trời mát thì thêm áo denim hoặc cardigan.</w:t>
+              <w:t xml:space="preserve">(Màu hồng) Như trên, cho Valentine, brunch Phục sinh, tiệc chia tay độc thân của cô dâu và sinh nhật. Trời mát thì thêm áo denim hoặc cardigan.</w:t>
             </w:r>
           </w:p>
         </w:tc>
         <w:tc>
           <w:tcPr>
-            <w:tcW w:type="dxa" w:w="3051"/>
+            <w:tcW w:type="dxa" w:w="2495"/>
             <w:tcBorders>
               <w:top w:val="single" w:sz="4" w:color="D9D9D9"/>
               <w:left w:val="single" w:sz="4" w:color="D9D9D9"/>
@@ -2861,13 +4653,13 @@
                 <w:b w:val="0"/>
                 <w:sz w:val="16"/>
               </w:rPr>
-              <w:t xml:space="preserve">Không có ô trống. Dùng cho ASIN con màu hồng</w:t>
+              <w:t xml:space="preserve">Dùng cho ASIN con màu hồng</w:t>
             </w:r>
           </w:p>
         </w:tc>
         <w:tc>
           <w:tcPr>
-            <w:tcW w:type="dxa" w:w="558"/>
+            <w:tcW w:type="dxa" w:w="600"/>
             <w:tcBorders>
               <w:top w:val="single" w:sz="4" w:color="D9D9D9"/>
               <w:left w:val="single" w:sz="4" w:color="D9D9D9"/>
@@ -2885,7 +4677,7 @@
                 <w:b w:val="0"/>
                 <w:sz w:val="16"/>
               </w:rPr>
-              <w:t xml:space="preserve">174</w:t>
+              <w:t xml:space="preserve">195</w:t>
             </w:r>
           </w:p>
         </w:tc>
@@ -2896,7 +4688,7 @@
         </w:trPr>
         <w:tc>
           <w:tcPr>
-            <w:tcW w:type="dxa" w:w="369"/>
+            <w:tcW w:type="dxa" w:w="399"/>
             <w:tcBorders>
               <w:top w:val="single" w:sz="4" w:color="D9D9D9"/>
               <w:left w:val="single" w:sz="4" w:color="D9D9D9"/>
@@ -2920,7 +4712,7 @@
         </w:tc>
         <w:tc>
           <w:tcPr>
-            <w:tcW w:type="dxa" w:w="3051"/>
+            <w:tcW w:type="dxa" w:w="3293"/>
             <w:tcBorders>
               <w:top w:val="single" w:sz="4" w:color="D9D9D9"/>
               <w:left w:val="single" w:sz="4" w:color="D9D9D9"/>
@@ -2939,13 +4731,13 @@
                 <w:rFonts w:ascii="Consolas" w:hAnsi="Consolas" w:cs="Consolas"/>
                 <w:sz w:val="16"/>
               </w:rPr>
-              <w:t xml:space="preserve">FROM A RUNWAY DESIGN HOUSE – SIXDO is a Vietnamese fashion brand whose collections have been shown at New York Fashion Week. This style brings the brand's feminine tiered silhouette to an everyday price.</w:t>
+              <w:t xml:space="preserve">FROM A RUNWAY DESIGN HOUSE – SIXDO is a Vietnamese brand whose collections have been shown at New York Fashion Week. This style moves easily from the office to an evening event, at an everyday price.</w:t>
             </w:r>
           </w:p>
         </w:tc>
         <w:tc>
           <w:tcPr>
-            <w:tcW w:type="dxa" w:w="3051"/>
+            <w:tcW w:type="dxa" w:w="3293"/>
             <w:tcBorders>
               <w:top w:val="single" w:sz="4" w:color="D9D9D9"/>
               <w:left w:val="single" w:sz="4" w:color="D9D9D9"/>
@@ -2963,13 +4755,13 @@
                 <w:b w:val="0"/>
                 <w:sz w:val="16"/>
               </w:rPr>
-              <w:t xml:space="preserve">Giống SP1 về thương hiệu. Thêm: mẫu này đưa dáng váy tầng nữ tính của hãng về mức giá dùng hằng ngày.</w:t>
+              <w:t xml:space="preserve">Thương hiệu từng trình diễn tại NYFW. Mẫu này chuyển dễ dàng từ văn phòng sang buổi tối, với mức giá dùng hằng ngày.</w:t>
             </w:r>
           </w:p>
         </w:tc>
         <w:tc>
           <w:tcPr>
-            <w:tcW w:type="dxa" w:w="3051"/>
+            <w:tcW w:type="dxa" w:w="2495"/>
             <w:tcBorders>
               <w:top w:val="single" w:sz="4" w:color="D9D9D9"/>
               <w:left w:val="single" w:sz="4" w:color="D9D9D9"/>
@@ -2993,7 +4785,7 @@
         </w:tc>
         <w:tc>
           <w:tcPr>
-            <w:tcW w:type="dxa" w:w="558"/>
+            <w:tcW w:type="dxa" w:w="600"/>
             <w:tcBorders>
               <w:top w:val="single" w:sz="4" w:color="D9D9D9"/>
               <w:left w:val="single" w:sz="4" w:color="D9D9D9"/>
@@ -3011,7 +4803,7 @@
                 <w:b w:val="0"/>
                 <w:sz w:val="16"/>
               </w:rPr>
-              <w:t xml:space="preserve">203</w:t>
+              <w:t xml:space="preserve">199</w:t>
             </w:r>
           </w:p>
         </w:tc>
@@ -3022,7 +4814,7 @@
         </w:trPr>
         <w:tc>
           <w:tcPr>
-            <w:tcW w:type="dxa" w:w="369"/>
+            <w:tcW w:type="dxa" w:w="399"/>
             <w:tcBorders>
               <w:top w:val="single" w:sz="4" w:color="D9D9D9"/>
               <w:left w:val="single" w:sz="4" w:color="D9D9D9"/>
@@ -3046,7 +4838,7 @@
         </w:tc>
         <w:tc>
           <w:tcPr>
-            <w:tcW w:type="dxa" w:w="3051"/>
+            <w:tcW w:type="dxa" w:w="3293"/>
             <w:tcBorders>
               <w:top w:val="single" w:sz="4" w:color="D9D9D9"/>
               <w:left w:val="single" w:sz="4" w:color="D9D9D9"/>
@@ -3065,13 +4857,13 @@
                 <w:rFonts w:ascii="Consolas" w:hAnsi="Consolas" w:cs="Consolas"/>
                 <w:sz w:val="16"/>
               </w:rPr>
-              <w:t xml:space="preserve">SOLID POLYESTER, CLEAR FACTS – [100]% polyester, [lined / unlined], [opaque / slightly see-through in Blush Pink]. Adjustable straps: [yes / no]. Closure: [side zip / pull-on].</w:t>
+              <w:t xml:space="preserve">SOLID POLYESTER, CLEAR FACTS – 100% polyester, [lined / unlined], [opaque / slightly see-through in Blush Pink]. Pull-on style with no zip. Open back.</w:t>
             </w:r>
           </w:p>
         </w:tc>
         <w:tc>
           <w:tcPr>
-            <w:tcW w:type="dxa" w:w="3051"/>
+            <w:tcW w:type="dxa" w:w="3293"/>
             <w:tcBorders>
               <w:top w:val="single" w:sz="4" w:color="D9D9D9"/>
               <w:left w:val="single" w:sz="4" w:color="D9D9D9"/>
@@ -3089,13 +4881,13 @@
                 <w:b w:val="0"/>
                 <w:sz w:val="16"/>
               </w:rPr>
-              <w:t xml:space="preserve">Vải polyester trơn, thông tin rõ ràng: polyester [100]%, [có lót / không lót], [không xuyên / màu hồng hơi xuyên]. Dây vai [chỉnh được / không]. Cách mặc: [khóa kéo bên hông / chui đầu].</w:t>
+              <w:t xml:space="preserve">Polyester trơn, thông tin rõ: 100% polyester, [có lót / không lót], [không xuyên / màu hồng hơi xuyên]. Mặc kiểu chui, không khóa. Hở lưng.</w:t>
             </w:r>
           </w:p>
         </w:tc>
         <w:tc>
           <w:tcPr>
-            <w:tcW w:type="dxa" w:w="3051"/>
+            <w:tcW w:type="dxa" w:w="2495"/>
             <w:tcBorders>
               <w:top w:val="single" w:sz="4" w:color="D9D9D9"/>
               <w:left w:val="single" w:sz="4" w:color="D9D9D9"/>
@@ -3113,13 +4905,13 @@
                 <w:b w:val="0"/>
                 <w:sz w:val="16"/>
               </w:rPr>
-              <w:t xml:space="preserve">% polyester · lót · độ xuyên (thử riêng màu hồng) · dây vai · khóa</w:t>
+              <w:t xml:space="preserve">Lót · độ xuyên (thử riêng màu hồng)</w:t>
             </w:r>
           </w:p>
         </w:tc>
         <w:tc>
           <w:tcPr>
-            <w:tcW w:type="dxa" w:w="558"/>
+            <w:tcW w:type="dxa" w:w="600"/>
             <w:tcBorders>
               <w:top w:val="single" w:sz="4" w:color="D9D9D9"/>
               <w:left w:val="single" w:sz="4" w:color="D9D9D9"/>
@@ -3137,7 +4929,7 @@
                 <w:b w:val="0"/>
                 <w:sz w:val="16"/>
               </w:rPr>
-              <w:t xml:space="preserve">134</w:t>
+              <w:t xml:space="preserve">129</w:t>
             </w:r>
           </w:p>
         </w:tc>
@@ -3148,7 +4940,7 @@
         </w:trPr>
         <w:tc>
           <w:tcPr>
-            <w:tcW w:type="dxa" w:w="369"/>
+            <w:tcW w:type="dxa" w:w="399"/>
             <w:tcBorders>
               <w:top w:val="single" w:sz="4" w:color="D9D9D9"/>
               <w:left w:val="single" w:sz="4" w:color="D9D9D9"/>
@@ -3172,7 +4964,7 @@
         </w:tc>
         <w:tc>
           <w:tcPr>
-            <w:tcW w:type="dxa" w:w="3051"/>
+            <w:tcW w:type="dxa" w:w="3293"/>
             <w:tcBorders>
               <w:top w:val="single" w:sz="4" w:color="D9D9D9"/>
               <w:left w:val="single" w:sz="4" w:color="D9D9D9"/>
@@ -3191,13 +4983,13 @@
                 <w:rFonts w:ascii="Consolas" w:hAnsi="Consolas" w:cs="Consolas"/>
                 <w:sz w:val="16"/>
               </w:rPr>
-              <w:t xml:space="preserve">FIND YOUR SIZE IN INCHES – S: bust [ ]", waist [ ]", length [ ]" · M · L · XL · XXL: [ ]. Model is [ ] and wears [ ].</w:t>
+              <w:t xml:space="preserve">FIND YOUR SIZE IN INCHES – S: bust [29.3]", waist [26.6]", length [44.5]" · M · L · XL · XXL: [ ]. Model is [ ] and wears [ ].</w:t>
             </w:r>
           </w:p>
         </w:tc>
         <w:tc>
           <w:tcPr>
-            <w:tcW w:type="dxa" w:w="3051"/>
+            <w:tcW w:type="dxa" w:w="3293"/>
             <w:tcBorders>
               <w:top w:val="single" w:sz="4" w:color="D9D9D9"/>
               <w:left w:val="single" w:sz="4" w:color="D9D9D9"/>
@@ -3215,13 +5007,13 @@
                 <w:b w:val="0"/>
                 <w:sz w:val="16"/>
               </w:rPr>
-              <w:t xml:space="preserve">Số đo inch: ngực, eo, dài váy cho S–XXL. Chiều cao và size người mẫu.</w:t>
+              <w:t xml:space="preserve">Số đo inch cho S–XXL. Số của size S lấy từ listing hiện tại, cần đo lại. Chiều cao và size người mẫu.</w:t>
             </w:r>
           </w:p>
         </w:tc>
         <w:tc>
           <w:tcPr>
-            <w:tcW w:type="dxa" w:w="3051"/>
+            <w:tcW w:type="dxa" w:w="2495"/>
             <w:tcBorders>
               <w:top w:val="single" w:sz="4" w:color="D9D9D9"/>
               <w:left w:val="single" w:sz="4" w:color="D9D9D9"/>
@@ -3239,13 +5031,13 @@
                 <w:b w:val="0"/>
                 <w:sz w:val="16"/>
               </w:rPr>
-              <w:t xml:space="preserve">3 số đo × 5 size · người mẫu</w:t>
+              <w:t xml:space="preserve">Đo lại size S · điền M–XXL · người mẫu</w:t>
             </w:r>
           </w:p>
         </w:tc>
         <w:tc>
           <w:tcPr>
-            <w:tcW w:type="dxa" w:w="558"/>
+            <w:tcW w:type="dxa" w:w="600"/>
             <w:tcBorders>
               <w:top w:val="single" w:sz="4" w:color="D9D9D9"/>
               <w:left w:val="single" w:sz="4" w:color="D9D9D9"/>
@@ -3263,7 +5055,7 @@
                 <w:b w:val="0"/>
                 <w:sz w:val="16"/>
               </w:rPr>
-              <w:t xml:space="preserve">117</w:t>
+              <w:t xml:space="preserve">120</w:t>
             </w:r>
           </w:p>
         </w:tc>
@@ -3274,7 +5066,7 @@
         </w:trPr>
         <w:tc>
           <w:tcPr>
-            <w:tcW w:type="dxa" w:w="369"/>
+            <w:tcW w:type="dxa" w:w="399"/>
             <w:tcBorders>
               <w:top w:val="single" w:sz="4" w:color="D9D9D9"/>
               <w:left w:val="single" w:sz="4" w:color="D9D9D9"/>
@@ -3298,7 +5090,7 @@
         </w:tc>
         <w:tc>
           <w:tcPr>
-            <w:tcW w:type="dxa" w:w="3051"/>
+            <w:tcW w:type="dxa" w:w="3293"/>
             <w:tcBorders>
               <w:top w:val="single" w:sz="4" w:color="D9D9D9"/>
               <w:left w:val="single" w:sz="4" w:color="D9D9D9"/>
@@ -3317,13 +5109,13 @@
                 <w:rFonts w:ascii="Consolas" w:hAnsi="Consolas" w:cs="Consolas"/>
                 <w:sz w:val="16"/>
               </w:rPr>
-              <w:t xml:space="preserve">CARE – [Machine wash cold, gentle / hand wash], hang dry. Follow the care label inside the garment.</w:t>
+              <w:t xml:space="preserve">CARE – Hand wash recommended in cold water. Use a mild detergent; do not bleach or tumble dry. Hang dry.</w:t>
             </w:r>
           </w:p>
         </w:tc>
         <w:tc>
           <w:tcPr>
-            <w:tcW w:type="dxa" w:w="3051"/>
+            <w:tcW w:type="dxa" w:w="3293"/>
             <w:tcBorders>
               <w:top w:val="single" w:sz="4" w:color="D9D9D9"/>
               <w:left w:val="single" w:sz="4" w:color="D9D9D9"/>
@@ -3341,13 +5133,13 @@
                 <w:b w:val="0"/>
                 <w:sz w:val="16"/>
               </w:rPr>
-              <w:t xml:space="preserve">[Giặt máy nước lạnh, chế độ nhẹ / giặt tay], phơi treo. Làm theo nhãn giặt.</w:t>
+              <w:t xml:space="preserve">Khuyên giặt tay nước lạnh, dùng chất giặt nhẹ, không tẩy, không sấy. Phơi treo.</w:t>
             </w:r>
           </w:p>
         </w:tc>
         <w:tc>
           <w:tcPr>
-            <w:tcW w:type="dxa" w:w="3051"/>
+            <w:tcW w:type="dxa" w:w="2495"/>
             <w:tcBorders>
               <w:top w:val="single" w:sz="4" w:color="D9D9D9"/>
               <w:left w:val="single" w:sz="4" w:color="D9D9D9"/>
@@ -3365,13 +5157,13 @@
                 <w:b w:val="0"/>
                 <w:sz w:val="16"/>
               </w:rPr>
-              <w:t xml:space="preserve">Cách giặt theo nhãn</w:t>
+              <w:t xml:space="preserve">Chép đúng nhãn giặt; sửa thuộc tính cho khớp</w:t>
             </w:r>
           </w:p>
         </w:tc>
         <w:tc>
           <w:tcPr>
-            <w:tcW w:type="dxa" w:w="558"/>
+            <w:tcW w:type="dxa" w:w="600"/>
             <w:tcBorders>
               <w:top w:val="single" w:sz="4" w:color="D9D9D9"/>
               <w:left w:val="single" w:sz="4" w:color="D9D9D9"/>
@@ -3389,7 +5181,7 @@
                 <w:b w:val="0"/>
                 <w:sz w:val="16"/>
               </w:rPr>
-              <w:t xml:space="preserve">85</w:t>
+              <w:t xml:space="preserve">104</w:t>
             </w:r>
           </w:p>
         </w:tc>
@@ -3402,32 +5194,16 @@
     </w:p>
     <w:p>
       <w:r>
-        <w:t xml:space="preserve">Lưu ý riêng cho SP3:</w:t>
-      </w:r>
-    </w:p>
-    <w:p>
-      <w:pPr>
-        <w:pStyle w:val="ListBullet"/>
-      </w:pPr>
-      <w:r>
-        <w:t xml:space="preserve">Nếu Seller Central chỉ cho một bộ bullet ở ASIN cha, dùng câu gộp cho bullet 1: </w:t>
+        <w:t xml:space="preserve">Lưu ý riêng cho SP3: nếu Seller Central chỉ cho một bộ bullet ở ASIN cha, dùng câu gộp cho bullet 1: </w:t>
       </w:r>
       <w:r>
         <w:rPr>
           <w:rFonts w:ascii="Consolas" w:hAnsi="Consolas" w:cs="Consolas"/>
         </w:rPr>
-        <w:t xml:space="preserve">for holiday parties, cocktail hour, Valentine's Day and Easter brunch</w:t>
+        <w:t xml:space="preserve">for holiday parties, New Year's Eve, Valentine's Day and Easter brunch</w:t>
       </w:r>
       <w:r>
         <w:t xml:space="preserve">.</w:t>
-      </w:r>
-    </w:p>
-    <w:p>
-      <w:pPr>
-        <w:pStyle w:val="ListBullet"/>
-      </w:pPr>
-      <w:r>
-        <w:t xml:space="preserve">Không ghi "mini" hay "midi" khi chưa đo chiều dài váy.</w:t>
       </w:r>
     </w:p>
     <w:p>
@@ -3441,12 +5217,12 @@
         <w:spacing w:before="280" w:after="60"/>
       </w:pPr>
       <w:r>
-        <w:t xml:space="preserve">5 Cách điền các ô [ ]</w:t>
+        <w:t xml:space="preserve">5 Ảnh hưởng tới title và thuộc tính</w:t>
       </w:r>
     </w:p>
     <w:p>
       <w:r>
-        <w:t xml:space="preserve">Đo trên hàng tồn thật, hạn 03/10 (YC02, Phụ lục B). Làm cho mọi màu và mọi size.</w:t>
+        <w:t xml:space="preserve">Dữ kiện trên listing hiện tại làm lộ ra vài chỗ phải sửa ngoài bullet:</w:t>
       </w:r>
     </w:p>
     <w:tbl>
@@ -3456,9 +5232,9 @@
         <w:tblLook w:firstColumn="1" w:firstRow="1" w:lastColumn="0" w:lastRow="0" w:noHBand="0" w:noVBand="1" w:val="04A0"/>
       </w:tblPr>
       <w:tblGrid>
-        <w:gridCol w:w="1815"/>
-        <w:gridCol w:w="4132"/>
-        <w:gridCol w:w="4133"/>
+        <w:gridCol w:w="643"/>
+        <w:gridCol w:w="4718"/>
+        <w:gridCol w:w="4719"/>
       </w:tblGrid>
       <w:tr>
         <w:trPr>
@@ -3467,7 +5243,594 @@
         </w:trPr>
         <w:tc>
           <w:tcPr>
-            <w:tcW w:type="dxa" w:w="1815"/>
+            <w:tcW w:type="dxa" w:w="643"/>
+            <w:tcBorders>
+              <w:top w:val="single" w:sz="4" w:color="D9D9D9"/>
+              <w:left w:val="single" w:sz="4" w:color="D9D9D9"/>
+              <w:bottom w:val="single" w:sz="4" w:color="D9D9D9"/>
+              <w:right w:val="single" w:sz="4" w:color="D9D9D9"/>
+            </w:tcBorders>
+            <w:shd w:val="clear" w:color="auto" w:fill="E7EDF3"/>
+          </w:tcPr>
+          <w:p>
+            <w:pPr>
+              <w:spacing w:after="60" w:before="60"/>
+            </w:pPr>
+            <w:r>
+              <w:rPr>
+                <w:b/>
+                <w:sz w:val="18"/>
+              </w:rPr>
+              <w:t xml:space="preserve">SKU</w:t>
+            </w:r>
+          </w:p>
+        </w:tc>
+        <w:tc>
+          <w:tcPr>
+            <w:tcW w:type="dxa" w:w="4718"/>
+            <w:tcBorders>
+              <w:top w:val="single" w:sz="4" w:color="D9D9D9"/>
+              <w:left w:val="single" w:sz="4" w:color="D9D9D9"/>
+              <w:bottom w:val="single" w:sz="4" w:color="D9D9D9"/>
+              <w:right w:val="single" w:sz="4" w:color="D9D9D9"/>
+            </w:tcBorders>
+            <w:shd w:val="clear" w:color="auto" w:fill="E7EDF3"/>
+          </w:tcPr>
+          <w:p>
+            <w:pPr>
+              <w:spacing w:after="60" w:before="60"/>
+            </w:pPr>
+            <w:r>
+              <w:rPr>
+                <w:b/>
+                <w:sz w:val="18"/>
+              </w:rPr>
+              <w:t xml:space="preserve">Chỗ cần sửa</w:t>
+            </w:r>
+          </w:p>
+        </w:tc>
+        <w:tc>
+          <w:tcPr>
+            <w:tcW w:type="dxa" w:w="4719"/>
+            <w:tcBorders>
+              <w:top w:val="single" w:sz="4" w:color="D9D9D9"/>
+              <w:left w:val="single" w:sz="4" w:color="D9D9D9"/>
+              <w:bottom w:val="single" w:sz="4" w:color="D9D9D9"/>
+              <w:right w:val="single" w:sz="4" w:color="D9D9D9"/>
+            </w:tcBorders>
+            <w:shd w:val="clear" w:color="auto" w:fill="E7EDF3"/>
+          </w:tcPr>
+          <w:p>
+            <w:pPr>
+              <w:spacing w:after="60" w:before="60"/>
+            </w:pPr>
+            <w:r>
+              <w:rPr>
+                <w:b/>
+                <w:sz w:val="18"/>
+              </w:rPr>
+              <w:t xml:space="preserve">Việc cần làm</w:t>
+            </w:r>
+          </w:p>
+        </w:tc>
+      </w:tr>
+      <w:tr>
+        <w:trPr>
+          <w:cantSplit/>
+        </w:trPr>
+        <w:tc>
+          <w:tcPr>
+            <w:tcW w:type="dxa" w:w="643"/>
+            <w:tcBorders>
+              <w:top w:val="single" w:sz="4" w:color="D9D9D9"/>
+              <w:left w:val="single" w:sz="4" w:color="D9D9D9"/>
+              <w:bottom w:val="single" w:sz="4" w:color="D9D9D9"/>
+              <w:right w:val="single" w:sz="4" w:color="D9D9D9"/>
+            </w:tcBorders>
+            <w:shd w:val="clear" w:color="auto" w:fill="FFFFFF"/>
+          </w:tcPr>
+          <w:p>
+            <w:pPr>
+              <w:spacing w:after="60" w:before="60"/>
+            </w:pPr>
+            <w:r>
+              <w:rPr>
+                <w:b w:val="0"/>
+                <w:sz w:val="18"/>
+              </w:rPr>
+              <w:t xml:space="preserve">SP1</w:t>
+            </w:r>
+          </w:p>
+        </w:tc>
+        <w:tc>
+          <w:tcPr>
+            <w:tcW w:type="dxa" w:w="4718"/>
+            <w:tcBorders>
+              <w:top w:val="single" w:sz="4" w:color="D9D9D9"/>
+              <w:left w:val="single" w:sz="4" w:color="D9D9D9"/>
+              <w:bottom w:val="single" w:sz="4" w:color="D9D9D9"/>
+              <w:right w:val="single" w:sz="4" w:color="D9D9D9"/>
+            </w:tcBorders>
+            <w:shd w:val="clear" w:color="auto" w:fill="FFFFFF"/>
+          </w:tcPr>
+          <w:p>
+            <w:pPr>
+              <w:spacing w:after="60" w:before="60"/>
+            </w:pPr>
+            <w:r>
+              <w:rPr>
+                <w:b w:val="0"/>
+                <w:sz w:val="18"/>
+              </w:rPr>
+              <w:t xml:space="preserve">Thuộc tính độ dài ghi "Midi" cho một jumpsuit dài</w:t>
+            </w:r>
+          </w:p>
+        </w:tc>
+        <w:tc>
+          <w:tcPr>
+            <w:tcW w:type="dxa" w:w="4719"/>
+            <w:tcBorders>
+              <w:top w:val="single" w:sz="4" w:color="D9D9D9"/>
+              <w:left w:val="single" w:sz="4" w:color="D9D9D9"/>
+              <w:bottom w:val="single" w:sz="4" w:color="D9D9D9"/>
+              <w:right w:val="single" w:sz="4" w:color="D9D9D9"/>
+            </w:tcBorders>
+            <w:shd w:val="clear" w:color="auto" w:fill="FFFFFF"/>
+          </w:tcPr>
+          <w:p>
+            <w:pPr>
+              <w:spacing w:after="60" w:before="60"/>
+            </w:pPr>
+            <w:r>
+              <w:rPr>
+                <w:b w:val="0"/>
+                <w:sz w:val="18"/>
+              </w:rPr>
+              <w:t xml:space="preserve">Đổi thành độ dài thật (Ankle hoặc Full length)</w:t>
+            </w:r>
+          </w:p>
+        </w:tc>
+      </w:tr>
+      <w:tr>
+        <w:trPr>
+          <w:cantSplit/>
+        </w:trPr>
+        <w:tc>
+          <w:tcPr>
+            <w:tcW w:type="dxa" w:w="643"/>
+            <w:tcBorders>
+              <w:top w:val="single" w:sz="4" w:color="D9D9D9"/>
+              <w:left w:val="single" w:sz="4" w:color="D9D9D9"/>
+              <w:bottom w:val="single" w:sz="4" w:color="D9D9D9"/>
+              <w:right w:val="single" w:sz="4" w:color="D9D9D9"/>
+            </w:tcBorders>
+            <w:shd w:val="clear" w:color="auto" w:fill="F6F7F8"/>
+          </w:tcPr>
+          <w:p>
+            <w:pPr>
+              <w:spacing w:after="60" w:before="60"/>
+            </w:pPr>
+            <w:r>
+              <w:rPr>
+                <w:b w:val="0"/>
+                <w:sz w:val="18"/>
+              </w:rPr>
+              <w:t xml:space="preserve">SP1</w:t>
+            </w:r>
+          </w:p>
+        </w:tc>
+        <w:tc>
+          <w:tcPr>
+            <w:tcW w:type="dxa" w:w="4718"/>
+            <w:tcBorders>
+              <w:top w:val="single" w:sz="4" w:color="D9D9D9"/>
+              <w:left w:val="single" w:sz="4" w:color="D9D9D9"/>
+              <w:bottom w:val="single" w:sz="4" w:color="D9D9D9"/>
+              <w:right w:val="single" w:sz="4" w:color="D9D9D9"/>
+            </w:tcBorders>
+            <w:shd w:val="clear" w:color="auto" w:fill="F6F7F8"/>
+          </w:tcPr>
+          <w:p>
+            <w:pPr>
+              <w:spacing w:after="60" w:before="60"/>
+            </w:pPr>
+            <w:r>
+              <w:rPr>
+                <w:b w:val="0"/>
+                <w:sz w:val="18"/>
+              </w:rPr>
+              <w:t xml:space="preserve">Title mới có chữ "Cotton"</w:t>
+            </w:r>
+          </w:p>
+        </w:tc>
+        <w:tc>
+          <w:tcPr>
+            <w:tcW w:type="dxa" w:w="4719"/>
+            <w:tcBorders>
+              <w:top w:val="single" w:sz="4" w:color="D9D9D9"/>
+              <w:left w:val="single" w:sz="4" w:color="D9D9D9"/>
+              <w:bottom w:val="single" w:sz="4" w:color="D9D9D9"/>
+              <w:right w:val="single" w:sz="4" w:color="D9D9D9"/>
+            </w:tcBorders>
+            <w:shd w:val="clear" w:color="auto" w:fill="F6F7F8"/>
+          </w:tcPr>
+          <w:p>
+            <w:pPr>
+              <w:spacing w:after="60" w:before="60"/>
+            </w:pPr>
+            <w:r>
+              <w:rPr>
+                <w:b w:val="0"/>
+                <w:sz w:val="18"/>
+              </w:rPr>
+              <w:t xml:space="preserve">Nếu nhãn ghi rayon pha cotton, bỏ "Cotton" khỏi title: </w:t>
+            </w:r>
+            <w:r>
+              <w:rPr>
+                <w:b w:val="0"/>
+                <w:rFonts w:ascii="Consolas" w:hAnsi="Consolas" w:cs="Consolas"/>
+                <w:sz w:val="18"/>
+              </w:rPr>
+              <w:t xml:space="preserve">SIXDO Women's Floral Halter Jumpsuit, Sleeveless Wide Leg Long Jumpsuit</w:t>
+            </w:r>
+          </w:p>
+        </w:tc>
+      </w:tr>
+      <w:tr>
+        <w:trPr>
+          <w:cantSplit/>
+        </w:trPr>
+        <w:tc>
+          <w:tcPr>
+            <w:tcW w:type="dxa" w:w="643"/>
+            <w:tcBorders>
+              <w:top w:val="single" w:sz="4" w:color="D9D9D9"/>
+              <w:left w:val="single" w:sz="4" w:color="D9D9D9"/>
+              <w:bottom w:val="single" w:sz="4" w:color="D9D9D9"/>
+              <w:right w:val="single" w:sz="4" w:color="D9D9D9"/>
+            </w:tcBorders>
+            <w:shd w:val="clear" w:color="auto" w:fill="FFFFFF"/>
+          </w:tcPr>
+          <w:p>
+            <w:pPr>
+              <w:spacing w:after="60" w:before="60"/>
+            </w:pPr>
+            <w:r>
+              <w:rPr>
+                <w:b w:val="0"/>
+                <w:sz w:val="18"/>
+              </w:rPr>
+              <w:t xml:space="preserve">SP2</w:t>
+            </w:r>
+          </w:p>
+        </w:tc>
+        <w:tc>
+          <w:tcPr>
+            <w:tcW w:type="dxa" w:w="4718"/>
+            <w:tcBorders>
+              <w:top w:val="single" w:sz="4" w:color="D9D9D9"/>
+              <w:left w:val="single" w:sz="4" w:color="D9D9D9"/>
+              <w:bottom w:val="single" w:sz="4" w:color="D9D9D9"/>
+              <w:right w:val="single" w:sz="4" w:color="D9D9D9"/>
+            </w:tcBorders>
+            <w:shd w:val="clear" w:color="auto" w:fill="FFFFFF"/>
+          </w:tcPr>
+          <w:p>
+            <w:pPr>
+              <w:spacing w:after="60" w:before="60"/>
+            </w:pPr>
+            <w:r>
+              <w:rPr>
+                <w:b w:val="0"/>
+                <w:sz w:val="18"/>
+              </w:rPr>
+              <w:t xml:space="preserve">Bảng size có 5 size (S–XXL), bản nháp cũ chỉ ghi đến XL</w:t>
+            </w:r>
+          </w:p>
+        </w:tc>
+        <w:tc>
+          <w:tcPr>
+            <w:tcW w:type="dxa" w:w="4719"/>
+            <w:tcBorders>
+              <w:top w:val="single" w:sz="4" w:color="D9D9D9"/>
+              <w:left w:val="single" w:sz="4" w:color="D9D9D9"/>
+              <w:bottom w:val="single" w:sz="4" w:color="D9D9D9"/>
+              <w:right w:val="single" w:sz="4" w:color="D9D9D9"/>
+            </w:tcBorders>
+            <w:shd w:val="clear" w:color="auto" w:fill="FFFFFF"/>
+          </w:tcPr>
+          <w:p>
+            <w:pPr>
+              <w:spacing w:after="60" w:before="60"/>
+            </w:pPr>
+            <w:r>
+              <w:rPr>
+                <w:b w:val="0"/>
+                <w:sz w:val="18"/>
+              </w:rPr>
+              <w:t xml:space="preserve">Size chart ô 7 (YC05) và bullet 4 dùng đủ 5 size</w:t>
+            </w:r>
+          </w:p>
+        </w:tc>
+      </w:tr>
+      <w:tr>
+        <w:trPr>
+          <w:cantSplit/>
+        </w:trPr>
+        <w:tc>
+          <w:tcPr>
+            <w:tcW w:type="dxa" w:w="643"/>
+            <w:tcBorders>
+              <w:top w:val="single" w:sz="4" w:color="D9D9D9"/>
+              <w:left w:val="single" w:sz="4" w:color="D9D9D9"/>
+              <w:bottom w:val="single" w:sz="4" w:color="D9D9D9"/>
+              <w:right w:val="single" w:sz="4" w:color="D9D9D9"/>
+            </w:tcBorders>
+            <w:shd w:val="clear" w:color="auto" w:fill="F6F7F8"/>
+          </w:tcPr>
+          <w:p>
+            <w:pPr>
+              <w:spacing w:after="60" w:before="60"/>
+            </w:pPr>
+            <w:r>
+              <w:rPr>
+                <w:b w:val="0"/>
+                <w:sz w:val="18"/>
+              </w:rPr>
+              <w:t xml:space="preserve">SP3</w:t>
+            </w:r>
+          </w:p>
+        </w:tc>
+        <w:tc>
+          <w:tcPr>
+            <w:tcW w:type="dxa" w:w="4718"/>
+            <w:tcBorders>
+              <w:top w:val="single" w:sz="4" w:color="D9D9D9"/>
+              <w:left w:val="single" w:sz="4" w:color="D9D9D9"/>
+              <w:bottom w:val="single" w:sz="4" w:color="D9D9D9"/>
+              <w:right w:val="single" w:sz="4" w:color="D9D9D9"/>
+            </w:tcBorders>
+            <w:shd w:val="clear" w:color="auto" w:fill="F6F7F8"/>
+          </w:tcPr>
+          <w:p>
+            <w:pPr>
+              <w:spacing w:after="60" w:before="60"/>
+            </w:pPr>
+            <w:r>
+              <w:rPr>
+                <w:b w:val="0"/>
+                <w:sz w:val="18"/>
+              </w:rPr>
+              <w:t xml:space="preserve">Thuộc tính ghi A-line, high waist, backless; title mới ghi "Spaghetti Strap Tiered"</w:t>
+            </w:r>
+          </w:p>
+        </w:tc>
+        <w:tc>
+          <w:tcPr>
+            <w:tcW w:type="dxa" w:w="4719"/>
+            <w:tcBorders>
+              <w:top w:val="single" w:sz="4" w:color="D9D9D9"/>
+              <w:left w:val="single" w:sz="4" w:color="D9D9D9"/>
+              <w:bottom w:val="single" w:sz="4" w:color="D9D9D9"/>
+              <w:right w:val="single" w:sz="4" w:color="D9D9D9"/>
+            </w:tcBorders>
+            <w:shd w:val="clear" w:color="auto" w:fill="F6F7F8"/>
+          </w:tcPr>
+          <w:p>
+            <w:pPr>
+              <w:spacing w:after="60" w:before="60"/>
+            </w:pPr>
+            <w:r>
+              <w:rPr>
+                <w:b w:val="0"/>
+                <w:sz w:val="18"/>
+              </w:rPr>
+              <w:t xml:space="preserve">Kiểm tra hàng thật. Nếu không có dây mảnh và tầng váy, dùng: </w:t>
+            </w:r>
+            <w:r>
+              <w:rPr>
+                <w:b w:val="0"/>
+                <w:rFonts w:ascii="Consolas" w:hAnsi="Consolas" w:cs="Consolas"/>
+                <w:sz w:val="18"/>
+              </w:rPr>
+              <w:t xml:space="preserve">SIXDO Women's Sleeveless A-Line Flared Dress, High Waist Open Back Dress</w:t>
+            </w:r>
+          </w:p>
+        </w:tc>
+      </w:tr>
+      <w:tr>
+        <w:trPr>
+          <w:cantSplit/>
+        </w:trPr>
+        <w:tc>
+          <w:tcPr>
+            <w:tcW w:type="dxa" w:w="643"/>
+            <w:tcBorders>
+              <w:top w:val="single" w:sz="4" w:color="D9D9D9"/>
+              <w:left w:val="single" w:sz="4" w:color="D9D9D9"/>
+              <w:bottom w:val="single" w:sz="4" w:color="D9D9D9"/>
+              <w:right w:val="single" w:sz="4" w:color="D9D9D9"/>
+            </w:tcBorders>
+            <w:shd w:val="clear" w:color="auto" w:fill="FFFFFF"/>
+          </w:tcPr>
+          <w:p>
+            <w:pPr>
+              <w:spacing w:after="60" w:before="60"/>
+            </w:pPr>
+            <w:r>
+              <w:rPr>
+                <w:b w:val="0"/>
+                <w:sz w:val="18"/>
+              </w:rPr>
+              <w:t xml:space="preserve">SP3</w:t>
+            </w:r>
+          </w:p>
+        </w:tc>
+        <w:tc>
+          <w:tcPr>
+            <w:tcW w:type="dxa" w:w="4718"/>
+            <w:tcBorders>
+              <w:top w:val="single" w:sz="4" w:color="D9D9D9"/>
+              <w:left w:val="single" w:sz="4" w:color="D9D9D9"/>
+              <w:bottom w:val="single" w:sz="4" w:color="D9D9D9"/>
+              <w:right w:val="single" w:sz="4" w:color="D9D9D9"/>
+            </w:tcBorders>
+            <w:shd w:val="clear" w:color="auto" w:fill="FFFFFF"/>
+          </w:tcPr>
+          <w:p>
+            <w:pPr>
+              <w:spacing w:after="60" w:before="60"/>
+            </w:pPr>
+            <w:r>
+              <w:rPr>
+                <w:b w:val="0"/>
+                <w:sz w:val="18"/>
+              </w:rPr>
+              <w:t xml:space="preserve">Cách giặt: bullet "machine wash", thuộc tính "Hand Wash Only"</w:t>
+            </w:r>
+          </w:p>
+        </w:tc>
+        <w:tc>
+          <w:tcPr>
+            <w:tcW w:type="dxa" w:w="4719"/>
+            <w:tcBorders>
+              <w:top w:val="single" w:sz="4" w:color="D9D9D9"/>
+              <w:left w:val="single" w:sz="4" w:color="D9D9D9"/>
+              <w:bottom w:val="single" w:sz="4" w:color="D9D9D9"/>
+              <w:right w:val="single" w:sz="4" w:color="D9D9D9"/>
+            </w:tcBorders>
+            <w:shd w:val="clear" w:color="auto" w:fill="FFFFFF"/>
+          </w:tcPr>
+          <w:p>
+            <w:pPr>
+              <w:spacing w:after="60" w:before="60"/>
+            </w:pPr>
+            <w:r>
+              <w:rPr>
+                <w:b w:val="0"/>
+                <w:sz w:val="18"/>
+              </w:rPr>
+              <w:t xml:space="preserve">Chép theo nhãn rồi sửa cả hai</w:t>
+            </w:r>
+          </w:p>
+        </w:tc>
+      </w:tr>
+      <w:tr>
+        <w:trPr>
+          <w:cantSplit/>
+        </w:trPr>
+        <w:tc>
+          <w:tcPr>
+            <w:tcW w:type="dxa" w:w="643"/>
+            <w:tcBorders>
+              <w:top w:val="single" w:sz="4" w:color="D9D9D9"/>
+              <w:left w:val="single" w:sz="4" w:color="D9D9D9"/>
+              <w:bottom w:val="single" w:sz="4" w:color="D9D9D9"/>
+              <w:right w:val="single" w:sz="4" w:color="D9D9D9"/>
+            </w:tcBorders>
+            <w:shd w:val="clear" w:color="auto" w:fill="F6F7F8"/>
+          </w:tcPr>
+          <w:p>
+            <w:pPr>
+              <w:spacing w:after="60" w:before="60"/>
+            </w:pPr>
+            <w:r>
+              <w:rPr>
+                <w:b w:val="0"/>
+                <w:sz w:val="18"/>
+              </w:rPr>
+              <w:t xml:space="preserve">SP3</w:t>
+            </w:r>
+          </w:p>
+        </w:tc>
+        <w:tc>
+          <w:tcPr>
+            <w:tcW w:type="dxa" w:w="4718"/>
+            <w:tcBorders>
+              <w:top w:val="single" w:sz="4" w:color="D9D9D9"/>
+              <w:left w:val="single" w:sz="4" w:color="D9D9D9"/>
+              <w:bottom w:val="single" w:sz="4" w:color="D9D9D9"/>
+              <w:right w:val="single" w:sz="4" w:color="D9D9D9"/>
+            </w:tcBorders>
+            <w:shd w:val="clear" w:color="auto" w:fill="F6F7F8"/>
+          </w:tcPr>
+          <w:p>
+            <w:pPr>
+              <w:spacing w:after="60" w:before="60"/>
+            </w:pPr>
+            <w:r>
+              <w:rPr>
+                <w:b w:val="0"/>
+                <w:sz w:val="18"/>
+              </w:rPr>
+              <w:t xml:space="preserve">Size S: ngực 29.3"</w:t>
+            </w:r>
+          </w:p>
+        </w:tc>
+        <w:tc>
+          <w:tcPr>
+            <w:tcW w:type="dxa" w:w="4719"/>
+            <w:tcBorders>
+              <w:top w:val="single" w:sz="4" w:color="D9D9D9"/>
+              <w:left w:val="single" w:sz="4" w:color="D9D9D9"/>
+              <w:bottom w:val="single" w:sz="4" w:color="D9D9D9"/>
+              <w:right w:val="single" w:sz="4" w:color="D9D9D9"/>
+            </w:tcBorders>
+            <w:shd w:val="clear" w:color="auto" w:fill="F6F7F8"/>
+          </w:tcPr>
+          <w:p>
+            <w:pPr>
+              <w:spacing w:after="60" w:before="60"/>
+            </w:pPr>
+            <w:r>
+              <w:rPr>
+                <w:b w:val="0"/>
+                <w:sz w:val="18"/>
+              </w:rPr>
+              <w:t xml:space="preserve">Đo lại; nếu là số đo trải phẳng thì ghi rõ hoặc nhân đôi</w:t>
+            </w:r>
+          </w:p>
+        </w:tc>
+      </w:tr>
+    </w:tbl>
+    <w:p>
+      <w:pPr>
+        <w:spacing w:after="0"/>
+      </w:pPr>
+    </w:p>
+    <w:p>
+      <w:pPr>
+        <w:pStyle w:val="Heading1"/>
+        <w:spacing w:before="280" w:after="60"/>
+      </w:pPr>
+      <w:r>
+        <w:t xml:space="preserve">6 Cách điền các ô [ ]</w:t>
+      </w:r>
+    </w:p>
+    <w:p>
+      <w:r>
+        <w:t xml:space="preserve">Đo trên hàng tồn thật, hạn 03/10 (YC02, Phụ lục B).</w:t>
+      </w:r>
+    </w:p>
+    <w:tbl>
+      <w:tblPr>
+        <w:tblW w:type="dxa" w:w="10080"/>
+        <w:tblLayout w:type="fixed"/>
+        <w:tblLook w:firstColumn="1" w:firstRow="1" w:lastColumn="0" w:lastRow="0" w:noHBand="0" w:noVBand="1" w:val="04A0"/>
+      </w:tblPr>
+      <w:tblGrid>
+        <w:gridCol w:w="1089"/>
+        <w:gridCol w:w="4495"/>
+        <w:gridCol w:w="4496"/>
+      </w:tblGrid>
+      <w:tr>
+        <w:trPr>
+          <w:cantSplit/>
+          <w:tblHeader/>
+        </w:trPr>
+        <w:tc>
+          <w:tcPr>
+            <w:tcW w:type="dxa" w:w="1089"/>
             <w:tcBorders>
               <w:top w:val="single" w:sz="4" w:color="D9D9D9"/>
               <w:left w:val="single" w:sz="4" w:color="D9D9D9"/>
@@ -3491,7 +5854,7 @@
         </w:tc>
         <w:tc>
           <w:tcPr>
-            <w:tcW w:type="dxa" w:w="4132"/>
+            <w:tcW w:type="dxa" w:w="4495"/>
             <w:tcBorders>
               <w:top w:val="single" w:sz="4" w:color="D9D9D9"/>
               <w:left w:val="single" w:sz="4" w:color="D9D9D9"/>
@@ -3515,7 +5878,7 @@
         </w:tc>
         <w:tc>
           <w:tcPr>
-            <w:tcW w:type="dxa" w:w="4133"/>
+            <w:tcW w:type="dxa" w:w="4496"/>
             <w:tcBorders>
               <w:top w:val="single" w:sz="4" w:color="D9D9D9"/>
               <w:left w:val="single" w:sz="4" w:color="D9D9D9"/>
@@ -3544,7 +5907,7 @@
         </w:trPr>
         <w:tc>
           <w:tcPr>
-            <w:tcW w:type="dxa" w:w="1815"/>
+            <w:tcW w:type="dxa" w:w="1089"/>
             <w:tcBorders>
               <w:top w:val="single" w:sz="4" w:color="D9D9D9"/>
               <w:left w:val="single" w:sz="4" w:color="D9D9D9"/>
@@ -3562,13 +5925,13 @@
                 <w:b w:val="0"/>
                 <w:sz w:val="18"/>
               </w:rPr>
-              <w:t xml:space="preserve">% sợi</w:t>
+              <w:t xml:space="preserve">Thành phần</w:t>
             </w:r>
           </w:p>
         </w:tc>
         <w:tc>
           <w:tcPr>
-            <w:tcW w:type="dxa" w:w="4132"/>
+            <w:tcW w:type="dxa" w:w="4495"/>
             <w:tcBorders>
               <w:top w:val="single" w:sz="4" w:color="D9D9D9"/>
               <w:left w:val="single" w:sz="4" w:color="D9D9D9"/>
@@ -3586,13 +5949,13 @@
                 <w:b w:val="0"/>
                 <w:sz w:val="18"/>
               </w:rPr>
-              <w:t xml:space="preserve">Đọc nhãn thành phần trong áo</w:t>
+              <w:t xml:space="preserve">Đọc nhãn trong áo</w:t>
             </w:r>
           </w:p>
         </w:tc>
         <w:tc>
           <w:tcPr>
-            <w:tcW w:type="dxa" w:w="4133"/>
+            <w:tcW w:type="dxa" w:w="4496"/>
             <w:tcBorders>
               <w:top w:val="single" w:sz="4" w:color="D9D9D9"/>
               <w:left w:val="single" w:sz="4" w:color="D9D9D9"/>
@@ -3610,30 +5973,7 @@
                 <w:b w:val="0"/>
                 <w:sz w:val="18"/>
               </w:rPr>
-              <w:t xml:space="preserve">Ghi đúng nhãn, vd. </w:t>
-            </w:r>
-            <w:r>
-              <w:rPr>
-                <w:b w:val="0"/>
-                <w:rFonts w:ascii="Consolas" w:hAnsi="Consolas" w:cs="Consolas"/>
-                <w:sz w:val="18"/>
-              </w:rPr>
-              <w:t xml:space="preserve">100% cotton</w:t>
-            </w:r>
-            <w:r>
-              <w:rPr>
-                <w:b w:val="0"/>
-                <w:sz w:val="18"/>
-              </w:rPr>
-              <w:t xml:space="preserve"> hoặc </w:t>
-            </w:r>
-            <w:r>
-              <w:rPr>
-                <w:b w:val="0"/>
-                <w:rFonts w:ascii="Consolas" w:hAnsi="Consolas" w:cs="Consolas"/>
-                <w:sz w:val="18"/>
-              </w:rPr>
-              <w:t xml:space="preserve">95% polyester, 5% spandex</w:t>
+              <w:t xml:space="preserve">Ghi đúng nhãn</w:t>
             </w:r>
           </w:p>
         </w:tc>
@@ -3644,7 +5984,7 @@
         </w:trPr>
         <w:tc>
           <w:tcPr>
-            <w:tcW w:type="dxa" w:w="1815"/>
+            <w:tcW w:type="dxa" w:w="1089"/>
             <w:tcBorders>
               <w:top w:val="single" w:sz="4" w:color="D9D9D9"/>
               <w:left w:val="single" w:sz="4" w:color="D9D9D9"/>
@@ -3668,7 +6008,7 @@
         </w:tc>
         <w:tc>
           <w:tcPr>
-            <w:tcW w:type="dxa" w:w="4132"/>
+            <w:tcW w:type="dxa" w:w="4495"/>
             <w:tcBorders>
               <w:top w:val="single" w:sz="4" w:color="D9D9D9"/>
               <w:left w:val="single" w:sz="4" w:color="D9D9D9"/>
@@ -3692,7 +6032,7 @@
         </w:tc>
         <w:tc>
           <w:tcPr>
-            <w:tcW w:type="dxa" w:w="4133"/>
+            <w:tcW w:type="dxa" w:w="4496"/>
             <w:tcBorders>
               <w:top w:val="single" w:sz="4" w:color="D9D9D9"/>
               <w:left w:val="single" w:sz="4" w:color="D9D9D9"/>
@@ -3705,13 +6045,6 @@
             <w:pPr>
               <w:spacing w:after="60" w:before="60"/>
             </w:pPr>
-            <w:r>
-              <w:rPr>
-                <w:b w:val="0"/>
-                <w:sz w:val="18"/>
-              </w:rPr>
-              <w:t xml:space="preserve">SP2: </w:t>
-            </w:r>
             <w:r>
               <w:rPr>
                 <w:b w:val="0"/>
@@ -3759,7 +6092,7 @@
         </w:trPr>
         <w:tc>
           <w:tcPr>
-            <w:tcW w:type="dxa" w:w="1815"/>
+            <w:tcW w:type="dxa" w:w="1089"/>
             <w:tcBorders>
               <w:top w:val="single" w:sz="4" w:color="D9D9D9"/>
               <w:left w:val="single" w:sz="4" w:color="D9D9D9"/>
@@ -3783,7 +6116,7 @@
         </w:tc>
         <w:tc>
           <w:tcPr>
-            <w:tcW w:type="dxa" w:w="4132"/>
+            <w:tcW w:type="dxa" w:w="4495"/>
             <w:tcBorders>
               <w:top w:val="single" w:sz="4" w:color="D9D9D9"/>
               <w:left w:val="single" w:sz="4" w:color="D9D9D9"/>
@@ -3801,13 +6134,13 @@
                 <w:b w:val="0"/>
                 <w:sz w:val="18"/>
               </w:rPr>
-              <w:t xml:space="preserve">Mặc lên người mẫu, chụp dưới ánh nắng; hoặc soi vải lên đèn điện thoại cách 10 cm</w:t>
+              <w:t xml:space="preserve">Chụp trên người mẫu dưới nắng, hoặc soi vải lên đèn điện thoại cách 10 cm</w:t>
             </w:r>
           </w:p>
         </w:tc>
         <w:tc>
           <w:tcPr>
-            <w:tcW w:type="dxa" w:w="4133"/>
+            <w:tcW w:type="dxa" w:w="4496"/>
             <w:tcBorders>
               <w:top w:val="single" w:sz="4" w:color="D9D9D9"/>
               <w:left w:val="single" w:sz="4" w:color="D9D9D9"/>
@@ -3850,28 +6183,6 @@
               </w:rPr>
               <w:t xml:space="preserve">slightly see-through</w:t>
             </w:r>
-            <w:r>
-              <w:rPr>
-                <w:b w:val="0"/>
-                <w:sz w:val="18"/>
-              </w:rPr>
-              <w:t xml:space="preserve">. Không bao giờ ghi </w:t>
-            </w:r>
-            <w:r>
-              <w:rPr>
-                <w:b w:val="0"/>
-                <w:rFonts w:ascii="Consolas" w:hAnsi="Consolas" w:cs="Consolas"/>
-                <w:sz w:val="18"/>
-              </w:rPr>
-              <w:t xml:space="preserve">non-see-through</w:t>
-            </w:r>
-            <w:r>
-              <w:rPr>
-                <w:b w:val="0"/>
-                <w:sz w:val="18"/>
-              </w:rPr>
-              <w:t xml:space="preserve"> khi chưa thử</w:t>
-            </w:r>
           </w:p>
         </w:tc>
       </w:tr>
@@ -3881,7 +6192,7 @@
         </w:trPr>
         <w:tc>
           <w:tcPr>
-            <w:tcW w:type="dxa" w:w="1815"/>
+            <w:tcW w:type="dxa" w:w="1089"/>
             <w:tcBorders>
               <w:top w:val="single" w:sz="4" w:color="D9D9D9"/>
               <w:left w:val="single" w:sz="4" w:color="D9D9D9"/>
@@ -3905,7 +6216,7 @@
         </w:tc>
         <w:tc>
           <w:tcPr>
-            <w:tcW w:type="dxa" w:w="4132"/>
+            <w:tcW w:type="dxa" w:w="4495"/>
             <w:tcBorders>
               <w:top w:val="single" w:sz="4" w:color="D9D9D9"/>
               <w:left w:val="single" w:sz="4" w:color="D9D9D9"/>
@@ -3923,13 +6234,13 @@
                 <w:b w:val="0"/>
                 <w:sz w:val="18"/>
               </w:rPr>
-              <w:t xml:space="preserve">Trải phẳng, đo bằng thước dây. Ngực và eo: đo nửa vòng × 2. Dài: từ đỉnh vai đến gấu. Inseam: từ đáy đũng đến gấu</w:t>
+              <w:t xml:space="preserve">Đo trên người mẫu vừa size hoặc trải phẳng × 2. Dài: từ đỉnh vai đến gấu. Inseam: từ đáy đũng đến gấu</w:t>
             </w:r>
           </w:p>
         </w:tc>
         <w:tc>
           <w:tcPr>
-            <w:tcW w:type="dxa" w:w="4133"/>
+            <w:tcW w:type="dxa" w:w="4496"/>
             <w:tcBorders>
               <w:top w:val="single" w:sz="4" w:color="D9D9D9"/>
               <w:left w:val="single" w:sz="4" w:color="D9D9D9"/>
@@ -3947,7 +6258,7 @@
                 <w:b w:val="0"/>
                 <w:sz w:val="18"/>
               </w:rPr>
-              <w:t xml:space="preserve">Làm tròn 0,5 inch. 1 inch = 2,54 cm</w:t>
+              <w:t xml:space="preserve">Làm tròn 0,5 inch; 1 inch = 2,54 cm</w:t>
             </w:r>
           </w:p>
         </w:tc>
@@ -3958,7 +6269,7 @@
         </w:trPr>
         <w:tc>
           <w:tcPr>
-            <w:tcW w:type="dxa" w:w="1815"/>
+            <w:tcW w:type="dxa" w:w="1089"/>
             <w:tcBorders>
               <w:top w:val="single" w:sz="4" w:color="D9D9D9"/>
               <w:left w:val="single" w:sz="4" w:color="D9D9D9"/>
@@ -3982,7 +6293,7 @@
         </w:tc>
         <w:tc>
           <w:tcPr>
-            <w:tcW w:type="dxa" w:w="4132"/>
+            <w:tcW w:type="dxa" w:w="4495"/>
             <w:tcBorders>
               <w:top w:val="single" w:sz="4" w:color="D9D9D9"/>
               <w:left w:val="single" w:sz="4" w:color="D9D9D9"/>
@@ -4000,13 +6311,13 @@
                 <w:b w:val="0"/>
                 <w:sz w:val="18"/>
               </w:rPr>
-              <w:t xml:space="preserve">Ghi chiều cao theo feet-inch và size đang mặc</w:t>
+              <w:t xml:space="preserve">Chiều cao feet-inch, size đang mặc</w:t>
             </w:r>
           </w:p>
         </w:tc>
         <w:tc>
           <w:tcPr>
-            <w:tcW w:type="dxa" w:w="4133"/>
+            <w:tcW w:type="dxa" w:w="4496"/>
             <w:tcBorders>
               <w:top w:val="single" w:sz="4" w:color="D9D9D9"/>
               <w:left w:val="single" w:sz="4" w:color="D9D9D9"/>
@@ -4043,7 +6354,7 @@
         </w:trPr>
         <w:tc>
           <w:tcPr>
-            <w:tcW w:type="dxa" w:w="1815"/>
+            <w:tcW w:type="dxa" w:w="1089"/>
             <w:tcBorders>
               <w:top w:val="single" w:sz="4" w:color="D9D9D9"/>
               <w:left w:val="single" w:sz="4" w:color="D9D9D9"/>
@@ -4061,265 +6372,13 @@
                 <w:b w:val="0"/>
                 <w:sz w:val="18"/>
               </w:rPr>
-              <w:t xml:space="preserve">Khóa / dây</w:t>
+              <w:t xml:space="preserve">Giặt, là</w:t>
             </w:r>
           </w:p>
         </w:tc>
         <w:tc>
           <w:tcPr>
-            <w:tcW w:type="dxa" w:w="4132"/>
-            <w:tcBorders>
-              <w:top w:val="single" w:sz="4" w:color="D9D9D9"/>
-              <w:left w:val="single" w:sz="4" w:color="D9D9D9"/>
-              <w:bottom w:val="single" w:sz="4" w:color="D9D9D9"/>
-              <w:right w:val="single" w:sz="4" w:color="D9D9D9"/>
-            </w:tcBorders>
-            <w:shd w:val="clear" w:color="auto" w:fill="F6F7F8"/>
-          </w:tcPr>
-          <w:p>
-            <w:pPr>
-              <w:spacing w:after="60" w:before="60"/>
-            </w:pPr>
-            <w:r>
-              <w:rPr>
-                <w:b w:val="0"/>
-                <w:sz w:val="18"/>
-              </w:rPr>
-              <w:t xml:space="preserve">Xem trên hàng thật</w:t>
-            </w:r>
-          </w:p>
-        </w:tc>
-        <w:tc>
-          <w:tcPr>
-            <w:tcW w:type="dxa" w:w="4133"/>
-            <w:tcBorders>
-              <w:top w:val="single" w:sz="4" w:color="D9D9D9"/>
-              <w:left w:val="single" w:sz="4" w:color="D9D9D9"/>
-              <w:bottom w:val="single" w:sz="4" w:color="D9D9D9"/>
-              <w:right w:val="single" w:sz="4" w:color="D9D9D9"/>
-            </w:tcBorders>
-            <w:shd w:val="clear" w:color="auto" w:fill="F6F7F8"/>
-          </w:tcPr>
-          <w:p>
-            <w:pPr>
-              <w:spacing w:after="60" w:before="60"/>
-            </w:pPr>
-            <w:r>
-              <w:rPr>
-                <w:b w:val="0"/>
-                <w:sz w:val="18"/>
-              </w:rPr>
-              <w:t xml:space="preserve">SP1: </w:t>
-            </w:r>
-            <w:r>
-              <w:rPr>
-                <w:b w:val="0"/>
-                <w:rFonts w:ascii="Consolas" w:hAnsi="Consolas" w:cs="Consolas"/>
-                <w:sz w:val="18"/>
-              </w:rPr>
-              <w:t xml:space="preserve">back zip</w:t>
-            </w:r>
-            <w:r>
-              <w:rPr>
-                <w:b w:val="0"/>
-                <w:sz w:val="18"/>
-              </w:rPr>
-              <w:t xml:space="preserve"> / </w:t>
-            </w:r>
-            <w:r>
-              <w:rPr>
-                <w:b w:val="0"/>
-                <w:rFonts w:ascii="Consolas" w:hAnsi="Consolas" w:cs="Consolas"/>
-                <w:sz w:val="18"/>
-              </w:rPr>
-              <w:t xml:space="preserve">tie at neck</w:t>
-            </w:r>
-            <w:r>
-              <w:rPr>
-                <w:b w:val="0"/>
-                <w:sz w:val="18"/>
-              </w:rPr>
-              <w:t xml:space="preserve">. SP3: </w:t>
-            </w:r>
-            <w:r>
-              <w:rPr>
-                <w:b w:val="0"/>
-                <w:rFonts w:ascii="Consolas" w:hAnsi="Consolas" w:cs="Consolas"/>
-                <w:sz w:val="18"/>
-              </w:rPr>
-              <w:t xml:space="preserve">side zip</w:t>
-            </w:r>
-            <w:r>
-              <w:rPr>
-                <w:b w:val="0"/>
-                <w:sz w:val="18"/>
-              </w:rPr>
-              <w:t xml:space="preserve"> / </w:t>
-            </w:r>
-            <w:r>
-              <w:rPr>
-                <w:b w:val="0"/>
-                <w:rFonts w:ascii="Consolas" w:hAnsi="Consolas" w:cs="Consolas"/>
-                <w:sz w:val="18"/>
-              </w:rPr>
-              <w:t xml:space="preserve">pull-on</w:t>
-            </w:r>
-            <w:r>
-              <w:rPr>
-                <w:b w:val="0"/>
-                <w:sz w:val="18"/>
-              </w:rPr>
-              <w:t xml:space="preserve">; dây vai </w:t>
-            </w:r>
-            <w:r>
-              <w:rPr>
-                <w:b w:val="0"/>
-                <w:rFonts w:ascii="Consolas" w:hAnsi="Consolas" w:cs="Consolas"/>
-                <w:sz w:val="18"/>
-              </w:rPr>
-              <w:t xml:space="preserve">yes</w:t>
-            </w:r>
-            <w:r>
-              <w:rPr>
-                <w:b w:val="0"/>
-                <w:sz w:val="18"/>
-              </w:rPr>
-              <w:t xml:space="preserve"> / </w:t>
-            </w:r>
-            <w:r>
-              <w:rPr>
-                <w:b w:val="0"/>
-                <w:rFonts w:ascii="Consolas" w:hAnsi="Consolas" w:cs="Consolas"/>
-                <w:sz w:val="18"/>
-              </w:rPr>
-              <w:t xml:space="preserve">no</w:t>
-            </w:r>
-          </w:p>
-        </w:tc>
-      </w:tr>
-      <w:tr>
-        <w:trPr>
-          <w:cantSplit/>
-        </w:trPr>
-        <w:tc>
-          <w:tcPr>
-            <w:tcW w:type="dxa" w:w="1815"/>
-            <w:tcBorders>
-              <w:top w:val="single" w:sz="4" w:color="D9D9D9"/>
-              <w:left w:val="single" w:sz="4" w:color="D9D9D9"/>
-              <w:bottom w:val="single" w:sz="4" w:color="D9D9D9"/>
-              <w:right w:val="single" w:sz="4" w:color="D9D9D9"/>
-            </w:tcBorders>
-            <w:shd w:val="clear" w:color="auto" w:fill="FFFFFF"/>
-          </w:tcPr>
-          <w:p>
-            <w:pPr>
-              <w:spacing w:after="60" w:before="60"/>
-            </w:pPr>
-            <w:r>
-              <w:rPr>
-                <w:b w:val="0"/>
-                <w:sz w:val="18"/>
-              </w:rPr>
-              <w:t xml:space="preserve">Kiểu tay, số tầng (SP2)</w:t>
-            </w:r>
-          </w:p>
-        </w:tc>
-        <w:tc>
-          <w:tcPr>
-            <w:tcW w:type="dxa" w:w="4132"/>
-            <w:tcBorders>
-              <w:top w:val="single" w:sz="4" w:color="D9D9D9"/>
-              <w:left w:val="single" w:sz="4" w:color="D9D9D9"/>
-              <w:bottom w:val="single" w:sz="4" w:color="D9D9D9"/>
-              <w:right w:val="single" w:sz="4" w:color="D9D9D9"/>
-            </w:tcBorders>
-            <w:shd w:val="clear" w:color="auto" w:fill="FFFFFF"/>
-          </w:tcPr>
-          <w:p>
-            <w:pPr>
-              <w:spacing w:after="60" w:before="60"/>
-            </w:pPr>
-            <w:r>
-              <w:rPr>
-                <w:b w:val="0"/>
-                <w:sz w:val="18"/>
-              </w:rPr>
-              <w:t xml:space="preserve">Đếm trên hàng thật</w:t>
-            </w:r>
-          </w:p>
-        </w:tc>
-        <w:tc>
-          <w:tcPr>
-            <w:tcW w:type="dxa" w:w="4133"/>
-            <w:tcBorders>
-              <w:top w:val="single" w:sz="4" w:color="D9D9D9"/>
-              <w:left w:val="single" w:sz="4" w:color="D9D9D9"/>
-              <w:bottom w:val="single" w:sz="4" w:color="D9D9D9"/>
-              <w:right w:val="single" w:sz="4" w:color="D9D9D9"/>
-            </w:tcBorders>
-            <w:shd w:val="clear" w:color="auto" w:fill="FFFFFF"/>
-          </w:tcPr>
-          <w:p>
-            <w:pPr>
-              <w:spacing w:after="60" w:before="60"/>
-            </w:pPr>
-            <w:r>
-              <w:rPr>
-                <w:b w:val="0"/>
-                <w:sz w:val="18"/>
-              </w:rPr>
-              <w:t xml:space="preserve">Chỉ ghi </w:t>
-            </w:r>
-            <w:r>
-              <w:rPr>
-                <w:b w:val="0"/>
-                <w:rFonts w:ascii="Consolas" w:hAnsi="Consolas" w:cs="Consolas"/>
-                <w:sz w:val="18"/>
-              </w:rPr>
-              <w:t xml:space="preserve">puff</w:t>
-            </w:r>
-            <w:r>
-              <w:rPr>
-                <w:b w:val="0"/>
-                <w:sz w:val="18"/>
-              </w:rPr>
-              <w:t xml:space="preserve"> nếu tay thật sự bồng</w:t>
-            </w:r>
-          </w:p>
-        </w:tc>
-      </w:tr>
-      <w:tr>
-        <w:trPr>
-          <w:cantSplit/>
-        </w:trPr>
-        <w:tc>
-          <w:tcPr>
-            <w:tcW w:type="dxa" w:w="1815"/>
-            <w:tcBorders>
-              <w:top w:val="single" w:sz="4" w:color="D9D9D9"/>
-              <w:left w:val="single" w:sz="4" w:color="D9D9D9"/>
-              <w:bottom w:val="single" w:sz="4" w:color="D9D9D9"/>
-              <w:right w:val="single" w:sz="4" w:color="D9D9D9"/>
-            </w:tcBorders>
-            <w:shd w:val="clear" w:color="auto" w:fill="F6F7F8"/>
-          </w:tcPr>
-          <w:p>
-            <w:pPr>
-              <w:spacing w:after="60" w:before="60"/>
-            </w:pPr>
-            <w:r>
-              <w:rPr>
-                <w:b w:val="0"/>
-                <w:sz w:val="18"/>
-              </w:rPr>
-              <w:t xml:space="preserve">Giặt</w:t>
-            </w:r>
-          </w:p>
-        </w:tc>
-        <w:tc>
-          <w:tcPr>
-            <w:tcW w:type="dxa" w:w="4132"/>
+            <w:tcW w:type="dxa" w:w="4495"/>
             <w:tcBorders>
               <w:top w:val="single" w:sz="4" w:color="D9D9D9"/>
               <w:left w:val="single" w:sz="4" w:color="D9D9D9"/>
@@ -4343,7 +6402,7 @@
         </w:tc>
         <w:tc>
           <w:tcPr>
-            <w:tcW w:type="dxa" w:w="4133"/>
+            <w:tcW w:type="dxa" w:w="4496"/>
             <w:tcBorders>
               <w:top w:val="single" w:sz="4" w:color="D9D9D9"/>
               <w:left w:val="single" w:sz="4" w:color="D9D9D9"/>
@@ -4361,7 +6420,7 @@
                 <w:b w:val="0"/>
                 <w:sz w:val="18"/>
               </w:rPr>
-              <w:t xml:space="preserve">Không tự thêm "machine washable" nếu nhãn ghi giặt tay</w:t>
+              <w:t xml:space="preserve">Không tự thêm "machine washable"</w:t>
             </w:r>
           </w:p>
         </w:tc>
@@ -4378,7 +6437,7 @@
         <w:spacing w:before="280" w:after="60"/>
       </w:pPr>
       <w:r>
-        <w:t xml:space="preserve">6 Những từ không dùng</w:t>
+        <w:t xml:space="preserve">7 Những từ không dùng</w:t>
       </w:r>
     </w:p>
     <w:tbl>
@@ -4388,9 +6447,9 @@
         <w:tblLook w:firstColumn="1" w:firstRow="1" w:lastColumn="0" w:lastRow="0" w:noHBand="0" w:noVBand="1" w:val="04A0"/>
       </w:tblPr>
       <w:tblGrid>
-        <w:gridCol w:w="2504"/>
-        <w:gridCol w:w="3543"/>
-        <w:gridCol w:w="4033"/>
+        <w:gridCol w:w="3620"/>
+        <w:gridCol w:w="2200"/>
+        <w:gridCol w:w="4260"/>
       </w:tblGrid>
       <w:tr>
         <w:trPr>
@@ -4399,7 +6458,7 @@
         </w:trPr>
         <w:tc>
           <w:tcPr>
-            <w:tcW w:type="dxa" w:w="2504"/>
+            <w:tcW w:type="dxa" w:w="3620"/>
             <w:tcBorders>
               <w:top w:val="single" w:sz="4" w:color="D9D9D9"/>
               <w:left w:val="single" w:sz="4" w:color="D9D9D9"/>
@@ -4423,7 +6482,7 @@
         </w:tc>
         <w:tc>
           <w:tcPr>
-            <w:tcW w:type="dxa" w:w="3543"/>
+            <w:tcW w:type="dxa" w:w="2200"/>
             <w:tcBorders>
               <w:top w:val="single" w:sz="4" w:color="D9D9D9"/>
               <w:left w:val="single" w:sz="4" w:color="D9D9D9"/>
@@ -4441,13 +6500,13 @@
                 <w:b/>
                 <w:sz w:val="18"/>
               </w:rPr>
-              <w:t xml:space="preserve">Lý do</w:t>
+              <w:t xml:space="preserve">Có trong bullet hiện tại?</w:t>
             </w:r>
           </w:p>
         </w:tc>
         <w:tc>
           <w:tcPr>
-            <w:tcW w:type="dxa" w:w="4033"/>
+            <w:tcW w:type="dxa" w:w="4260"/>
             <w:tcBorders>
               <w:top w:val="single" w:sz="4" w:color="D9D9D9"/>
               <w:left w:val="single" w:sz="4" w:color="D9D9D9"/>
@@ -4476,7 +6535,7 @@
         </w:trPr>
         <w:tc>
           <w:tcPr>
-            <w:tcW w:type="dxa" w:w="2504"/>
+            <w:tcW w:type="dxa" w:w="3620"/>
             <w:tcBorders>
               <w:top w:val="single" w:sz="4" w:color="D9D9D9"/>
               <w:left w:val="single" w:sz="4" w:color="D9D9D9"/>
@@ -4494,13 +6553,13 @@
                 <w:b w:val="0"/>
                 <w:sz w:val="18"/>
               </w:rPr>
-              <w:t xml:space="preserve">true to size</w:t>
+              <w:t xml:space="preserve">ideal for summer days / summer season</w:t>
             </w:r>
           </w:p>
         </w:tc>
         <w:tc>
           <w:tcPr>
-            <w:tcW w:type="dxa" w:w="3543"/>
+            <w:tcW w:type="dxa" w:w="2200"/>
             <w:tcBorders>
               <w:top w:val="single" w:sz="4" w:color="D9D9D9"/>
               <w:left w:val="single" w:sz="4" w:color="D9D9D9"/>
@@ -4518,13 +6577,13 @@
                 <w:b w:val="0"/>
                 <w:sz w:val="18"/>
               </w:rPr>
-              <w:t xml:space="preserve">Chưa có dữ liệu hoàn hàng để chứng minh</w:t>
+              <w:t xml:space="preserve">SP1, SP2</w:t>
             </w:r>
           </w:p>
         </w:tc>
         <w:tc>
           <w:tcPr>
-            <w:tcW w:type="dxa" w:w="4033"/>
+            <w:tcW w:type="dxa" w:w="4260"/>
             <w:tcBorders>
               <w:top w:val="single" w:sz="4" w:color="D9D9D9"/>
               <w:left w:val="single" w:sz="4" w:color="D9D9D9"/>
@@ -4542,7 +6601,7 @@
                 <w:b w:val="0"/>
                 <w:sz w:val="18"/>
               </w:rPr>
-              <w:t xml:space="preserve">Số đo inch và size người mẫu</w:t>
+              <w:t xml:space="preserve">Dịp cụ thể và cách phối lớp</w:t>
             </w:r>
           </w:p>
         </w:tc>
@@ -4553,7 +6612,7 @@
         </w:trPr>
         <w:tc>
           <w:tcPr>
-            <w:tcW w:type="dxa" w:w="2504"/>
+            <w:tcW w:type="dxa" w:w="3620"/>
             <w:tcBorders>
               <w:top w:val="single" w:sz="4" w:color="D9D9D9"/>
               <w:left w:val="single" w:sz="4" w:color="D9D9D9"/>
@@ -4571,13 +6630,13 @@
                 <w:b w:val="0"/>
                 <w:sz w:val="18"/>
               </w:rPr>
-              <w:t xml:space="preserve">non-see-through, warm, wrinkle-free</w:t>
+              <w:t xml:space="preserve">ideal for fall and winter weather</w:t>
             </w:r>
           </w:p>
         </w:tc>
         <w:tc>
           <w:tcPr>
-            <w:tcW w:type="dxa" w:w="3543"/>
+            <w:tcW w:type="dxa" w:w="2200"/>
             <w:tcBorders>
               <w:top w:val="single" w:sz="4" w:color="D9D9D9"/>
               <w:left w:val="single" w:sz="4" w:color="D9D9D9"/>
@@ -4595,13 +6654,13 @@
                 <w:b w:val="0"/>
                 <w:sz w:val="18"/>
               </w:rPr>
-              <w:t xml:space="preserve">Chưa kiểm chứng; sai thì bị review xấu, hoàn hàng</w:t>
+              <w:t xml:space="preserve">SP3</w:t>
             </w:r>
           </w:p>
         </w:tc>
         <w:tc>
           <w:tcPr>
-            <w:tcW w:type="dxa" w:w="4033"/>
+            <w:tcW w:type="dxa" w:w="4260"/>
             <w:tcBorders>
               <w:top w:val="single" w:sz="4" w:color="D9D9D9"/>
               <w:left w:val="single" w:sz="4" w:color="D9D9D9"/>
@@ -4619,30 +6678,7 @@
                 <w:b w:val="0"/>
                 <w:sz w:val="18"/>
               </w:rPr>
-              <w:t xml:space="preserve">Kết quả thử thật: </w:t>
-            </w:r>
-            <w:r>
-              <w:rPr>
-                <w:b w:val="0"/>
-                <w:rFonts w:ascii="Consolas" w:hAnsi="Consolas" w:cs="Consolas"/>
-                <w:sz w:val="18"/>
-              </w:rPr>
-              <w:t xml:space="preserve">slightly see-through</w:t>
-            </w:r>
-            <w:r>
-              <w:rPr>
-                <w:b w:val="0"/>
-                <w:sz w:val="18"/>
-              </w:rPr>
-              <w:t xml:space="preserve">, </w:t>
-            </w:r>
-            <w:r>
-              <w:rPr>
-                <w:b w:val="0"/>
-                <w:rFonts w:ascii="Consolas" w:hAnsi="Consolas" w:cs="Consolas"/>
-                <w:sz w:val="18"/>
-              </w:rPr>
-              <w:t xml:space="preserve">breathable layer</w:t>
+              <w:t xml:space="preserve">"Add a blazer, cardigan or tights when it is cold"</w:t>
             </w:r>
           </w:p>
         </w:tc>
@@ -4653,7 +6689,7 @@
         </w:trPr>
         <w:tc>
           <w:tcPr>
-            <w:tcW w:type="dxa" w:w="2504"/>
+            <w:tcW w:type="dxa" w:w="3620"/>
             <w:tcBorders>
               <w:top w:val="single" w:sz="4" w:color="D9D9D9"/>
               <w:left w:val="single" w:sz="4" w:color="D9D9D9"/>
@@ -4671,13 +6707,13 @@
                 <w:b w:val="0"/>
                 <w:sz w:val="18"/>
               </w:rPr>
-              <w:t xml:space="preserve">luxurious, premium quality</w:t>
+              <w:t xml:space="preserve">softer and more breathable after a few washes</w:t>
             </w:r>
           </w:p>
         </w:tc>
         <w:tc>
           <w:tcPr>
-            <w:tcW w:type="dxa" w:w="3543"/>
+            <w:tcW w:type="dxa" w:w="2200"/>
             <w:tcBorders>
               <w:top w:val="single" w:sz="4" w:color="D9D9D9"/>
               <w:left w:val="single" w:sz="4" w:color="D9D9D9"/>
@@ -4695,13 +6731,13 @@
                 <w:b w:val="0"/>
                 <w:sz w:val="18"/>
               </w:rPr>
-              <w:t xml:space="preserve">Tính từ chung chung, không chứng minh được</w:t>
+              <w:t xml:space="preserve">SP3</w:t>
             </w:r>
           </w:p>
         </w:tc>
         <w:tc>
           <w:tcPr>
-            <w:tcW w:type="dxa" w:w="4033"/>
+            <w:tcW w:type="dxa" w:w="4260"/>
             <w:tcBorders>
               <w:top w:val="single" w:sz="4" w:color="D9D9D9"/>
               <w:left w:val="single" w:sz="4" w:color="D9D9D9"/>
@@ -4719,7 +6755,7 @@
                 <w:b w:val="0"/>
                 <w:sz w:val="18"/>
               </w:rPr>
-              <w:t xml:space="preserve">Chi tiết nhìn thấy trên ảnh: tay bồng, cổ buộc dây, tầng váy</w:t>
+              <w:t xml:space="preserve">Bỏ; không chứng minh được</w:t>
             </w:r>
           </w:p>
         </w:tc>
@@ -4730,7 +6766,7 @@
         </w:trPr>
         <w:tc>
           <w:tcPr>
-            <w:tcW w:type="dxa" w:w="2504"/>
+            <w:tcW w:type="dxa" w:w="3620"/>
             <w:tcBorders>
               <w:top w:val="single" w:sz="4" w:color="D9D9D9"/>
               <w:left w:val="single" w:sz="4" w:color="D9D9D9"/>
@@ -4748,13 +6784,13 @@
                 <w:b w:val="0"/>
                 <w:sz w:val="18"/>
               </w:rPr>
-              <w:t xml:space="preserve">haute couture</w:t>
+              <w:t xml:space="preserve">lightweight, durable (đứng một mình)</w:t>
             </w:r>
           </w:p>
         </w:tc>
         <w:tc>
           <w:tcPr>
-            <w:tcW w:type="dxa" w:w="3543"/>
+            <w:tcW w:type="dxa" w:w="2200"/>
             <w:tcBorders>
               <w:top w:val="single" w:sz="4" w:color="D9D9D9"/>
               <w:left w:val="single" w:sz="4" w:color="D9D9D9"/>
@@ -4772,13 +6808,13 @@
                 <w:b w:val="0"/>
                 <w:sz w:val="18"/>
               </w:rPr>
-              <w:t xml:space="preserve">Thuật ngữ được bảo hộ tại Pháp</w:t>
+              <w:t xml:space="preserve">SP1, SP2</w:t>
             </w:r>
           </w:p>
         </w:tc>
         <w:tc>
           <w:tcPr>
-            <w:tcW w:type="dxa" w:w="4033"/>
+            <w:tcW w:type="dxa" w:w="4260"/>
             <w:tcBorders>
               <w:top w:val="single" w:sz="4" w:color="D9D9D9"/>
               <w:left w:val="single" w:sz="4" w:color="D9D9D9"/>
@@ -4794,10 +6830,9 @@
             <w:r>
               <w:rPr>
                 <w:b w:val="0"/>
-                <w:rFonts w:ascii="Consolas" w:hAnsi="Consolas" w:cs="Consolas"/>
                 <w:sz w:val="18"/>
               </w:rPr>
-              <w:t xml:space="preserve">runway design house</w:t>
+              <w:t xml:space="preserve">Thành phần, lót, độ xuyên cụ thể</w:t>
             </w:r>
           </w:p>
         </w:tc>
@@ -4808,7 +6843,7 @@
         </w:trPr>
         <w:tc>
           <w:tcPr>
-            <w:tcW w:type="dxa" w:w="2504"/>
+            <w:tcW w:type="dxa" w:w="3620"/>
             <w:tcBorders>
               <w:top w:val="single" w:sz="4" w:color="D9D9D9"/>
               <w:left w:val="single" w:sz="4" w:color="D9D9D9"/>
@@ -4826,13 +6861,13 @@
                 <w:b w:val="0"/>
                 <w:sz w:val="18"/>
               </w:rPr>
-              <w:t xml:space="preserve">this dress walked the runway</w:t>
+              <w:t xml:space="preserve">true to size, non-see-through, warm</w:t>
             </w:r>
           </w:p>
         </w:tc>
         <w:tc>
           <w:tcPr>
-            <w:tcW w:type="dxa" w:w="3543"/>
+            <w:tcW w:type="dxa" w:w="2200"/>
             <w:tcBorders>
               <w:top w:val="single" w:sz="4" w:color="D9D9D9"/>
               <w:left w:val="single" w:sz="4" w:color="D9D9D9"/>
@@ -4850,13 +6885,13 @@
                 <w:b w:val="0"/>
                 <w:sz w:val="18"/>
               </w:rPr>
-              <w:t xml:space="preserve">Mẫu này chưa chắc từng lên sàn diễn</w:t>
+              <w:t xml:space="preserve">Không</w:t>
             </w:r>
           </w:p>
         </w:tc>
         <w:tc>
           <w:tcPr>
-            <w:tcW w:type="dxa" w:w="4033"/>
+            <w:tcW w:type="dxa" w:w="4260"/>
             <w:tcBorders>
               <w:top w:val="single" w:sz="4" w:color="D9D9D9"/>
               <w:left w:val="single" w:sz="4" w:color="D9D9D9"/>
@@ -4864,6 +6899,83 @@
               <w:right w:val="single" w:sz="4" w:color="D9D9D9"/>
             </w:tcBorders>
             <w:shd w:val="clear" w:color="auto" w:fill="FFFFFF"/>
+          </w:tcPr>
+          <w:p>
+            <w:pPr>
+              <w:spacing w:after="60" w:before="60"/>
+            </w:pPr>
+            <w:r>
+              <w:rPr>
+                <w:b w:val="0"/>
+                <w:sz w:val="18"/>
+              </w:rPr>
+              <w:t xml:space="preserve">Số đo inch, kết quả thử thật</w:t>
+            </w:r>
+          </w:p>
+        </w:tc>
+      </w:tr>
+      <w:tr>
+        <w:trPr>
+          <w:cantSplit/>
+        </w:trPr>
+        <w:tc>
+          <w:tcPr>
+            <w:tcW w:type="dxa" w:w="3620"/>
+            <w:tcBorders>
+              <w:top w:val="single" w:sz="4" w:color="D9D9D9"/>
+              <w:left w:val="single" w:sz="4" w:color="D9D9D9"/>
+              <w:bottom w:val="single" w:sz="4" w:color="D9D9D9"/>
+              <w:right w:val="single" w:sz="4" w:color="D9D9D9"/>
+            </w:tcBorders>
+            <w:shd w:val="clear" w:color="auto" w:fill="F6F7F8"/>
+          </w:tcPr>
+          <w:p>
+            <w:pPr>
+              <w:spacing w:after="60" w:before="60"/>
+            </w:pPr>
+            <w:r>
+              <w:rPr>
+                <w:b w:val="0"/>
+                <w:sz w:val="18"/>
+              </w:rPr>
+              <w:t xml:space="preserve">haute couture, "this dress walked the runway"</w:t>
+            </w:r>
+          </w:p>
+        </w:tc>
+        <w:tc>
+          <w:tcPr>
+            <w:tcW w:type="dxa" w:w="2200"/>
+            <w:tcBorders>
+              <w:top w:val="single" w:sz="4" w:color="D9D9D9"/>
+              <w:left w:val="single" w:sz="4" w:color="D9D9D9"/>
+              <w:bottom w:val="single" w:sz="4" w:color="D9D9D9"/>
+              <w:right w:val="single" w:sz="4" w:color="D9D9D9"/>
+            </w:tcBorders>
+            <w:shd w:val="clear" w:color="auto" w:fill="F6F7F8"/>
+          </w:tcPr>
+          <w:p>
+            <w:pPr>
+              <w:spacing w:after="60" w:before="60"/>
+            </w:pPr>
+            <w:r>
+              <w:rPr>
+                <w:b w:val="0"/>
+                <w:sz w:val="18"/>
+              </w:rPr>
+              <w:t xml:space="preserve">Không</w:t>
+            </w:r>
+          </w:p>
+        </w:tc>
+        <w:tc>
+          <w:tcPr>
+            <w:tcW w:type="dxa" w:w="4260"/>
+            <w:tcBorders>
+              <w:top w:val="single" w:sz="4" w:color="D9D9D9"/>
+              <w:left w:val="single" w:sz="4" w:color="D9D9D9"/>
+              <w:bottom w:val="single" w:sz="4" w:color="D9D9D9"/>
+              <w:right w:val="single" w:sz="4" w:color="D9D9D9"/>
+            </w:tcBorders>
+            <w:shd w:val="clear" w:color="auto" w:fill="F6F7F8"/>
           </w:tcPr>
           <w:p>
             <w:pPr>
@@ -4886,84 +6998,7 @@
         </w:trPr>
         <w:tc>
           <w:tcPr>
-            <w:tcW w:type="dxa" w:w="2504"/>
-            <w:tcBorders>
-              <w:top w:val="single" w:sz="4" w:color="D9D9D9"/>
-              <w:left w:val="single" w:sz="4" w:color="D9D9D9"/>
-              <w:bottom w:val="single" w:sz="4" w:color="D9D9D9"/>
-              <w:right w:val="single" w:sz="4" w:color="D9D9D9"/>
-            </w:tcBorders>
-            <w:shd w:val="clear" w:color="auto" w:fill="F6F7F8"/>
-          </w:tcPr>
-          <w:p>
-            <w:pPr>
-              <w:spacing w:after="60" w:before="60"/>
-            </w:pPr>
-            <w:r>
-              <w:rPr>
-                <w:b w:val="0"/>
-                <w:sz w:val="18"/>
-              </w:rPr>
-              <w:t xml:space="preserve">sale, cheap, giá, khuyến mãi</w:t>
-            </w:r>
-          </w:p>
-        </w:tc>
-        <w:tc>
-          <w:tcPr>
-            <w:tcW w:type="dxa" w:w="3543"/>
-            <w:tcBorders>
-              <w:top w:val="single" w:sz="4" w:color="D9D9D9"/>
-              <w:left w:val="single" w:sz="4" w:color="D9D9D9"/>
-              <w:bottom w:val="single" w:sz="4" w:color="D9D9D9"/>
-              <w:right w:val="single" w:sz="4" w:color="D9D9D9"/>
-            </w:tcBorders>
-            <w:shd w:val="clear" w:color="auto" w:fill="F6F7F8"/>
-          </w:tcPr>
-          <w:p>
-            <w:pPr>
-              <w:spacing w:after="60" w:before="60"/>
-            </w:pPr>
-            <w:r>
-              <w:rPr>
-                <w:b w:val="0"/>
-                <w:sz w:val="18"/>
-              </w:rPr>
-              <w:t xml:space="preserve">Amazon không cho nhắc giá và khuyến mãi trong bullet</w:t>
-            </w:r>
-          </w:p>
-        </w:tc>
-        <w:tc>
-          <w:tcPr>
-            <w:tcW w:type="dxa" w:w="4033"/>
-            <w:tcBorders>
-              <w:top w:val="single" w:sz="4" w:color="D9D9D9"/>
-              <w:left w:val="single" w:sz="4" w:color="D9D9D9"/>
-              <w:bottom w:val="single" w:sz="4" w:color="D9D9D9"/>
-              <w:right w:val="single" w:sz="4" w:color="D9D9D9"/>
-            </w:tcBorders>
-            <w:shd w:val="clear" w:color="auto" w:fill="F6F7F8"/>
-          </w:tcPr>
-          <w:p>
-            <w:pPr>
-              <w:spacing w:after="60" w:before="60"/>
-            </w:pPr>
-            <w:r>
-              <w:rPr>
-                <w:b w:val="0"/>
-                <w:sz w:val="18"/>
-              </w:rPr>
-              <w:t xml:space="preserve">Coupon theo dịp (YC02 mục 6)</w:t>
-            </w:r>
-          </w:p>
-        </w:tc>
-      </w:tr>
-      <w:tr>
-        <w:trPr>
-          <w:cantSplit/>
-        </w:trPr>
-        <w:tc>
-          <w:tcPr>
-            <w:tcW w:type="dxa" w:w="2504"/>
+            <w:tcW w:type="dxa" w:w="3620"/>
             <w:tcBorders>
               <w:top w:val="single" w:sz="4" w:color="D9D9D9"/>
               <w:left w:val="single" w:sz="4" w:color="D9D9D9"/>
@@ -4981,13 +7016,13 @@
                 <w:b w:val="0"/>
                 <w:sz w:val="18"/>
               </w:rPr>
-              <w:t xml:space="preserve">tên đối thủ</w:t>
+              <w:t xml:space="preserve">sale, giá, tên đối thủ</w:t>
             </w:r>
           </w:p>
         </w:tc>
         <w:tc>
           <w:tcPr>
-            <w:tcW w:type="dxa" w:w="3543"/>
+            <w:tcW w:type="dxa" w:w="2200"/>
             <w:tcBorders>
               <w:top w:val="single" w:sz="4" w:color="D9D9D9"/>
               <w:left w:val="single" w:sz="4" w:color="D9D9D9"/>
@@ -5005,13 +7040,13 @@
                 <w:b w:val="0"/>
                 <w:sz w:val="18"/>
               </w:rPr>
-              <w:t xml:space="preserve">Không so sánh với đối thủ trên listing</w:t>
+              <w:t xml:space="preserve">Không</w:t>
             </w:r>
           </w:p>
         </w:tc>
         <w:tc>
           <w:tcPr>
-            <w:tcW w:type="dxa" w:w="4033"/>
+            <w:tcW w:type="dxa" w:w="4260"/>
             <w:tcBorders>
               <w:top w:val="single" w:sz="4" w:color="D9D9D9"/>
               <w:left w:val="single" w:sz="4" w:color="D9D9D9"/>
@@ -5029,7 +7064,7 @@
                 <w:b w:val="0"/>
                 <w:sz w:val="18"/>
               </w:rPr>
-              <w:t xml:space="preserve">Tự chứng minh bằng ảnh và số đo</w:t>
+              <w:t xml:space="preserve">Coupon theo dịp (YC02 mục 6)</w:t>
             </w:r>
           </w:p>
         </w:tc>
@@ -5046,7 +7081,7 @@
         <w:spacing w:before="280" w:after="60"/>
       </w:pPr>
       <w:r>
-        <w:t xml:space="preserve">7 Kiểm tra trước khi đăng</w:t>
+        <w:t xml:space="preserve">8 Kiểm tra trước khi đăng</w:t>
       </w:r>
     </w:p>
     <w:p>
@@ -5054,7 +7089,7 @@
         <w:pStyle w:val="ListBullet"/>
       </w:pPr>
       <w:r>
-        <w:t xml:space="preserve">[ ] Không còn ô [ ] nào trong bullet.</w:t>
+        <w:t xml:space="preserve">[ ] Đã đối chiếu bullet hiện tại nguyên văn trong Seller Central.</w:t>
       </w:r>
     </w:p>
     <w:p>
@@ -5062,7 +7097,7 @@
         <w:pStyle w:val="ListBullet"/>
       </w:pPr>
       <w:r>
-        <w:t xml:space="preserve">[ ] Số đo trong bullet 4 khớp size chart ở ảnh ô 7 (YC05).</w:t>
+        <w:t xml:space="preserve">[ ] Không còn ô [ ] nào.</w:t>
       </w:r>
     </w:p>
     <w:p>
@@ -5070,7 +7105,7 @@
         <w:pStyle w:val="ListBullet"/>
       </w:pPr>
       <w:r>
-        <w:t xml:space="preserve">[ ] Độ xuyên và lót trong bullet 3 khớp ảnh ô 5 và ô 8.</w:t>
+        <w:t xml:space="preserve">[ ] Số đo bullet 4 khớp size chart ô 7 (YC05); độ xuyên, lót bullet 3 khớp ảnh ô 5 và ô 8.</w:t>
       </w:r>
     </w:p>
     <w:p>
@@ -5078,7 +7113,7 @@
         <w:pStyle w:val="ListBullet"/>
       </w:pPr>
       <w:r>
-        <w:t xml:space="preserve">[ ] Dịp ở bullet 1 khớp Item Highlights và ảnh ô 2–3.</w:t>
+        <w:t xml:space="preserve">[ ] Thuộc tính (chất liệu, cách giặt, độ dài, kiểu cổ) khớp bullet.</w:t>
       </w:r>
     </w:p>
     <w:p>
@@ -5086,15 +7121,7 @@
         <w:pStyle w:val="ListBullet"/>
       </w:pPr>
       <w:r>
-        <w:t xml:space="preserve">[ ] SP3: mỗi màu đúng bản bullet 1 của mình.</w:t>
-      </w:r>
-    </w:p>
-    <w:p>
-      <w:pPr>
-        <w:pStyle w:val="ListBullet"/>
-      </w:pPr>
-      <w:r>
-        <w:t xml:space="preserve">[ ] SP2: nếu tay không dài, đã bỏ "long sleeve" khỏi mọi chỗ.</w:t>
+        <w:t xml:space="preserve">[ ] SP3: mỗi màu đúng bản bullet 1 của mình; title khớp dáng thật.</w:t>
       </w:r>
     </w:p>
     <w:p>
@@ -5116,7 +7143,7 @@
     </w:p>
     <w:p>
       <w:r>
-        <w:t xml:space="preserve">[N1] SIXDO – Phần 1–2: mã hóa 40 review đối thủ và 8 review SP2. [N2] SIXDO – Yêu cầu 02, mục 2 (từ khóa) và mục 3 (listing). [1] Hướng dẫn listing quần áo của Amazon (Clothing Style Guide): https://m.media-amazon.com/images/G/65/SG3P/SU/Listing/Clothing_Style_Guide_Final.pdf [2] Alexa for Shopping và Q&amp;A (nguồn thứ cấp): https://www.stackline.com/news/rufus-is-gone-what-it-means-and-what-it-doesnt</w:t>
+        <w:t xml:space="preserve">[N1] SIXDO – Phần 1–2: mã hóa 40 review đối thủ và 8 review SP2; ASIN 3 sản phẩm. [N2] SIXDO – Yêu cầu 02, mục 2 (từ khóa) và mục 3 (listing). [1] SP1 – SIXDO White Blue Floral Woven Long Jumpsuit: https://www.amazon.com/SIXDO-Floral-Jumpsuit-Feminine-Breezy/dp/B0GRGWHHKL [2] SP2 – SIXDO Voile Floral Flared Maxi Dress: https://us.amazon.com/SIXDO-Floral-Feminine-Sheer-Sleeve-Vacation/dp/B0H6JXKRWV [3] SP3 – SIXDO Raw Flared Dress: https://www.amazon.com/SIXDO-Flared-Versatile-Events-Celebrations/dp/B0FKMSCPV8 [4] Alexa for Shopping và Q&amp;A (nguồn thứ cấp): https://www.stackline.com/news/rufus-is-gone-what-it-means-and-what-it-doesnt</w:t>
       </w:r>
     </w:p>
     <w:sectPr>
